--- a/entregables/evaluacion_profesor/Plan_Pruebas_Localito.docx
+++ b/entregables/evaluacion_profesor/Plan_Pruebas_Localito.docx
@@ -4,911 +4,4217 @@
   <w:body>
     <w:p>
       <w:pPr>
-        <w:jc w:val="center"/>
-      </w:pPr>
-      <w:r>
-        <w:rPr>
-          <w:rFonts w:ascii="Arial" w:hAnsi="Arial"/>
-          <w:b/>
-          <w:color w:val="17365D"/>
-          <w:sz w:val="64"/>
-        </w:rPr>
-        <w:t>LOCALITO</w:t>
-      </w:r>
-    </w:p>
-    <w:p>
-      <w:pPr>
-        <w:jc w:val="center"/>
-      </w:pPr>
-      <w:r>
-        <w:rPr>
-          <w:rFonts w:ascii="Arial" w:hAnsi="Arial"/>
-          <w:b/>
-          <w:color w:val="2F5597"/>
-          <w:sz w:val="44"/>
-        </w:rPr>
-        <w:t>Plan de pruebas</w:t>
-      </w:r>
-    </w:p>
-    <w:p>
-      <w:pPr>
-        <w:jc w:val="center"/>
-      </w:pPr>
-      <w:r>
-        <w:rPr>
-          <w:rFonts w:ascii="Arial" w:hAnsi="Arial"/>
-          <w:i/>
-          <w:sz w:val="24"/>
-        </w:rPr>
-        <w:t>Calidad, integridad, regresión y build</w:t>
-      </w:r>
-    </w:p>
-    <w:p/>
-    <w:tbl>
-      <w:tblPr>
-        <w:tblStyle w:val="TableGrid"/>
-        <w:tblW w:type="auto" w:w="0"/>
-        <w:jc w:val="center"/>
-        <w:tblLook w:firstColumn="1" w:firstRow="1" w:lastColumn="0" w:lastRow="0" w:noHBand="0" w:noVBand="1" w:val="04A0"/>
-      </w:tblPr>
-      <w:tblGrid>
-        <w:gridCol w:w="4929"/>
-        <w:gridCol w:w="4929"/>
-      </w:tblGrid>
-      <w:tr>
-        <w:tc>
-          <w:tcPr>
-            <w:tcW w:type="dxa" w:w="4929"/>
-            <w:shd w:fill="D9EAF7"/>
-            <w:tcMar>
-              <w:top w:w="80" w:type="dxa"/>
-              <w:start w:w="90" w:type="dxa"/>
-              <w:bottom w:w="80" w:type="dxa"/>
-              <w:end w:w="90" w:type="dxa"/>
-            </w:tcMar>
-            <w:vAlign w:val="center"/>
-          </w:tcPr>
-          <w:p>
-            <w:r>
-              <w:rPr>
-                <w:b/>
-              </w:rPr>
-              <w:t>Proyecto</w:t>
-            </w:r>
-          </w:p>
-        </w:tc>
-        <w:tc>
-          <w:tcPr>
-            <w:tcW w:type="dxa" w:w="4929"/>
-            <w:tcMar>
-              <w:top w:w="80" w:type="dxa"/>
-              <w:start w:w="90" w:type="dxa"/>
-              <w:bottom w:w="80" w:type="dxa"/>
-              <w:end w:w="90" w:type="dxa"/>
-            </w:tcMar>
-            <w:vAlign w:val="center"/>
-          </w:tcPr>
-          <w:p>
-            <w:r>
-              <w:t>Localito — PWA SaaS para comercios de barrio</w:t>
-            </w:r>
-          </w:p>
-        </w:tc>
-      </w:tr>
-      <w:tr>
-        <w:tc>
-          <w:tcPr>
-            <w:tcW w:type="dxa" w:w="4929"/>
-            <w:shd w:fill="D9EAF7"/>
-            <w:tcMar>
-              <w:top w:w="80" w:type="dxa"/>
-              <w:start w:w="90" w:type="dxa"/>
-              <w:bottom w:w="80" w:type="dxa"/>
-              <w:end w:w="90" w:type="dxa"/>
-            </w:tcMar>
-            <w:vAlign w:val="center"/>
-          </w:tcPr>
-          <w:p>
-            <w:r>
-              <w:rPr>
-                <w:b/>
-              </w:rPr>
-              <w:t>Programa</w:t>
-            </w:r>
-          </w:p>
-        </w:tc>
-        <w:tc>
-          <w:tcPr>
-            <w:tcW w:type="dxa" w:w="4929"/>
-            <w:tcMar>
-              <w:top w:w="80" w:type="dxa"/>
-              <w:start w:w="90" w:type="dxa"/>
-              <w:bottom w:w="80" w:type="dxa"/>
-              <w:end w:w="90" w:type="dxa"/>
-            </w:tcMar>
-            <w:vAlign w:val="center"/>
-          </w:tcPr>
-          <w:p>
-            <w:r>
-              <w:t>Ingeniería en Informática · Capstone 2026</w:t>
-            </w:r>
-          </w:p>
-        </w:tc>
-      </w:tr>
-      <w:tr>
-        <w:tc>
-          <w:tcPr>
-            <w:tcW w:type="dxa" w:w="4929"/>
-            <w:shd w:fill="D9EAF7"/>
-            <w:tcMar>
-              <w:top w:w="80" w:type="dxa"/>
-              <w:start w:w="90" w:type="dxa"/>
-              <w:bottom w:w="80" w:type="dxa"/>
-              <w:end w:w="90" w:type="dxa"/>
-            </w:tcMar>
-            <w:vAlign w:val="center"/>
-          </w:tcPr>
-          <w:p>
-            <w:r>
-              <w:rPr>
-                <w:b/>
-              </w:rPr>
-              <w:t>Metodología</w:t>
-            </w:r>
-          </w:p>
-        </w:tc>
-        <w:tc>
-          <w:tcPr>
-            <w:tcW w:type="dxa" w:w="4929"/>
-            <w:tcMar>
-              <w:top w:w="80" w:type="dxa"/>
-              <w:start w:w="90" w:type="dxa"/>
-              <w:bottom w:w="80" w:type="dxa"/>
-              <w:end w:w="90" w:type="dxa"/>
-            </w:tcMar>
-            <w:vAlign w:val="center"/>
-          </w:tcPr>
-          <w:p>
-            <w:r>
-              <w:t>Scrum · Gestión activa en Trello</w:t>
-            </w:r>
-          </w:p>
-        </w:tc>
-      </w:tr>
-      <w:tr>
-        <w:tc>
-          <w:tcPr>
-            <w:tcW w:type="dxa" w:w="4929"/>
-            <w:shd w:fill="D9EAF7"/>
-            <w:tcMar>
-              <w:top w:w="80" w:type="dxa"/>
-              <w:start w:w="90" w:type="dxa"/>
-              <w:bottom w:w="80" w:type="dxa"/>
-              <w:end w:w="90" w:type="dxa"/>
-            </w:tcMar>
-            <w:vAlign w:val="center"/>
-          </w:tcPr>
-          <w:p>
-            <w:r>
-              <w:rPr>
-                <w:b/>
-              </w:rPr>
-              <w:t>Corte documental</w:t>
-            </w:r>
-          </w:p>
-        </w:tc>
-        <w:tc>
-          <w:tcPr>
-            <w:tcW w:type="dxa" w:w="4929"/>
-            <w:tcMar>
-              <w:top w:w="80" w:type="dxa"/>
-              <w:start w:w="90" w:type="dxa"/>
-              <w:bottom w:w="80" w:type="dxa"/>
-              <w:end w:w="90" w:type="dxa"/>
-            </w:tcMar>
-            <w:vAlign w:val="center"/>
-          </w:tcPr>
-          <w:p>
-            <w:r>
-              <w:t>03 de octubre de 2026</w:t>
-            </w:r>
-          </w:p>
-        </w:tc>
-      </w:tr>
-      <w:tr>
-        <w:tc>
-          <w:tcPr>
-            <w:tcW w:type="dxa" w:w="4929"/>
-            <w:shd w:fill="D9EAF7"/>
-            <w:tcMar>
-              <w:top w:w="80" w:type="dxa"/>
-              <w:start w:w="90" w:type="dxa"/>
-              <w:bottom w:w="80" w:type="dxa"/>
-              <w:end w:w="90" w:type="dxa"/>
-            </w:tcMar>
-            <w:vAlign w:val="center"/>
-          </w:tcPr>
-          <w:p>
-            <w:r>
-              <w:rPr>
-                <w:b/>
-              </w:rPr>
-              <w:t>Criterio de evaluación</w:t>
-            </w:r>
-          </w:p>
-        </w:tc>
-        <w:tc>
-          <w:tcPr>
-            <w:tcW w:type="dxa" w:w="4929"/>
-            <w:tcMar>
-              <w:top w:w="80" w:type="dxa"/>
-              <w:start w:w="90" w:type="dxa"/>
-              <w:bottom w:w="80" w:type="dxa"/>
-              <w:end w:w="90" w:type="dxa"/>
-            </w:tcMar>
-            <w:vAlign w:val="center"/>
-          </w:tcPr>
-          <w:p>
-            <w:r>
-              <w:t>15 · Pruebas</w:t>
-            </w:r>
-          </w:p>
-        </w:tc>
-      </w:tr>
-    </w:tbl>
-    <w:p/>
-    <w:p>
-      <w:pPr>
-        <w:jc w:val="center"/>
+        <w:spacing w:before="760"/>
       </w:pPr>
       <w:r>
         <w:rPr>
           <w:b/>
-          <w:color w:val="17365D"/>
-          <w:sz w:val="22"/>
         </w:rPr>
-        <w:t>Equipo Scrum</w:t>
-      </w:r>
-    </w:p>
-    <w:p>
-      <w:pPr>
-        <w:jc w:val="center"/>
+        <w:t>DUOC UC PLAZA NORTE</w:t>
+      </w:r>
+    </w:p>
+    <w:p>
+      <w:pPr>
+        <w:pStyle w:val="Title"/>
+        <w:spacing w:before="480" w:after="360"/>
+      </w:pPr>
+      <w:r>
+        <w:t>Plan de pruebas de Localito</w:t>
+      </w:r>
+    </w:p>
+    <w:p>
+      <w:pPr>
+        <w:pStyle w:val="Subtitle"/>
+      </w:pPr>
+      <w:r>
+        <w:t>Proyecto Capstone de Ingeniería en Informática</w:t>
+      </w:r>
+    </w:p>
+    <w:p>
+      <w:pPr>
+        <w:pStyle w:val="Subtitle"/>
+      </w:pPr>
+      <w:r>
+        <w:t>Localito PWA SaaS para gestión de pequeños comercios</w:t>
+      </w:r>
+    </w:p>
+    <w:p>
+      <w:pPr>
+        <w:spacing w:before="760"/>
       </w:pPr>
       <w:r>
         <w:rPr>
-          <w:sz w:val="19"/>
+          <w:b/>
         </w:rPr>
-        <w:t>Alexander Patiño — Product Owner</w:t>
-      </w:r>
-    </w:p>
-    <w:p>
-      <w:pPr>
-        <w:jc w:val="center"/>
-      </w:pPr>
+        <w:t>Autores</w:t>
+      </w:r>
+    </w:p>
+    <w:p>
+      <w:r>
+        <w:t>Camilo González</w:t>
+        <w:br/>
+        <w:t>Alexander Patiño</w:t>
+        <w:br/>
+        <w:t>Samuel Solís</w:t>
+      </w:r>
+    </w:p>
+    <w:p>
+      <w:r>
+        <w:t>Docente Álvaro Andrés Mellado Pimentel</w:t>
+      </w:r>
+    </w:p>
+    <w:p>
+      <w:r>
+        <w:t>Versión documental revisada</w:t>
+        <w:br/>
+        <w:t>Corte del proyecto 03 de octubre de 2026</w:t>
+      </w:r>
+    </w:p>
+    <w:p>
+      <w:pPr>
+        <w:spacing w:before="400"/>
+      </w:pPr>
+      <w:r>
+        <w:t>Este documento desarrolla plan de pruebas con evidencia del repositorio y referencias públicas. Distingue implementación, resultados históricos y mejoras pendientes.</w:t>
+      </w:r>
+    </w:p>
+    <w:p>
+      <w:r>
+        <w:br w:type="page"/>
+      </w:r>
+    </w:p>
+    <w:p>
+      <w:pPr>
+        <w:pStyle w:val="Heading1"/>
+      </w:pPr>
+      <w:r>
+        <w:t>Índice</w:t>
+      </w:r>
+    </w:p>
+    <w:p>
+      <w:pPr>
+        <w:pStyle w:val="TOC1"/>
+      </w:pPr>
+      <w:r>
+        <w:fldChar w:fldCharType="begin"/>
+      </w:r>
+      <w:r>
+        <w:instrText xml:space="preserve"> TOC \o "1-2" \h \z \u </w:instrText>
+      </w:r>
+      <w:r>
+        <w:fldChar w:fldCharType="separate"/>
+      </w:r>
+      <w:hyperlink w:anchor="h1">
+        <w:r>
+          <w:rPr>
+            <w:color w:val="000000"/>
+          </w:rPr>
+          <w:t xml:space="preserve">1 Resumen ejecutivo</w:t>
+        </w:r>
+      </w:hyperlink>
+      <w:r>
+        <w:tab/>
+      </w:r>
+      <w:r>
+        <w:fldChar w:fldCharType="begin"/>
+      </w:r>
+      <w:r>
+        <w:instrText xml:space="preserve"> PAGEREF h1 \h </w:instrText>
+      </w:r>
+      <w:r>
+        <w:fldChar w:fldCharType="separate"/>
+      </w:r>
+      <w:r>
+        <w:t>3</w:t>
+      </w:r>
+      <w:r>
+        <w:fldChar w:fldCharType="end"/>
+      </w:r>
+    </w:p>
+    <w:p>
+      <w:pPr>
+        <w:pStyle w:val="TOC1"/>
+      </w:pPr>
+      <w:hyperlink w:anchor="h2">
+        <w:r>
+          <w:rPr>
+            <w:color w:val="000000"/>
+          </w:rPr>
+          <w:t xml:space="preserve">2 Introducción y objetivos</w:t>
+        </w:r>
+      </w:hyperlink>
+      <w:r>
+        <w:tab/>
+      </w:r>
+      <w:r>
+        <w:fldChar w:fldCharType="begin"/>
+      </w:r>
+      <w:r>
+        <w:instrText xml:space="preserve"> PAGEREF h2 \h </w:instrText>
+      </w:r>
+      <w:r>
+        <w:fldChar w:fldCharType="separate"/>
+      </w:r>
+      <w:r>
+        <w:t>3</w:t>
+      </w:r>
+      <w:r>
+        <w:fldChar w:fldCharType="end"/>
+      </w:r>
+    </w:p>
+    <w:p>
+      <w:pPr>
+        <w:pStyle w:val="TOC1"/>
+      </w:pPr>
+      <w:hyperlink w:anchor="h3">
+        <w:r>
+          <w:rPr>
+            <w:color w:val="000000"/>
+          </w:rPr>
+          <w:t xml:space="preserve">3 Alcance y niveles de prueba</w:t>
+        </w:r>
+      </w:hyperlink>
+      <w:r>
+        <w:tab/>
+      </w:r>
+      <w:r>
+        <w:fldChar w:fldCharType="begin"/>
+      </w:r>
+      <w:r>
+        <w:instrText xml:space="preserve"> PAGEREF h3 \h </w:instrText>
+      </w:r>
+      <w:r>
+        <w:fldChar w:fldCharType="separate"/>
+      </w:r>
+      <w:r>
+        <w:t>3</w:t>
+      </w:r>
+      <w:r>
+        <w:fldChar w:fldCharType="end"/>
+      </w:r>
+    </w:p>
+    <w:p>
+      <w:pPr>
+        <w:pStyle w:val="TOC1"/>
+      </w:pPr>
+      <w:hyperlink w:anchor="h4">
+        <w:r>
+          <w:rPr>
+            <w:color w:val="000000"/>
+          </w:rPr>
+          <w:t xml:space="preserve">4 Ambiente y datos</w:t>
+        </w:r>
+      </w:hyperlink>
+      <w:r>
+        <w:tab/>
+      </w:r>
+      <w:r>
+        <w:fldChar w:fldCharType="begin"/>
+      </w:r>
+      <w:r>
+        <w:instrText xml:space="preserve"> PAGEREF h4 \h </w:instrText>
+      </w:r>
+      <w:r>
+        <w:fldChar w:fldCharType="separate"/>
+      </w:r>
+      <w:r>
+        <w:t>3</w:t>
+      </w:r>
+      <w:r>
+        <w:fldChar w:fldCharType="end"/>
+      </w:r>
+    </w:p>
+    <w:p>
+      <w:pPr>
+        <w:pStyle w:val="TOC1"/>
+      </w:pPr>
+      <w:hyperlink w:anchor="h5">
+        <w:r>
+          <w:rPr>
+            <w:color w:val="000000"/>
+          </w:rPr>
+          <w:t xml:space="preserve">5 Ejecución automatizada y alcance real</w:t>
+        </w:r>
+      </w:hyperlink>
+      <w:r>
+        <w:tab/>
+      </w:r>
+      <w:r>
+        <w:fldChar w:fldCharType="begin"/>
+      </w:r>
+      <w:r>
+        <w:instrText xml:space="preserve"> PAGEREF h5 \h </w:instrText>
+      </w:r>
+      <w:r>
+        <w:fldChar w:fldCharType="separate"/>
+      </w:r>
+      <w:r>
+        <w:t>3</w:t>
+      </w:r>
+      <w:r>
+        <w:fldChar w:fldCharType="end"/>
+      </w:r>
+    </w:p>
+    <w:p>
+      <w:pPr>
+        <w:pStyle w:val="TOC1"/>
+      </w:pPr>
+      <w:hyperlink w:anchor="h6">
+        <w:r>
+          <w:rPr>
+            <w:color w:val="000000"/>
+          </w:rPr>
+          <w:t xml:space="preserve">6 Criterios de entrada y salida</w:t>
+        </w:r>
+      </w:hyperlink>
+      <w:r>
+        <w:tab/>
+      </w:r>
+      <w:r>
+        <w:fldChar w:fldCharType="begin"/>
+      </w:r>
+      <w:r>
+        <w:instrText xml:space="preserve"> PAGEREF h6 \h </w:instrText>
+      </w:r>
+      <w:r>
+        <w:fldChar w:fldCharType="separate"/>
+      </w:r>
+      <w:r>
+        <w:t>4</w:t>
+      </w:r>
+      <w:r>
+        <w:fldChar w:fldCharType="end"/>
+      </w:r>
+    </w:p>
+    <w:p>
+      <w:pPr>
+        <w:pStyle w:val="TOC1"/>
+      </w:pPr>
+      <w:hyperlink w:anchor="h7">
+        <w:r>
+          <w:rPr>
+            <w:color w:val="000000"/>
+          </w:rPr>
+          <w:t xml:space="preserve">7 Catálogo de casos de la matriz</w:t>
+        </w:r>
+      </w:hyperlink>
+      <w:r>
+        <w:tab/>
+      </w:r>
+      <w:r>
+        <w:fldChar w:fldCharType="begin"/>
+      </w:r>
+      <w:r>
+        <w:instrText xml:space="preserve"> PAGEREF h7 \h </w:instrText>
+      </w:r>
+      <w:r>
+        <w:fldChar w:fldCharType="separate"/>
+      </w:r>
+      <w:r>
+        <w:t>4</w:t>
+      </w:r>
+      <w:r>
+        <w:fldChar w:fldCharType="end"/>
+      </w:r>
+    </w:p>
+    <w:p>
+      <w:pPr>
+        <w:pStyle w:val="TOC1"/>
+      </w:pPr>
+      <w:hyperlink w:anchor="h121">
+        <w:r>
+          <w:rPr>
+            <w:color w:val="000000"/>
+          </w:rPr>
+          <w:t xml:space="preserve">8 Casos adicionales de arquitectura y calidad</w:t>
+        </w:r>
+      </w:hyperlink>
+      <w:r>
+        <w:tab/>
+      </w:r>
+      <w:r>
+        <w:fldChar w:fldCharType="begin"/>
+      </w:r>
+      <w:r>
+        <w:instrText xml:space="preserve"> PAGEREF h121 \h </w:instrText>
+      </w:r>
+      <w:r>
+        <w:fldChar w:fldCharType="separate"/>
+      </w:r>
+      <w:r>
+        <w:t>25</w:t>
+      </w:r>
+      <w:r>
+        <w:fldChar w:fldCharType="end"/>
+      </w:r>
+    </w:p>
+    <w:p>
+      <w:pPr>
+        <w:pStyle w:val="TOC1"/>
+      </w:pPr>
+      <w:hyperlink w:anchor="h122">
+        <w:r>
+          <w:rPr>
+            <w:color w:val="000000"/>
+          </w:rPr>
+          <w:t xml:space="preserve">9 Evidencia histórica y límites</w:t>
+        </w:r>
+      </w:hyperlink>
+      <w:r>
+        <w:tab/>
+      </w:r>
+      <w:r>
+        <w:fldChar w:fldCharType="begin"/>
+      </w:r>
+      <w:r>
+        <w:instrText xml:space="preserve"> PAGEREF h122 \h </w:instrText>
+      </w:r>
+      <w:r>
+        <w:fldChar w:fldCharType="separate"/>
+      </w:r>
+      <w:r>
+        <w:t>25</w:t>
+      </w:r>
+      <w:r>
+        <w:fldChar w:fldCharType="end"/>
+      </w:r>
+    </w:p>
+    <w:p>
+      <w:pPr>
+        <w:pStyle w:val="TOC1"/>
+      </w:pPr>
+      <w:hyperlink w:anchor="h123">
+        <w:r>
+          <w:rPr>
+            <w:color w:val="000000"/>
+          </w:rPr>
+          <w:t xml:space="preserve">10 Conclusiones</w:t>
+        </w:r>
+      </w:hyperlink>
+      <w:r>
+        <w:tab/>
+      </w:r>
+      <w:r>
+        <w:fldChar w:fldCharType="begin"/>
+      </w:r>
+      <w:r>
+        <w:instrText xml:space="preserve"> PAGEREF h123 \h </w:instrText>
+      </w:r>
+      <w:r>
+        <w:fldChar w:fldCharType="separate"/>
+      </w:r>
+      <w:r>
+        <w:t>25</w:t>
+      </w:r>
+      <w:r>
+        <w:fldChar w:fldCharType="end"/>
+      </w:r>
+    </w:p>
+    <w:p>
+      <w:pPr>
+        <w:pStyle w:val="TOC1"/>
+      </w:pPr>
+      <w:hyperlink w:anchor="h124">
+        <w:r>
+          <w:rPr>
+            <w:color w:val="000000"/>
+          </w:rPr>
+          <w:t xml:space="preserve">11 Referencias y evidencia de la versión</w:t>
+        </w:r>
+      </w:hyperlink>
+      <w:r>
+        <w:tab/>
+      </w:r>
+      <w:r>
+        <w:fldChar w:fldCharType="begin"/>
+      </w:r>
+      <w:r>
+        <w:instrText xml:space="preserve"> PAGEREF h124 \h </w:instrText>
+      </w:r>
+      <w:r>
+        <w:fldChar w:fldCharType="separate"/>
+      </w:r>
+      <w:r>
+        <w:t>25</w:t>
+      </w:r>
+      <w:r>
+        <w:fldChar w:fldCharType="end"/>
+      </w:r>
+      <w:r>
+        <w:fldChar w:fldCharType="end"/>
+      </w:r>
+    </w:p>
+    <w:p>
+      <w:r>
+        <w:br w:type="page"/>
+      </w:r>
+    </w:p>
+    <w:p>
+      <w:pPr>
+        <w:pStyle w:val="Heading1"/>
+      </w:pPr>
+      <w:bookmarkStart w:id="1" w:name="h1"/>
+      <w:r>
+        <w:t>1 Resumen ejecutivo</w:t>
+      </w:r>
+      <w:bookmarkEnd w:id="1"/>
+    </w:p>
+    <w:p>
+      <w:r>
+        <w:t>El plan verifica funcionalidades, integridad, permisos, regresión y operación del MVP. La fuente mantiene casos manuales con estados explícitos y pruebas automatizadas en código. Esta versión desarrolla procedimiento, ambiente, criterios de salida y catálogo de casos, conservando pendientes. No registra una nueva ejecución de npm run check ni una aceptación productiva.</w:t>
+      </w:r>
+    </w:p>
+    <w:p>
+      <w:pPr>
+        <w:pStyle w:val="Heading1"/>
+      </w:pPr>
+      <w:bookmarkStart w:id="2" w:name="h2"/>
+      <w:r>
+        <w:t>2 Introducción y objetivos</w:t>
+      </w:r>
+      <w:bookmarkEnd w:id="2"/>
+    </w:p>
+    <w:p>
+      <w:r>
+        <w:t>La evaluación requiere relacionar requisitos y resultados. Se prueba venta y efecto sobre stock; fiado y saldo; compra y recepción; permisos y aislamiento. Los tipos, build y pruebas de lógica detectan errores distintos. Node proporciona el ejecutor de pruebas utilizado por el proyecto [R22], sin que su existencia acredite cobertura suficiente.</w:t>
+      </w:r>
+    </w:p>
+    <w:p>
+      <w:pPr>
+        <w:pStyle w:val="Heading1"/>
+      </w:pPr>
+      <w:bookmarkStart w:id="3" w:name="h3"/>
+      <w:r>
+        <w:t>3 Alcance y niveles de prueba</w:t>
+      </w:r>
+      <w:bookmarkEnd w:id="3"/>
+    </w:p>
+    <w:p>
+      <w:r>
+        <w:t>Las pruebas de lógica revisan funciones de cálculo y validación. Las de integración deben comprobar las relaciones entre API y PostgreSQL. La regresión visual revisa estados y legibilidad; UAT revisa tareas con usuarios. Las pruebas de dispositivo evalúan cámara, PWA y almacenamiento. Cada resultado conserva el nivel y ambiente donde se obtuvo.</w:t>
+      </w:r>
+    </w:p>
+    <w:p>
+      <w:r>
+        <w:t>Una prueba MemoryRepository no verifica locks ni concurrencia SQL. La presencia de una prueba automatizada en el repositorio no significa que se ejecutó en este turno. Los registros históricos se describen como históricos y los estados manuales se mantienen según su matriz.</w:t>
+      </w:r>
+    </w:p>
+    <w:p>
+      <w:pPr>
+        <w:pStyle w:val="Heading1"/>
+      </w:pPr>
+      <w:bookmarkStart w:id="4" w:name="h4"/>
+      <w:r>
+        <w:t>4 Ambiente y datos</w:t>
+      </w:r>
+      <w:bookmarkEnd w:id="4"/>
+    </w:p>
+    <w:p>
+      <w:r>
+        <w:t>El ambiente propuesto utiliza una base aislada, dos negocios, owner y seller por negocio, productos activos e inactivos y clientes con distintas condiciones de crédito. Se registran commit, versiones, hora, red y navegador. Las imágenes de factura y productos deben ser sintéticas o autorizadas y no incluir información privada del negocio real.</w:t>
+      </w:r>
+    </w:p>
+    <w:p>
+      <w:r>
+        <w:t>El stock inicial de cada caso se fija antes de comenzar. Las ventas concurrentes utilizan el mismo producto controlado; los reintentos conservan la clave original. Las pruebas que requieren limpieza deben describirla y evitar alterar datos de producción. Si no hay ambiente seguro, se conserva pendiente.</w:t>
+      </w:r>
+    </w:p>
+    <w:p>
+      <w:pPr>
+        <w:pStyle w:val="Heading1"/>
+      </w:pPr>
+      <w:bookmarkStart w:id="5" w:name="h5"/>
+      <w:r>
+        <w:t>5 Ejecución automatizada y alcance real</w:t>
+      </w:r>
+      <w:bookmarkEnd w:id="5"/>
+    </w:p>
+    <w:p>
+      <w:pPr>
+        <w:pStyle w:val="Code"/>
+      </w:pPr>
+      <w:r>
+        <w:t>npm ci</w:t>
+      </w:r>
+    </w:p>
+    <w:p>
+      <w:pPr>
+        <w:pStyle w:val="Code"/>
+      </w:pPr>
+      <w:r>
+        <w:t>npm run check</w:t>
+      </w:r>
+    </w:p>
+    <w:p>
+      <w:pPr>
+        <w:spacing w:after="20"/>
+      </w:pPr>
+    </w:p>
+    <w:p>
+      <w:r>
+        <w:t>package.json define check como typecheck, test y build. El script test utiliza tsx con el ejecutor Node y archivos de API y scripts. El workflow de CI ejecuta instalación reproducible y ese comando. Su presencia se comprobó estáticamente; para acreditar ejecución se debe consultar la corrida específica y guardar su resultado.</w:t>
+      </w:r>
+    </w:p>
+    <w:p>
+      <w:pPr>
+        <w:pStyle w:val="Heading1"/>
+      </w:pPr>
+      <w:bookmarkStart w:id="6" w:name="h6"/>
+      <w:r>
+        <w:t>6 Criterios de entrada y salida</w:t>
+      </w:r>
+      <w:bookmarkEnd w:id="6"/>
+    </w:p>
+    <w:p>
+      <w:r>
+        <w:t>Se inicia con ambiente accesible, datos preparados y alcance conocido. Se considera salida de una campaña cuando los casos seleccionados tienen resultado y los defectos críticos están resueltos o el incremento permanece pendiente. No se aprueba una campaña porque solo se ejecutaron casos favorables. Rechazos y efectos sobre datos forman parte del resultado.</w:t>
+      </w:r>
+    </w:p>
+    <w:p>
+      <w:r>
+        <w:t>Los defectos incluyen identificador, pasos, esperado, obtenido, entorno y evidencia. Una respuesta ambigua posterior al commit exige revisar la venta antes de repetir. El fallo de captura no equivale al fallo funcional y debe documentarse por separado.</w:t>
+      </w:r>
+    </w:p>
+    <w:p>
+      <w:pPr>
+        <w:pStyle w:val="Heading1"/>
+      </w:pPr>
+      <w:bookmarkStart w:id="7" w:name="h7"/>
+      <w:r>
+        <w:t>7 Catálogo de casos de la matriz</w:t>
+      </w:r>
+      <w:bookmarkEnd w:id="7"/>
+    </w:p>
+    <w:p>
+      <w:r>
+        <w:t>Cada caso conserva el estado original. Para ejecutarlo se deben completar precondiciones específicas y registrar ambiente, commit, estado anterior y posterior y evidencia. Esta revisión no ejecutó los casos. Las diferencias de puertos o rutas de las instrucciones históricas se ajustan al ambiente auditado antes de la campaña; Vite utiliza 5173 por defecto.</w:t>
+      </w:r>
+    </w:p>
+    <w:p>
+      <w:pPr>
+        <w:pStyle w:val="Heading3"/>
+      </w:pPr>
+      <w:bookmarkStart w:id="8" w:name="h8"/>
+      <w:r>
+        <w:t>7.1 CP 01 Inicio de sesión dueño</w:t>
+      </w:r>
+      <w:bookmarkEnd w:id="8"/>
+    </w:p>
+    <w:p>
+      <w:r>
+        <w:t>Módulo. Autenticación.</w:t>
+      </w:r>
+    </w:p>
+    <w:p>
+      <w:r>
+        <w:t>Procedimiento de la fuente. Ingresar correo y clave demo.</w:t>
+      </w:r>
+    </w:p>
+    <w:p>
+      <w:r>
+        <w:t>Resultado esperado. El sistema muestra panel del dia y nombre del usuario.</w:t>
+      </w:r>
+    </w:p>
+    <w:p>
+      <w:r>
+        <w:t>Estado registrado. Pendiente evidencia.</w:t>
+      </w:r>
+    </w:p>
+    <w:p>
+      <w:pPr>
+        <w:pStyle w:val="Heading3"/>
+      </w:pPr>
+      <w:bookmarkStart w:id="9" w:name="h9"/>
+      <w:r>
+        <w:t>7.2 CP 02 Rechazo de clave incorrecta</w:t>
+      </w:r>
+      <w:bookmarkEnd w:id="9"/>
+    </w:p>
+    <w:p>
+      <w:r>
+        <w:t>Módulo. Autenticación.</w:t>
+      </w:r>
+    </w:p>
+    <w:p>
+      <w:r>
+        <w:t>Procedimiento de la fuente. Ingresar usuario válido con clave incorrecta.</w:t>
+      </w:r>
+    </w:p>
+    <w:p>
+      <w:r>
+        <w:t>Resultado esperado. El sistema responde credenciales inválidas.</w:t>
+      </w:r>
+    </w:p>
+    <w:p>
+      <w:r>
+        <w:t>Estado registrado. Pendiente evidencia.</w:t>
+      </w:r>
+    </w:p>
+    <w:p>
+      <w:pPr>
+        <w:pStyle w:val="Heading3"/>
+      </w:pPr>
+      <w:bookmarkStart w:id="10" w:name="h10"/>
+      <w:r>
+        <w:t>7.3 CP 03 Crear producto</w:t>
+      </w:r>
+      <w:bookmarkEnd w:id="10"/>
+    </w:p>
+    <w:p>
+      <w:r>
+        <w:t>Módulo. Productos.</w:t>
+      </w:r>
+    </w:p>
+    <w:p>
+      <w:r>
+        <w:t>Procedimiento de la fuente. Ir a Stock, completar formulario y crear.</w:t>
+      </w:r>
+    </w:p>
+    <w:p>
+      <w:r>
+        <w:t>Resultado esperado. Producto aparece en inventario y puede venderse.</w:t>
+      </w:r>
+    </w:p>
+    <w:p>
+      <w:r>
+        <w:t>Estado registrado. Pendiente evidencia.</w:t>
+      </w:r>
+    </w:p>
+    <w:p>
+      <w:pPr>
+        <w:pStyle w:val="Heading3"/>
+      </w:pPr>
+      <w:bookmarkStart w:id="11" w:name="h11"/>
+      <w:r>
+        <w:t>7.4 CP 04 Editar producto</w:t>
+      </w:r>
+      <w:bookmarkEnd w:id="11"/>
+    </w:p>
+    <w:p>
+      <w:r>
+        <w:t>Módulo. Productos.</w:t>
+      </w:r>
+    </w:p>
+    <w:p>
+      <w:r>
+        <w:t>Procedimiento de la fuente. Seleccionar editar, cambiar precio o stock minimo, guardar.</w:t>
+      </w:r>
+    </w:p>
+    <w:p>
+      <w:r>
+        <w:t>Resultado esperado. Producto refleja cambios.</w:t>
+      </w:r>
+    </w:p>
+    <w:p>
+      <w:r>
+        <w:t>Estado registrado. Pendiente evidencia.</w:t>
+      </w:r>
+    </w:p>
+    <w:p>
+      <w:pPr>
+        <w:pStyle w:val="Heading3"/>
+      </w:pPr>
+      <w:bookmarkStart w:id="12" w:name="h12"/>
+      <w:r>
+        <w:t>7.5 CP 05 Desactivar producto</w:t>
+      </w:r>
+      <w:bookmarkEnd w:id="12"/>
+    </w:p>
+    <w:p>
+      <w:r>
+        <w:t>Módulo. Productos.</w:t>
+      </w:r>
+    </w:p>
+    <w:p>
+      <w:r>
+        <w:t>Procedimiento de la fuente. Presionar desactivar en un producto.</w:t>
+      </w:r>
+    </w:p>
+    <w:p>
+      <w:r>
+        <w:t>Resultado esperado. Producto deja de aparecer en inventario activo.</w:t>
+      </w:r>
+    </w:p>
+    <w:p>
+      <w:r>
+        <w:t>Estado registrado. Pendiente evidencia.</w:t>
+      </w:r>
+    </w:p>
+    <w:p>
+      <w:pPr>
+        <w:pStyle w:val="Heading3"/>
+      </w:pPr>
+      <w:bookmarkStart w:id="13" w:name="h13"/>
+      <w:r>
+        <w:t>7.6 CP 06 Alerta de stock bajo</w:t>
+      </w:r>
+      <w:bookmarkEnd w:id="13"/>
+    </w:p>
+    <w:p>
+      <w:r>
+        <w:t>Módulo. Stock.</w:t>
+      </w:r>
+    </w:p>
+    <w:p>
+      <w:r>
+        <w:t>Procedimiento de la fuente. Dejar stock menor o igual al minimo.</w:t>
+      </w:r>
+    </w:p>
+    <w:p>
+      <w:r>
+        <w:t>Resultado esperado. Dashboard muestra alerta.</w:t>
+      </w:r>
+    </w:p>
+    <w:p>
+      <w:r>
+        <w:t>Estado registrado. Pendiente evidencia.</w:t>
+      </w:r>
+    </w:p>
+    <w:p>
+      <w:pPr>
+        <w:pStyle w:val="Heading3"/>
+      </w:pPr>
+      <w:bookmarkStart w:id="14" w:name="h14"/>
+      <w:r>
+        <w:t>7.7 CP 07 Venta normal</w:t>
+      </w:r>
+      <w:bookmarkEnd w:id="14"/>
+    </w:p>
+    <w:p>
+      <w:r>
+        <w:t>Módulo. Ventas.</w:t>
+      </w:r>
+    </w:p>
+    <w:p>
+      <w:r>
+        <w:t>Procedimiento de la fuente. Agregar producto al ticket y confirmar con efectivo.</w:t>
+      </w:r>
+    </w:p>
+    <w:p>
+      <w:r>
+        <w:t>Resultado esperado. Se registra venta, baja stock y se muestra comprobante.</w:t>
+      </w:r>
+    </w:p>
+    <w:p>
+      <w:r>
+        <w:t>Estado registrado. Pendiente evidencia.</w:t>
+      </w:r>
+    </w:p>
+    <w:p>
+      <w:pPr>
+        <w:pStyle w:val="Heading3"/>
+      </w:pPr>
+      <w:bookmarkStart w:id="15" w:name="h15"/>
+      <w:r>
+        <w:t>7.8 CP 08 Venta fiada</w:t>
+      </w:r>
+      <w:bookmarkEnd w:id="15"/>
+    </w:p>
+    <w:p>
+      <w:r>
+        <w:t>Módulo. Ventas.</w:t>
+      </w:r>
+    </w:p>
+    <w:p>
+      <w:r>
+        <w:t>Procedimiento de la fuente. Seleccionar metodo fiado, elegir cliente y confirmar.</w:t>
+      </w:r>
+    </w:p>
+    <w:p>
+      <w:r>
+        <w:t>Resultado esperado. Se registra venta y aumenta deuda del cliente.</w:t>
+      </w:r>
+    </w:p>
+    <w:p>
+      <w:r>
+        <w:t>Estado registrado. Pendiente evidencia.</w:t>
+      </w:r>
+    </w:p>
+    <w:p>
+      <w:pPr>
+        <w:pStyle w:val="Heading3"/>
+      </w:pPr>
+      <w:bookmarkStart w:id="16" w:name="h16"/>
+      <w:r>
+        <w:t>7.9 CP 09 Anular venta</w:t>
+      </w:r>
+      <w:bookmarkEnd w:id="16"/>
+    </w:p>
+    <w:p>
+      <w:r>
+        <w:t>Módulo. Ventas.</w:t>
+      </w:r>
+    </w:p>
+    <w:p>
+      <w:r>
+        <w:t>Procedimiento de la fuente. Ir a Reportes y anular venta activa.</w:t>
+      </w:r>
+    </w:p>
+    <w:p>
+      <w:r>
+        <w:t>Resultado esperado. Venta queda anulada y stock se restaura.</w:t>
+      </w:r>
+    </w:p>
+    <w:p>
+      <w:r>
+        <w:t>Estado registrado. Pendiente evidencia.</w:t>
+      </w:r>
+    </w:p>
+    <w:p>
+      <w:pPr>
+        <w:pStyle w:val="Heading3"/>
+      </w:pPr>
+      <w:bookmarkStart w:id="17" w:name="h17"/>
+      <w:r>
+        <w:t>7.10 CP 10 Imprimir comprobante</w:t>
+      </w:r>
+      <w:bookmarkEnd w:id="17"/>
+    </w:p>
+    <w:p>
+      <w:r>
+        <w:t>Módulo. Ticket.</w:t>
+      </w:r>
+    </w:p>
+    <w:p>
+      <w:r>
+        <w:t>Procedimiento de la fuente. Confirmar venta y presionar imprimir.</w:t>
+      </w:r>
+    </w:p>
+    <w:p>
+      <w:r>
+        <w:t>Resultado esperado. Se abre diálogo de impresión con ticket interno.</w:t>
+      </w:r>
+    </w:p>
+    <w:p>
+      <w:r>
+        <w:t>Estado registrado. Pendiente evidencia.</w:t>
+      </w:r>
+    </w:p>
+    <w:p>
+      <w:pPr>
+        <w:pStyle w:val="Heading3"/>
+      </w:pPr>
+      <w:bookmarkStart w:id="18" w:name="h18"/>
+      <w:r>
+        <w:t>7.11 CP 11 Compartir comprobante</w:t>
+      </w:r>
+      <w:bookmarkEnd w:id="18"/>
+    </w:p>
+    <w:p>
+      <w:r>
+        <w:t>Módulo. Ticket.</w:t>
+      </w:r>
+    </w:p>
+    <w:p>
+      <w:r>
+        <w:t>Procedimiento de la fuente. Confirmar venta y presionar compartir.</w:t>
+      </w:r>
+    </w:p>
+    <w:p>
+      <w:r>
+        <w:t>Resultado esperado. En móvil se abre menú nativo o se copia texto.</w:t>
+      </w:r>
+    </w:p>
+    <w:p>
+      <w:r>
+        <w:t>Estado registrado. Pendiente evidencia.</w:t>
+      </w:r>
+    </w:p>
+    <w:p>
+      <w:pPr>
+        <w:pStyle w:val="Heading3"/>
+      </w:pPr>
+      <w:bookmarkStart w:id="19" w:name="h19"/>
+      <w:r>
+        <w:t>7.12 CP 12 Crear cliente</w:t>
+      </w:r>
+      <w:bookmarkEnd w:id="19"/>
+    </w:p>
+    <w:p>
+      <w:r>
+        <w:t>Módulo. Clientes.</w:t>
+      </w:r>
+    </w:p>
+    <w:p>
+      <w:r>
+        <w:t>Procedimiento de la fuente. Ir a Fiado, ingresar nombre y contacto.</w:t>
+      </w:r>
+    </w:p>
+    <w:p>
+      <w:r>
+        <w:t>Resultado esperado. Cliente aparece en cuentas por cobrar.</w:t>
+      </w:r>
+    </w:p>
+    <w:p>
+      <w:r>
+        <w:t>Estado registrado. Pendiente evidencia.</w:t>
+      </w:r>
+    </w:p>
+    <w:p>
+      <w:pPr>
+        <w:pStyle w:val="Heading3"/>
+      </w:pPr>
+      <w:bookmarkStart w:id="20" w:name="h20"/>
+      <w:r>
+        <w:t>7.13 CP 13 Editar cliente</w:t>
+      </w:r>
+      <w:bookmarkEnd w:id="20"/>
+    </w:p>
+    <w:p>
+      <w:r>
+        <w:t>Módulo. Clientes.</w:t>
+      </w:r>
+    </w:p>
+    <w:p>
+      <w:r>
+        <w:t>Procedimiento de la fuente. Seleccionar editar, cambiar teléfono y guardar.</w:t>
+      </w:r>
+    </w:p>
+    <w:p>
+      <w:r>
+        <w:t>Resultado esperado. Cliente refleja el nuevo dato.</w:t>
+      </w:r>
+    </w:p>
+    <w:p>
+      <w:r>
+        <w:t>Estado registrado. Pendiente evidencia.</w:t>
+      </w:r>
+    </w:p>
+    <w:p>
+      <w:pPr>
+        <w:pStyle w:val="Heading3"/>
+      </w:pPr>
+      <w:bookmarkStart w:id="21" w:name="h21"/>
+      <w:r>
+        <w:t>7.14 CP 14 Registrar abono</w:t>
+      </w:r>
+      <w:bookmarkEnd w:id="21"/>
+    </w:p>
+    <w:p>
+      <w:r>
+        <w:t>Módulo. Clientes.</w:t>
+      </w:r>
+    </w:p>
+    <w:p>
+      <w:r>
+        <w:t>Procedimiento de la fuente. Ingresar monto y presionar abono.</w:t>
+      </w:r>
+    </w:p>
+    <w:p>
+      <w:r>
+        <w:t>Resultado esperado. Deuda disminuye.</w:t>
+      </w:r>
+    </w:p>
+    <w:p>
+      <w:r>
+        <w:t>Estado registrado. Pendiente evidencia.</w:t>
+      </w:r>
+    </w:p>
+    <w:p>
+      <w:pPr>
+        <w:pStyle w:val="Heading3"/>
+      </w:pPr>
+      <w:bookmarkStart w:id="22" w:name="h22"/>
+      <w:r>
+        <w:t>7.15 CP 15 Reconocer una fotografía</w:t>
+      </w:r>
+      <w:bookmarkEnd w:id="22"/>
+    </w:p>
+    <w:p>
+      <w:r>
+        <w:t>Módulo. Venta Rápida.</w:t>
+      </w:r>
+    </w:p>
+    <w:p>
+      <w:r>
+        <w:t>Procedimiento de la fuente. Fotografiar uno o más productos desde Venta Rápida.</w:t>
+      </w:r>
+    </w:p>
+    <w:p>
+      <w:r>
+        <w:t>Resultado esperado. Propone productos y cantidades usando exclusivamente el catálogo del negocio.</w:t>
+      </w:r>
+    </w:p>
+    <w:p>
+      <w:r>
+        <w:t>Estado registrado. Normalización automatizada aprobada; visual pendiente.</w:t>
+      </w:r>
+    </w:p>
+    <w:p>
+      <w:pPr>
+        <w:pStyle w:val="Heading3"/>
+      </w:pPr>
+      <w:bookmarkStart w:id="23" w:name="h23"/>
+      <w:r>
+        <w:t>7.16 CP 16 Reconocer por código</w:t>
+      </w:r>
+      <w:bookmarkEnd w:id="23"/>
+    </w:p>
+    <w:p>
+      <w:r>
+        <w:t>Módulo. Código de barras.</w:t>
+      </w:r>
+    </w:p>
+    <w:p>
+      <w:r>
+        <w:t xml:space="preserve">Procedimiento de la fuente. Crear producto con código real, abrir </w:t>
+      </w:r>
       <w:r>
         <w:rPr>
-          <w:sz w:val="19"/>
+          <w:b/>
         </w:rPr>
-        <w:t>Samuel Solís — Scrum Master</w:t>
-      </w:r>
-    </w:p>
-    <w:p>
-      <w:pPr>
-        <w:jc w:val="center"/>
-      </w:pPr>
+        <w:t>Venta Rápida → Vender con código de barras</w:t>
+      </w:r>
+      <w:r>
+        <w:t xml:space="preserve"> y leer o ingresar </w:t>
+      </w:r>
       <w:r>
         <w:rPr>
-          <w:sz w:val="19"/>
+          <w:rFonts w:ascii="DejaVu Sans Mono" w:hAnsi="DejaVu Sans Mono"/>
+          <w:sz w:val="18"/>
         </w:rPr>
-        <w:t>Camilo González — Developer</w:t>
-      </w:r>
-    </w:p>
-    <w:p>
-      <w:r>
-        <w:br w:type="page"/>
+        <w:t>7801610001347</w:t>
+      </w:r>
+      <w:r>
+        <w:t>.</w:t>
+      </w:r>
+    </w:p>
+    <w:p>
+      <w:r>
+        <w:t>Resultado esperado. Localito encuentra el producto exacto sin depender del análisis visual.</w:t>
+      </w:r>
+    </w:p>
+    <w:p>
+      <w:r>
+        <w:t>Estado registrado. Pendiente evidencia.</w:t>
+      </w:r>
+    </w:p>
+    <w:p>
+      <w:pPr>
+        <w:pStyle w:val="Heading3"/>
+      </w:pPr>
+      <w:bookmarkStart w:id="24" w:name="h24"/>
+      <w:r>
+        <w:t>7.17 CP 17 Corregir propuesta</w:t>
+      </w:r>
+      <w:bookmarkEnd w:id="24"/>
+    </w:p>
+    <w:p>
+      <w:r>
+        <w:t>Módulo. Venta Rápida.</w:t>
+      </w:r>
+    </w:p>
+    <w:p>
+      <w:r>
+        <w:t>Procedimiento de la fuente. Cambiar cantidad, reemplazar un producto ambiguo y eliminar otro.</w:t>
+      </w:r>
+    </w:p>
+    <w:p>
+      <w:r>
+        <w:t>Resultado esperado. El total se recalcula con precios del inventario y la propuesta queda bajo control del vendedor.</w:t>
+      </w:r>
+    </w:p>
+    <w:p>
+      <w:r>
+        <w:t>Estado registrado. Pendiente evidencia.</w:t>
+      </w:r>
+    </w:p>
+    <w:p>
+      <w:pPr>
+        <w:pStyle w:val="Heading3"/>
+      </w:pPr>
+      <w:bookmarkStart w:id="25" w:name="h25"/>
+      <w:r>
+        <w:t>7.18 CP 18 Caja en vivo</w:t>
+      </w:r>
+      <w:bookmarkEnd w:id="25"/>
+    </w:p>
+    <w:p>
+      <w:r>
+        <w:t>Módulo. Caja.</w:t>
+      </w:r>
+    </w:p>
+    <w:p>
+      <w:r>
+        <w:t>Procedimiento de la fuente. Ir a Reportes.</w:t>
+      </w:r>
+    </w:p>
+    <w:p>
+      <w:r>
+        <w:t>Resultado esperado. Muestra efectivo, tarjeta, transferencia, fiado, total y anuladas.</w:t>
+      </w:r>
+    </w:p>
+    <w:p>
+      <w:r>
+        <w:t>Estado registrado. Pendiente evidencia.</w:t>
+      </w:r>
+    </w:p>
+    <w:p>
+      <w:pPr>
+        <w:pStyle w:val="Heading3"/>
+      </w:pPr>
+      <w:bookmarkStart w:id="26" w:name="h26"/>
+      <w:r>
+        <w:t>7.19 CP 19 Cierre manual</w:t>
+      </w:r>
+      <w:bookmarkEnd w:id="26"/>
+    </w:p>
+    <w:p>
+      <w:r>
+        <w:t>Módulo. Caja.</w:t>
+      </w:r>
+    </w:p>
+    <w:p>
+      <w:r>
+        <w:t>Procedimiento de la fuente. Escribir observacion y presionar Cerrar caja.</w:t>
+      </w:r>
+    </w:p>
+    <w:p>
+      <w:r>
+        <w:t>Resultado esperado. Se guarda un cierre con totales, usuario, fecha/hora y observacion.</w:t>
+      </w:r>
+    </w:p>
+    <w:p>
+      <w:r>
+        <w:t>Estado registrado. Pendiente evidencia.</w:t>
+      </w:r>
+    </w:p>
+    <w:p>
+      <w:pPr>
+        <w:pStyle w:val="Heading3"/>
+      </w:pPr>
+      <w:bookmarkStart w:id="27" w:name="h27"/>
+      <w:r>
+        <w:t>7.20 CP 20 Crear usuario interno</w:t>
+      </w:r>
+      <w:bookmarkEnd w:id="27"/>
+    </w:p>
+    <w:p>
+      <w:r>
+        <w:t>Módulo. Usuarios.</w:t>
+      </w:r>
+    </w:p>
+    <w:p>
+      <w:r>
+        <w:t>Procedimiento de la fuente. Ir a Configuración, crear vendedor.</w:t>
+      </w:r>
+    </w:p>
+    <w:p>
+      <w:r>
+        <w:t>Resultado esperado. Usuario aparece en lista de usuarios activos.</w:t>
+      </w:r>
+    </w:p>
+    <w:p>
+      <w:r>
+        <w:t>Estado registrado. Pendiente evidencia.</w:t>
+      </w:r>
+    </w:p>
+    <w:p>
+      <w:pPr>
+        <w:pStyle w:val="Heading3"/>
+      </w:pPr>
+      <w:bookmarkStart w:id="28" w:name="h28"/>
+      <w:r>
+        <w:t>7.21 CP 21 Desactivar usuario</w:t>
+      </w:r>
+      <w:bookmarkEnd w:id="28"/>
+    </w:p>
+    <w:p>
+      <w:r>
+        <w:t>Módulo. Usuarios.</w:t>
+      </w:r>
+    </w:p>
+    <w:p>
+      <w:r>
+        <w:t>Procedimiento de la fuente. Desactivar usuario creado.</w:t>
+      </w:r>
+    </w:p>
+    <w:p>
+      <w:r>
+        <w:t>Resultado esperado. Usuario deja de aparecer como activo.</w:t>
+      </w:r>
+    </w:p>
+    <w:p>
+      <w:r>
+        <w:t>Estado registrado. Pendiente evidencia.</w:t>
+      </w:r>
+    </w:p>
+    <w:p>
+      <w:pPr>
+        <w:pStyle w:val="Heading3"/>
+      </w:pPr>
+      <w:bookmarkStart w:id="29" w:name="h29"/>
+      <w:r>
+        <w:t>7.22 CP 22 Uso desde iPhone</w:t>
+      </w:r>
+      <w:bookmarkEnd w:id="29"/>
+    </w:p>
+    <w:p>
+      <w:r>
+        <w:t>Módulo. Mobile.</w:t>
+      </w:r>
+    </w:p>
+    <w:p>
+      <w:r>
+        <w:t xml:space="preserve">Procedimiento de la fuente. Abrir </w:t>
+      </w:r>
+      <w:r>
+        <w:rPr>
+          <w:rFonts w:ascii="DejaVu Sans Mono" w:hAnsi="DejaVu Sans Mono"/>
+          <w:sz w:val="18"/>
+        </w:rPr>
+        <w:t>http://IP-DEL-PC:5174</w:t>
+      </w:r>
+      <w:r>
+        <w:t>.</w:t>
+      </w:r>
+    </w:p>
+    <w:p>
+      <w:r>
+        <w:t>Resultado esperado. PWA carga y consume API del PC mediante el proxy local.</w:t>
+      </w:r>
+    </w:p>
+    <w:p>
+      <w:r>
+        <w:t>Estado registrado. Pendiente evidencia.</w:t>
+      </w:r>
+    </w:p>
+    <w:p>
+      <w:pPr>
+        <w:pStyle w:val="Heading3"/>
+      </w:pPr>
+      <w:bookmarkStart w:id="30" w:name="h30"/>
+      <w:r>
+        <w:t>7.23 CP 23 Instalabilidad</w:t>
+      </w:r>
+      <w:bookmarkEnd w:id="30"/>
+    </w:p>
+    <w:p>
+      <w:r>
+        <w:t>Módulo. PWA.</w:t>
+      </w:r>
+    </w:p>
+    <w:p>
+      <w:r>
+        <w:t>Procedimiento de la fuente. Abrir con HTTPS o entorno compatible y agregar a inicio.</w:t>
+      </w:r>
+    </w:p>
+    <w:p>
+      <w:r>
+        <w:t>Resultado esperado. App se comporta como PWA instalable.</w:t>
+      </w:r>
+    </w:p>
+    <w:p>
+      <w:r>
+        <w:t>Estado registrado. Pendiente evidencia.</w:t>
+      </w:r>
+    </w:p>
+    <w:p>
+      <w:pPr>
+        <w:pStyle w:val="Heading3"/>
+      </w:pPr>
+      <w:bookmarkStart w:id="31" w:name="h31"/>
+      <w:r>
+        <w:t>7.24 CP 24 Vendedor sin reportes completos</w:t>
+      </w:r>
+      <w:bookmarkEnd w:id="31"/>
+    </w:p>
+    <w:p>
+      <w:r>
+        <w:t>Módulo. Permisos.</w:t>
+      </w:r>
+    </w:p>
+    <w:p>
+      <w:r>
+        <w:t>Procedimiento de la fuente. Iniciar como vendedor y entrar a Caja.</w:t>
+      </w:r>
+    </w:p>
+    <w:p>
+      <w:r>
+        <w:t>Resultado esperado. Solo ve caja en vivo, cierre y ultimos cierres.</w:t>
+      </w:r>
+    </w:p>
+    <w:p>
+      <w:r>
+        <w:t>Estado registrado. Pendiente evidencia.</w:t>
+      </w:r>
+    </w:p>
+    <w:p>
+      <w:pPr>
+        <w:pStyle w:val="Heading3"/>
+      </w:pPr>
+      <w:bookmarkStart w:id="32" w:name="h32"/>
+      <w:r>
+        <w:t>7.25 CP 25 Vendedor sin administracion de productos</w:t>
+      </w:r>
+      <w:bookmarkEnd w:id="32"/>
+    </w:p>
+    <w:p>
+      <w:r>
+        <w:t>Módulo. Permisos.</w:t>
+      </w:r>
+    </w:p>
+    <w:p>
+      <w:r>
+        <w:t>Procedimiento de la fuente. Iniciar como vendedor y entrar a Stock.</w:t>
+      </w:r>
+    </w:p>
+    <w:p>
+      <w:r>
+        <w:t>Resultado esperado. Ve inventario solo lectura, sin crear, editar, ajustar o desactivar.</w:t>
+      </w:r>
+    </w:p>
+    <w:p>
+      <w:r>
+        <w:t>Estado registrado. Pendiente evidencia.</w:t>
+      </w:r>
+    </w:p>
+    <w:p>
+      <w:pPr>
+        <w:pStyle w:val="Heading3"/>
+      </w:pPr>
+      <w:bookmarkStart w:id="33" w:name="h33"/>
+      <w:r>
+        <w:t>7.26 CP 26 API rechaza acción administrativa</w:t>
+      </w:r>
+      <w:bookmarkEnd w:id="33"/>
+    </w:p>
+    <w:p>
+      <w:r>
+        <w:t>Módulo. Permisos.</w:t>
+      </w:r>
+    </w:p>
+    <w:p>
+      <w:r>
+        <w:t>Procedimiento de la fuente. Llamar endpoint admin con token de vendedor.</w:t>
+      </w:r>
+    </w:p>
+    <w:p>
+      <w:r>
+        <w:t>Resultado esperado. API responde 403 sin ejecutar acción.</w:t>
+      </w:r>
+    </w:p>
+    <w:p>
+      <w:r>
+        <w:t>Estado registrado. Pendiente evidencia.</w:t>
+      </w:r>
+    </w:p>
+    <w:p>
+      <w:pPr>
+        <w:pStyle w:val="Heading3"/>
+      </w:pPr>
+      <w:bookmarkStart w:id="34" w:name="h34"/>
+      <w:r>
+        <w:t>7.27 CP 27 Editar perfil propio</w:t>
+      </w:r>
+      <w:bookmarkEnd w:id="34"/>
+    </w:p>
+    <w:p>
+      <w:r>
+        <w:t>Módulo. Perfil.</w:t>
+      </w:r>
+    </w:p>
+    <w:p>
+      <w:r>
+        <w:t>Procedimiento de la fuente. Iniciar como vendedor o dueño, entrar a Mi perfil/Configuración, cambiar nombre o correo y guardar.</w:t>
+      </w:r>
+    </w:p>
+    <w:p>
+      <w:r>
+        <w:t>Resultado esperado. El perfil se actualiza sin cambiar rol ni permisos.</w:t>
+      </w:r>
+    </w:p>
+    <w:p>
+      <w:r>
+        <w:t>Estado registrado. Pendiente evidencia.</w:t>
+      </w:r>
+    </w:p>
+    <w:p>
+      <w:pPr>
+        <w:pStyle w:val="Heading3"/>
+      </w:pPr>
+      <w:bookmarkStart w:id="35" w:name="h35"/>
+      <w:r>
+        <w:t>7.28 CP 28 Vendedor no administra usuarios</w:t>
+      </w:r>
+      <w:bookmarkEnd w:id="35"/>
+    </w:p>
+    <w:p>
+      <w:r>
+        <w:t>Módulo. Usuarios.</w:t>
+      </w:r>
+    </w:p>
+    <w:p>
+      <w:r>
+        <w:t>Procedimiento de la fuente. Iniciar como vendedor y entrar a Mi perfil.</w:t>
+      </w:r>
+    </w:p>
+    <w:p>
+      <w:r>
+        <w:t>Resultado esperado. No aparece el formulario de crear usuarios ni la lista administrativa.</w:t>
+      </w:r>
+    </w:p>
+    <w:p>
+      <w:r>
+        <w:t>Estado registrado. Pendiente evidencia.</w:t>
+      </w:r>
+    </w:p>
+    <w:p>
+      <w:pPr>
+        <w:pStyle w:val="Heading3"/>
+      </w:pPr>
+      <w:bookmarkStart w:id="36" w:name="h36"/>
+      <w:r>
+        <w:t>7.29 CP 29 Compartir simulación</w:t>
+      </w:r>
+      <w:bookmarkEnd w:id="36"/>
+    </w:p>
+    <w:p>
+      <w:r>
+        <w:t>Módulo. Simulación Webpay fiado.</w:t>
+      </w:r>
+    </w:p>
+    <w:p>
+      <w:r>
+        <w:t>Procedimiento de la fuente. Entrar a Fiado, presionar Simular cobro en cliente con deuda.</w:t>
+      </w:r>
+    </w:p>
+    <w:p>
+      <w:r>
+        <w:t>Resultado esperado. Se genera una tarjeta de demostración con enlace, compartir, WhatsApp y copiar; no se envía dinero.</w:t>
+      </w:r>
+    </w:p>
+    <w:p>
+      <w:r>
+        <w:t>Estado registrado. Pendiente evidencia.</w:t>
+      </w:r>
+    </w:p>
+    <w:p>
+      <w:pPr>
+        <w:pStyle w:val="Heading3"/>
+      </w:pPr>
+      <w:bookmarkStart w:id="37" w:name="h37"/>
+      <w:r>
+        <w:t>7.30 CP 30 Confirmar simulación</w:t>
+      </w:r>
+      <w:bookmarkEnd w:id="37"/>
+    </w:p>
+    <w:p>
+      <w:r>
+        <w:t>Módulo. Simulación Webpay fiado.</w:t>
+      </w:r>
+    </w:p>
+    <w:p>
+      <w:r>
+        <w:t>Procedimiento de la fuente. Generar la simulación y presionar Confirmar simulación.</w:t>
+      </w:r>
+    </w:p>
+    <w:p>
+      <w:r>
+        <w:t>Resultado esperado. La deuda disminuye por el monto de prueba, sin consultar ni cobrar mediante Transbank.</w:t>
+      </w:r>
+    </w:p>
+    <w:p>
+      <w:r>
+        <w:t>Estado registrado. Pendiente evidencia.</w:t>
+      </w:r>
+    </w:p>
+    <w:p>
+      <w:pPr>
+        <w:pStyle w:val="Heading3"/>
+      </w:pPr>
+      <w:bookmarkStart w:id="38" w:name="h38"/>
+      <w:r>
+        <w:t>7.31 CP 31 Crear negocio</w:t>
+      </w:r>
+      <w:bookmarkEnd w:id="38"/>
+    </w:p>
+    <w:p>
+      <w:r>
+        <w:t>Módulo. Administración.</w:t>
+      </w:r>
+    </w:p>
+    <w:p>
+      <w:r>
+        <w:t>Procedimiento de la fuente. Registrar negocio, dueño y clave desde Crear cuenta o como administrador.</w:t>
+      </w:r>
+    </w:p>
+    <w:p>
+      <w:r>
+        <w:t>Resultado esperado. Se crea un tenant aislado y una prueba Pro de 30 días.</w:t>
+      </w:r>
+    </w:p>
+    <w:p>
+      <w:r>
+        <w:t>Estado registrado. Pendiente evidencia.</w:t>
+      </w:r>
+    </w:p>
+    <w:p>
+      <w:pPr>
+        <w:pStyle w:val="Heading3"/>
+      </w:pPr>
+      <w:bookmarkStart w:id="39" w:name="h39"/>
+      <w:r>
+        <w:t>7.32 CP 32 Cerrar sesión</w:t>
+      </w:r>
+      <w:bookmarkEnd w:id="39"/>
+    </w:p>
+    <w:p>
+      <w:r>
+        <w:t>Módulo. Seguridad.</w:t>
+      </w:r>
+    </w:p>
+    <w:p>
+      <w:r>
+        <w:t>Procedimiento de la fuente. Cerrar sesión y reutilizar el token anterior.</w:t>
+      </w:r>
+    </w:p>
+    <w:p>
+      <w:r>
+        <w:t>Resultado esperado. El token queda revocado y la API responde 401.</w:t>
+      </w:r>
+    </w:p>
+    <w:p>
+      <w:r>
+        <w:t>Estado registrado. Pendiente evidencia.</w:t>
+      </w:r>
+    </w:p>
+    <w:p>
+      <w:pPr>
+        <w:pStyle w:val="Heading3"/>
+      </w:pPr>
+      <w:bookmarkStart w:id="40" w:name="h40"/>
+      <w:r>
+        <w:t>7.33 CP 33 Intentar cambiar negocio por cabecera</w:t>
+      </w:r>
+      <w:bookmarkEnd w:id="40"/>
+    </w:p>
+    <w:p>
+      <w:r>
+        <w:t>Módulo. Multi-tenant.</w:t>
+      </w:r>
+    </w:p>
+    <w:p>
+      <w:r>
+        <w:t xml:space="preserve">Procedimiento de la fuente. Enviar una cabecera </w:t>
+      </w:r>
+      <w:r>
+        <w:rPr>
+          <w:rFonts w:ascii="DejaVu Sans Mono" w:hAnsi="DejaVu Sans Mono"/>
+          <w:sz w:val="18"/>
+        </w:rPr>
+        <w:t>x-tenant-id</w:t>
+      </w:r>
+      <w:r>
+        <w:t xml:space="preserve"> distinta con un token válido.</w:t>
+      </w:r>
+    </w:p>
+    <w:p>
+      <w:r>
+        <w:t>Resultado esperado. La API ignora la cabecera y deriva el negocio desde la sesión.</w:t>
+      </w:r>
+    </w:p>
+    <w:p>
+      <w:r>
+        <w:t>Estado registrado. Pendiente evidencia.</w:t>
+      </w:r>
+    </w:p>
+    <w:p>
+      <w:pPr>
+        <w:pStyle w:val="Heading3"/>
+      </w:pPr>
+      <w:bookmarkStart w:id="41" w:name="h41"/>
+      <w:r>
+        <w:t>7.34 CP 34 Pago dividido</w:t>
+      </w:r>
+      <w:bookmarkEnd w:id="41"/>
+    </w:p>
+    <w:p>
+      <w:r>
+        <w:t>Módulo. Ventas.</w:t>
+      </w:r>
+    </w:p>
+    <w:p>
+      <w:r>
+        <w:t>Procedimiento de la fuente. Vender usando efectivo y tarjeta por montos que sumen el total.</w:t>
+      </w:r>
+    </w:p>
+    <w:p>
+      <w:r>
+        <w:t>Resultado esperado. La venta queda con metodo mixto y caja separa ambos montos.</w:t>
+      </w:r>
+    </w:p>
+    <w:p>
+      <w:r>
+        <w:t>Estado registrado. Pendiente evidencia.</w:t>
+      </w:r>
+    </w:p>
+    <w:p>
+      <w:pPr>
+        <w:pStyle w:val="Heading3"/>
+      </w:pPr>
+      <w:bookmarkStart w:id="42" w:name="h42"/>
+      <w:r>
+        <w:t>7.35 CP 35 Reintento idempotente</w:t>
+      </w:r>
+      <w:bookmarkEnd w:id="42"/>
+    </w:p>
+    <w:p>
+      <w:r>
+        <w:t>Módulo. Ventas.</w:t>
+      </w:r>
+    </w:p>
+    <w:p>
+      <w:r>
+        <w:t>Procedimiento de la fuente. Repetir una venta con la misma clave de idempotencia.</w:t>
+      </w:r>
+    </w:p>
+    <w:p>
+      <w:r>
+        <w:t>Resultado esperado. Se devuelve la misma venta y el stock baja una sola vez.</w:t>
+      </w:r>
+    </w:p>
+    <w:p>
+      <w:r>
+        <w:t>Estado registrado. Automatizada aprobada.</w:t>
+      </w:r>
+    </w:p>
+    <w:p>
+      <w:pPr>
+        <w:pStyle w:val="Heading3"/>
+      </w:pPr>
+      <w:bookmarkStart w:id="43" w:name="h43"/>
+      <w:r>
+        <w:t>7.36 CP 36 Devolución parcial</w:t>
+      </w:r>
+      <w:bookmarkEnd w:id="43"/>
+    </w:p>
+    <w:p>
+      <w:r>
+        <w:t>Módulo. Devoluciones.</w:t>
+      </w:r>
+    </w:p>
+    <w:p>
+      <w:r>
+        <w:t>Procedimiento de la fuente. Devolver una unidad de una venta de varias unidades.</w:t>
+      </w:r>
+    </w:p>
+    <w:p>
+      <w:r>
+        <w:t>Resultado esperado. Se repone solo esa unidad y se ajustan venta neta y deuda.</w:t>
+      </w:r>
+    </w:p>
+    <w:p>
+      <w:r>
+        <w:t>Estado registrado. Automatizada aprobada.</w:t>
+      </w:r>
+    </w:p>
+    <w:p>
+      <w:pPr>
+        <w:pStyle w:val="Heading3"/>
+      </w:pPr>
+      <w:bookmarkStart w:id="44" w:name="h44"/>
+      <w:r>
+        <w:t>7.37 CP 37 Evitar doble reposicion</w:t>
+      </w:r>
+      <w:bookmarkEnd w:id="44"/>
+    </w:p>
+    <w:p>
+      <w:r>
+        <w:t>Módulo. Devoluciones.</w:t>
+      </w:r>
+    </w:p>
+    <w:p>
+      <w:r>
+        <w:t>Procedimiento de la fuente. Devolver parcialmente y luego anular la venta.</w:t>
+      </w:r>
+    </w:p>
+    <w:p>
+      <w:r>
+        <w:t>Resultado esperado. Solo se repone la cantidad restante.</w:t>
+      </w:r>
+    </w:p>
+    <w:p>
+      <w:r>
+        <w:t>Estado registrado. Automatizada aprobada.</w:t>
+      </w:r>
+    </w:p>
+    <w:p>
+      <w:pPr>
+        <w:pStyle w:val="Heading3"/>
+      </w:pPr>
+      <w:bookmarkStart w:id="45" w:name="h45"/>
+      <w:r>
+        <w:t>7.38 CP 38 Aplicar limite de fiado</w:t>
+      </w:r>
+      <w:bookmarkEnd w:id="45"/>
+    </w:p>
+    <w:p>
+      <w:r>
+        <w:t>Módulo. Credito.</w:t>
+      </w:r>
+    </w:p>
+    <w:p>
+      <w:r>
+        <w:t>Procedimiento de la fuente. Superar el cupo configurado del cliente.</w:t>
+      </w:r>
+    </w:p>
+    <w:p>
+      <w:r>
+        <w:t>Resultado esperado. La API rechaza la venta sin descontar stock.</w:t>
+      </w:r>
+    </w:p>
+    <w:p>
+      <w:r>
+        <w:t>Estado registrado. Automatizada aprobada.</w:t>
+      </w:r>
+    </w:p>
+    <w:p>
+      <w:pPr>
+        <w:pStyle w:val="Heading3"/>
+      </w:pPr>
+      <w:bookmarkStart w:id="46" w:name="h46"/>
+      <w:r>
+        <w:t>7.39 CP 39 Apertura y cierre de turno</w:t>
+      </w:r>
+      <w:bookmarkEnd w:id="46"/>
+    </w:p>
+    <w:p>
+      <w:r>
+        <w:t>Módulo. Caja.</w:t>
+      </w:r>
+    </w:p>
+    <w:p>
+      <w:r>
+        <w:t>Procedimiento de la fuente. Abrir con fondo inicial, registrar gasto, contar y cerrar.</w:t>
+      </w:r>
+    </w:p>
+    <w:p>
+      <w:r>
+        <w:t>Resultado esperado. Se informa efectivo esperado y diferencia.</w:t>
+      </w:r>
+    </w:p>
+    <w:p>
+      <w:r>
+        <w:t>Estado registrado. Automatizada aprobada.</w:t>
+      </w:r>
+    </w:p>
+    <w:p>
+      <w:pPr>
+        <w:pStyle w:val="Heading3"/>
+      </w:pPr>
+      <w:bookmarkStart w:id="47" w:name="h47"/>
+      <w:r>
+        <w:t>7.40 CP 40 Segundo turno del dia</w:t>
+      </w:r>
+      <w:bookmarkEnd w:id="47"/>
+    </w:p>
+    <w:p>
+      <w:r>
+        <w:t>Módulo. Caja.</w:t>
+      </w:r>
+    </w:p>
+    <w:p>
+      <w:r>
+        <w:t>Procedimiento de la fuente. Cerrar un turno y abrir otro el mismo dia.</w:t>
+      </w:r>
+    </w:p>
+    <w:p>
+      <w:r>
+        <w:t>Resultado esperado. El segundo turno no vuelve a sumar ventas del primero.</w:t>
+      </w:r>
+    </w:p>
+    <w:p>
+      <w:r>
+        <w:t>Estado registrado. Pendiente evidencia.</w:t>
+      </w:r>
+    </w:p>
+    <w:p>
+      <w:pPr>
+        <w:pStyle w:val="Heading3"/>
+      </w:pPr>
+      <w:bookmarkStart w:id="48" w:name="h48"/>
+      <w:r>
+        <w:t>7.41 CP 41 Recibir orden</w:t>
+      </w:r>
+      <w:bookmarkEnd w:id="48"/>
+    </w:p>
+    <w:p>
+      <w:r>
+        <w:t>Módulo. Compras.</w:t>
+      </w:r>
+    </w:p>
+    <w:p>
+      <w:r>
+        <w:t>Procedimiento de la fuente. Crear proveedor y orden, luego recibir mercaderia.</w:t>
+      </w:r>
+    </w:p>
+    <w:p>
+      <w:r>
+        <w:t>Resultado esperado. Aumenta stock, registra kardex y recalcula costo promedio.</w:t>
+      </w:r>
+    </w:p>
+    <w:p>
+      <w:r>
+        <w:t>Estado registrado. Automatizada aprobada.</w:t>
+      </w:r>
+    </w:p>
+    <w:p>
+      <w:pPr>
+        <w:pStyle w:val="Heading3"/>
+      </w:pPr>
+      <w:bookmarkStart w:id="49" w:name="h49"/>
+      <w:r>
+        <w:t>7.42 CP 42 Alerta de vencimiento</w:t>
+      </w:r>
+      <w:bookmarkEnd w:id="49"/>
+    </w:p>
+    <w:p>
+      <w:r>
+        <w:t>Módulo. Inventario.</w:t>
+      </w:r>
+    </w:p>
+    <w:p>
+      <w:r>
+        <w:t>Procedimiento de la fuente. Asignar vencimiento dentro de 30 dias.</w:t>
+      </w:r>
+    </w:p>
+    <w:p>
+      <w:r>
+        <w:t>Resultado esperado. Gestion muestra alerta del producto.</w:t>
+      </w:r>
+    </w:p>
+    <w:p>
+      <w:r>
+        <w:t>Estado registrado. Pendiente evidencia.</w:t>
+      </w:r>
+    </w:p>
+    <w:p>
+      <w:pPr>
+        <w:pStyle w:val="Heading3"/>
+      </w:pPr>
+      <w:bookmarkStart w:id="50" w:name="h50"/>
+      <w:r>
+        <w:t>7.43 CP 43 Importar y exportar CSV</w:t>
+      </w:r>
+      <w:bookmarkEnd w:id="50"/>
+    </w:p>
+    <w:p>
+      <w:r>
+        <w:t>Módulo. Datos.</w:t>
+      </w:r>
+    </w:p>
+    <w:p>
+      <w:r>
+        <w:t>Procedimiento de la fuente. Exportar catálogo e importar un archivo válido.</w:t>
+      </w:r>
+    </w:p>
+    <w:p>
+      <w:r>
+        <w:t>Resultado esperado. Se descarga CSV y se crean filas validas.</w:t>
+      </w:r>
+    </w:p>
+    <w:p>
+      <w:r>
+        <w:t>Estado registrado. Pendiente evidencia.</w:t>
+      </w:r>
+    </w:p>
+    <w:p>
+      <w:pPr>
+        <w:pStyle w:val="Heading3"/>
+      </w:pPr>
+      <w:bookmarkStart w:id="51" w:name="h51"/>
+      <w:r>
+        <w:t>7.44 CP 44 Venta sin conexión</w:t>
+      </w:r>
+      <w:bookmarkEnd w:id="51"/>
+    </w:p>
+    <w:p>
+      <w:r>
+        <w:t>Módulo. Offline.</w:t>
+      </w:r>
+    </w:p>
+    <w:p>
+      <w:r>
+        <w:t>Procedimiento de la fuente. Perder red al confirmar, recargar con API caída y recuperarla.</w:t>
+      </w:r>
+    </w:p>
+    <w:p>
+      <w:r>
+        <w:t>Resultado esperado. Cola por cuenta y catálogo guardado; venta se sincroniza una vez.</w:t>
+      </w:r>
+    </w:p>
+    <w:p>
+      <w:r>
+        <w:t xml:space="preserve">Estado registrado. Automatizada en navegador local aprobada: </w:t>
+      </w:r>
+      <w:r>
+        <w:rPr>
+          <w:rFonts w:ascii="DejaVu Sans Mono" w:hAnsi="DejaVu Sans Mono"/>
+          <w:sz w:val="18"/>
+        </w:rPr>
+        <w:t>test-improvements.cjs</w:t>
+      </w:r>
+      <w:r>
+        <w:t>.</w:t>
+      </w:r>
+    </w:p>
+    <w:p>
+      <w:pPr>
+        <w:pStyle w:val="Heading3"/>
+      </w:pPr>
+      <w:bookmarkStart w:id="52" w:name="h52"/>
+      <w:r>
+        <w:t>7.45 CP 45 Reconocer envase</w:t>
+      </w:r>
+      <w:bookmarkEnd w:id="52"/>
+    </w:p>
+    <w:p>
+      <w:r>
+        <w:t>Módulo. Vision.</w:t>
+      </w:r>
+    </w:p>
+    <w:p>
+      <w:r>
+        <w:t xml:space="preserve">Procedimiento de la fuente. Configurar </w:t>
+      </w:r>
+      <w:r>
+        <w:rPr>
+          <w:rFonts w:ascii="DejaVu Sans Mono" w:hAnsi="DejaVu Sans Mono"/>
+          <w:sz w:val="18"/>
+        </w:rPr>
+        <w:t>GROQ_API_KEY</w:t>
+      </w:r>
+      <w:r>
+        <w:t xml:space="preserve"> (o </w:t>
+      </w:r>
+      <w:r>
+        <w:rPr>
+          <w:rFonts w:ascii="DejaVu Sans Mono" w:hAnsi="DejaVu Sans Mono"/>
+          <w:sz w:val="18"/>
+        </w:rPr>
+        <w:t>OPENAI_API_KEY</w:t>
+      </w:r>
+      <w:r>
+        <w:t>), fotografiar un producto catalogado.</w:t>
+      </w:r>
+    </w:p>
+    <w:p>
+      <w:r>
+        <w:t>Resultado esperado. La API propone coincidencia con confianza y permite corregir.</w:t>
+      </w:r>
+    </w:p>
+    <w:p>
+      <w:r>
+        <w:t>Estado registrado. Pendiente evidencia.</w:t>
+      </w:r>
+    </w:p>
+    <w:p>
+      <w:pPr>
+        <w:pStyle w:val="Heading3"/>
+      </w:pPr>
+      <w:bookmarkStart w:id="53" w:name="h53"/>
+      <w:r>
+        <w:t>7.46 CP 46 Recuperar contraseña</w:t>
+      </w:r>
+      <w:bookmarkEnd w:id="53"/>
+    </w:p>
+    <w:p>
+      <w:r>
+        <w:t>Módulo. Seguridad.</w:t>
+      </w:r>
+    </w:p>
+    <w:p>
+      <w:r>
+        <w:t>Procedimiento de la fuente. Solicitar el enlace, cambiar la clave y volver a usar el enlace.</w:t>
+      </w:r>
+    </w:p>
+    <w:p>
+      <w:r>
+        <w:t>Resultado esperado. La nueva clave funciona, sesiones anteriores quedan revocadas y el enlace no puede reutilizarse.</w:t>
+      </w:r>
+    </w:p>
+    <w:p>
+      <w:r>
+        <w:t>Estado registrado. Automatizada aprobada.</w:t>
+      </w:r>
+    </w:p>
+    <w:p>
+      <w:pPr>
+        <w:pStyle w:val="Heading3"/>
+      </w:pPr>
+      <w:bookmarkStart w:id="54" w:name="h54"/>
+      <w:r>
+        <w:t>7.47 CP 47 Extraer factura</w:t>
+      </w:r>
+      <w:bookmarkEnd w:id="54"/>
+    </w:p>
+    <w:p>
+      <w:r>
+        <w:t>Módulo. Factura IA.</w:t>
+      </w:r>
+    </w:p>
+    <w:p>
+      <w:r>
+        <w:t>Procedimiento de la fuente. Fotografiar una factura legible desde Negocio.</w:t>
+      </w:r>
+    </w:p>
+    <w:p>
+      <w:r>
+        <w:t>Resultado esperado. Propone proveedor, folio, fecha, totales y líneas con confianza y advertencias.</w:t>
+      </w:r>
+    </w:p>
+    <w:p>
+      <w:r>
+        <w:t>Estado registrado. Esquema automatizado aprobado; visual aprobado.</w:t>
+      </w:r>
+    </w:p>
+    <w:p>
+      <w:pPr>
+        <w:pStyle w:val="Heading3"/>
+      </w:pPr>
+      <w:bookmarkStart w:id="55" w:name="h55"/>
+      <w:r>
+        <w:t>7.48 CP 48 Reutilizar catálogo</w:t>
+      </w:r>
+      <w:bookmarkEnd w:id="55"/>
+    </w:p>
+    <w:p>
+      <w:r>
+        <w:t>Módulo. Factura IA.</w:t>
+      </w:r>
+    </w:p>
+    <w:p>
+      <w:r>
+        <w:t>Procedimiento de la fuente. Leer una línea cuyo código o nombre corresponde a un producto activo.</w:t>
+      </w:r>
+    </w:p>
+    <w:p>
+      <w:r>
+        <w:t>Resultado esperado. La línea queda marcada En inventario y no crea otro producto.</w:t>
+      </w:r>
+    </w:p>
+    <w:p>
+      <w:r>
+        <w:t>Estado registrado. Automatizada aprobada.</w:t>
+      </w:r>
+    </w:p>
+    <w:p>
+      <w:pPr>
+        <w:pStyle w:val="Heading3"/>
+      </w:pPr>
+      <w:bookmarkStart w:id="56" w:name="h56"/>
+      <w:r>
+        <w:t>7.49 CP 49 Crear producto faltante</w:t>
+      </w:r>
+      <w:bookmarkEnd w:id="56"/>
+    </w:p>
+    <w:p>
+      <w:r>
+        <w:t>Módulo. Factura IA.</w:t>
+      </w:r>
+    </w:p>
+    <w:p>
+      <w:r>
+        <w:t>Procedimiento de la fuente. Confirmar una línea marcada Producto nuevo con nombre, categoría y precio de venta.</w:t>
+      </w:r>
+    </w:p>
+    <w:p>
+      <w:r>
+        <w:t>Resultado esperado. Crea el producto y lo recibe con el stock y costo confirmados.</w:t>
+      </w:r>
+    </w:p>
+    <w:p>
+      <w:r>
+        <w:t>Estado registrado. Automatizada aprobada.</w:t>
+      </w:r>
+    </w:p>
+    <w:p>
+      <w:pPr>
+        <w:pStyle w:val="Heading3"/>
+      </w:pPr>
+      <w:bookmarkStart w:id="57" w:name="h57"/>
+      <w:r>
+        <w:t>7.50 CP 50 Exigir revisión</w:t>
+      </w:r>
+      <w:bookmarkEnd w:id="57"/>
+    </w:p>
+    <w:p>
+      <w:r>
+        <w:t>Módulo. Factura IA.</w:t>
+      </w:r>
+    </w:p>
+    <w:p>
+      <w:r>
+        <w:t>Procedimiento de la fuente. Vaciar cantidad o precio de venta de una línea.</w:t>
+      </w:r>
+    </w:p>
+    <w:p>
+      <w:r>
+        <w:t>Resultado esperado. Confirmar e ingresar queda deshabilitado y la API rechaza valores inválidos.</w:t>
+      </w:r>
+    </w:p>
+    <w:p>
+      <w:r>
+        <w:t>Estado registrado. Automatizada aprobada.</w:t>
+      </w:r>
+    </w:p>
+    <w:p>
+      <w:pPr>
+        <w:pStyle w:val="Heading3"/>
+      </w:pPr>
+      <w:bookmarkStart w:id="58" w:name="h58"/>
+      <w:r>
+        <w:t>7.51 CP 51 Evitar doble ingreso</w:t>
+      </w:r>
+      <w:bookmarkEnd w:id="58"/>
+    </w:p>
+    <w:p>
+      <w:r>
+        <w:t>Módulo. Factura IA.</w:t>
+      </w:r>
+    </w:p>
+    <w:p>
+      <w:r>
+        <w:t>Procedimiento de la fuente. Reintentar con la misma clave o volver a cargar el mismo folio.</w:t>
+      </w:r>
+    </w:p>
+    <w:p>
+      <w:r>
+        <w:t>Resultado esperado. Devuelve la compra previa o rechaza el duplicado; el stock aumenta una sola vez.</w:t>
+      </w:r>
+    </w:p>
+    <w:p>
+      <w:r>
+        <w:t>Estado registrado. Automatizada aprobada.</w:t>
+      </w:r>
+    </w:p>
+    <w:p>
+      <w:pPr>
+        <w:pStyle w:val="Heading3"/>
+      </w:pPr>
+      <w:bookmarkStart w:id="59" w:name="h59"/>
+      <w:r>
+        <w:t>7.52 CP 52 Permisos</w:t>
+      </w:r>
+      <w:bookmarkEnd w:id="59"/>
+    </w:p>
+    <w:p>
+      <w:r>
+        <w:t>Módulo. Factura IA.</w:t>
+      </w:r>
+    </w:p>
+    <w:p>
+      <w:r>
+        <w:t>Procedimiento de la fuente. Intentar analizar o importar con token de vendedor.</w:t>
+      </w:r>
+    </w:p>
+    <w:p>
+      <w:r>
+        <w:t>Resultado esperado. La API responde 403 y no cambia inventario.</w:t>
+      </w:r>
+    </w:p>
+    <w:p>
+      <w:r>
+        <w:t>Estado registrado. Importación CSV comprobada con 403; factura pendiente evidencia.</w:t>
+      </w:r>
+    </w:p>
+    <w:p>
+      <w:pPr>
+        <w:pStyle w:val="Heading3"/>
+      </w:pPr>
+      <w:bookmarkStart w:id="60" w:name="h60"/>
+      <w:r>
+        <w:t>7.53 CP 53 Apertura automática</w:t>
+      </w:r>
+      <w:bookmarkEnd w:id="60"/>
+    </w:p>
+    <w:p>
+      <w:r>
+        <w:t>Módulo. Carga inicial.</w:t>
+      </w:r>
+    </w:p>
+    <w:p>
+      <w:r>
+        <w:t>Procedimiento de la fuente. Crear un local sin productos e iniciar sesión como dueño.</w:t>
+      </w:r>
+    </w:p>
+    <w:p>
+      <w:r>
+        <w:t>Resultado esperado. Abre automáticamente el asistente y sugiere categorías según el rubro.</w:t>
+      </w:r>
+    </w:p>
+    <w:p>
+      <w:r>
+        <w:t>Estado registrado. Visual aprobada a 320 px.</w:t>
+      </w:r>
+    </w:p>
+    <w:p>
+      <w:pPr>
+        <w:pStyle w:val="Heading3"/>
+      </w:pPr>
+      <w:bookmarkStart w:id="61" w:name="h61"/>
+      <w:r>
+        <w:t>7.54 CP 54 Importación masiva</w:t>
+      </w:r>
+      <w:bookmarkEnd w:id="61"/>
+    </w:p>
+    <w:p>
+      <w:r>
+        <w:t>Módulo. Carga inicial.</w:t>
+      </w:r>
+    </w:p>
+    <w:p>
+      <w:r>
+        <w:t>Procedimiento de la fuente. Subir una plantilla CSV con dos productos válidos y una fila inválida.</w:t>
+      </w:r>
+    </w:p>
+    <w:p>
+      <w:r>
+        <w:t>Resultado esperado. Muestra vista previa, omite la fila inválida y crea los dos productos válidos.</w:t>
+      </w:r>
+    </w:p>
+    <w:p>
+      <w:r>
+        <w:t>Estado registrado. Automatizada y visual aprobadas.</w:t>
+      </w:r>
+    </w:p>
+    <w:p>
+      <w:pPr>
+        <w:pStyle w:val="Heading3"/>
+      </w:pPr>
+      <w:bookmarkStart w:id="62" w:name="h62"/>
+      <w:r>
+        <w:t>7.55 CP 55 Evitar duplicados</w:t>
+      </w:r>
+      <w:bookmarkEnd w:id="62"/>
+    </w:p>
+    <w:p>
+      <w:r>
+        <w:t>Módulo. Carga inicial.</w:t>
+      </w:r>
+    </w:p>
+    <w:p>
+      <w:r>
+        <w:t>Procedimiento de la fuente. Reintentar la misma carga y subir un producto con código o nombre ya existente.</w:t>
+      </w:r>
+    </w:p>
+    <w:p>
+      <w:r>
+        <w:t>Resultado esperado. No crea duplicados e informa las filas ya existentes.</w:t>
+      </w:r>
+    </w:p>
+    <w:p>
+      <w:r>
+        <w:t>Estado registrado. Automatizada aprobada.</w:t>
+      </w:r>
+    </w:p>
+    <w:p>
+      <w:pPr>
+        <w:pStyle w:val="Heading3"/>
+      </w:pPr>
+      <w:bookmarkStart w:id="63" w:name="h63"/>
+      <w:r>
+        <w:t>7.56 CP 56 Reanudar o posponer</w:t>
+      </w:r>
+      <w:bookmarkEnd w:id="63"/>
+    </w:p>
+    <w:p>
+      <w:r>
+        <w:t>Módulo. Carga inicial.</w:t>
+      </w:r>
+    </w:p>
+    <w:p>
+      <w:r>
+        <w:t>Procedimiento de la fuente. Elegir un método, recargar y luego presionar Hacerlo después.</w:t>
+      </w:r>
+    </w:p>
+    <w:p>
+      <w:r>
+        <w:t>Resultado esperado. Recupera el método elegido; al posponer no fuerza nuevamente el asistente y permanece accesible desde el menú.</w:t>
+      </w:r>
+    </w:p>
+    <w:p>
+      <w:r>
+        <w:t>Estado registrado. Reanudación y acceso posterior aprobados.</w:t>
+      </w:r>
+    </w:p>
+    <w:p>
+      <w:pPr>
+        <w:pStyle w:val="Heading3"/>
+      </w:pPr>
+      <w:bookmarkStart w:id="64" w:name="h64"/>
+      <w:r>
+        <w:t>7.57 CP 57 Un producto</w:t>
+      </w:r>
+      <w:bookmarkEnd w:id="64"/>
+    </w:p>
+    <w:p>
+      <w:r>
+        <w:t>Módulo. Venta Rápida A.</w:t>
+      </w:r>
+    </w:p>
+    <w:p>
+      <w:r>
+        <w:t>Procedimiento de la fuente. Analizar una foto con un producto catalogado.</w:t>
+      </w:r>
+    </w:p>
+    <w:p>
+      <w:r>
+        <w:t>Resultado esperado. Muestra una línea lista con cantidad 1 y precio obtenido del inventario.</w:t>
+      </w:r>
+    </w:p>
+    <w:p>
+      <w:r>
+        <w:t>Estado registrado. Automatizada aprobada.</w:t>
+      </w:r>
+    </w:p>
+    <w:p>
+      <w:pPr>
+        <w:pStyle w:val="Heading3"/>
+      </w:pPr>
+      <w:bookmarkStart w:id="65" w:name="h65"/>
+      <w:r>
+        <w:t>7.58 CP 58 Varios productos</w:t>
+      </w:r>
+      <w:bookmarkEnd w:id="65"/>
+    </w:p>
+    <w:p>
+      <w:r>
+        <w:t>Módulo. Venta Rápida B.</w:t>
+      </w:r>
+    </w:p>
+    <w:p>
+      <w:r>
+        <w:t>Procedimiento de la fuente. Analizar una foto con productos distintos.</w:t>
+      </w:r>
+    </w:p>
+    <w:p>
+      <w:r>
+        <w:t>Resultado esperado. Devuelve líneas separadas y calcula el total con precios locales.</w:t>
+      </w:r>
+    </w:p>
+    <w:p>
+      <w:r>
+        <w:t>Estado registrado. Automatizada aprobada.</w:t>
+      </w:r>
+    </w:p>
+    <w:p>
+      <w:pPr>
+        <w:pStyle w:val="Heading3"/>
+      </w:pPr>
+      <w:bookmarkStart w:id="66" w:name="h66"/>
+      <w:r>
+        <w:t>7.59 CP 59 Unidades repetidas</w:t>
+      </w:r>
+      <w:bookmarkEnd w:id="66"/>
+    </w:p>
+    <w:p>
+      <w:r>
+        <w:t>Módulo. Venta Rápida C.</w:t>
+      </w:r>
+    </w:p>
+    <w:p>
+      <w:r>
+        <w:t>Procedimiento de la fuente. Analizar varias unidades iguales o una respuesta repetida para el mismo ID.</w:t>
+      </w:r>
+    </w:p>
+    <w:p>
+      <w:r>
+        <w:t>Resultado esperado. Agrupa el producto y suma las cantidades.</w:t>
+      </w:r>
+    </w:p>
+    <w:p>
+      <w:r>
+        <w:t>Estado registrado. Automatizada aprobada.</w:t>
+      </w:r>
+    </w:p>
+    <w:p>
+      <w:pPr>
+        <w:pStyle w:val="Heading3"/>
+      </w:pPr>
+      <w:bookmarkStart w:id="67" w:name="h67"/>
+      <w:r>
+        <w:t>7.60 CP 60 Producto no encontrado</w:t>
+      </w:r>
+      <w:bookmarkEnd w:id="67"/>
+    </w:p>
+    <w:p>
+      <w:r>
+        <w:t>Módulo. Venta Rápida D.</w:t>
+      </w:r>
+    </w:p>
+    <w:p>
+      <w:r>
+        <w:t>Procedimiento de la fuente. Analizar un objeto sin coincidencia de catálogo.</w:t>
+      </w:r>
+    </w:p>
+    <w:p>
+      <w:r>
+        <w:t>Resultado esperado. Lo marca Producto no reconocido y permite buscar o ignorar; no crea inventario.</w:t>
+      </w:r>
+    </w:p>
+    <w:p>
+      <w:r>
+        <w:t>Estado registrado. Automatizada y visual aprobadas mediante código desconocido y corrección manual.</w:t>
+      </w:r>
+    </w:p>
+    <w:p>
+      <w:pPr>
+        <w:pStyle w:val="Heading3"/>
+      </w:pPr>
+      <w:bookmarkStart w:id="68" w:name="h68"/>
+      <w:r>
+        <w:t>7.61 CP 61 Detección ambigua</w:t>
+      </w:r>
+      <w:bookmarkEnd w:id="68"/>
+    </w:p>
+    <w:p>
+      <w:r>
+        <w:t>Módulo. Venta Rápida E.</w:t>
+      </w:r>
+    </w:p>
+    <w:p>
+      <w:r>
+        <w:t>Procedimiento de la fuente. Devolver una coincidencia de confianza media con varias alternativas.</w:t>
+      </w:r>
+    </w:p>
+    <w:p>
+      <w:r>
+        <w:t>Resultado esperado. Exige selección o confirmación antes de habilitar Agregar a la venta.</w:t>
+      </w:r>
+    </w:p>
+    <w:p>
+      <w:r>
+        <w:t>Estado registrado. Automatizada aprobada; visual pendiente.</w:t>
+      </w:r>
+    </w:p>
+    <w:p>
+      <w:pPr>
+        <w:pStyle w:val="Heading3"/>
+      </w:pPr>
+      <w:bookmarkStart w:id="69" w:name="h69"/>
+      <w:r>
+        <w:t>7.62 CP 62 Stock insuficiente</w:t>
+      </w:r>
+      <w:bookmarkEnd w:id="69"/>
+    </w:p>
+    <w:p>
+      <w:r>
+        <w:t>Módulo. Venta Rápida F.</w:t>
+      </w:r>
+    </w:p>
+    <w:p>
+      <w:r>
+        <w:t>Procedimiento de la fuente. Detectar cantidad superior al stock registrado.</w:t>
+      </w:r>
+    </w:p>
+    <w:p>
+      <w:r>
+        <w:t>Resultado esperado. Advierte detectado versus stock y aplica la misma regla del POS al agregar.</w:t>
+      </w:r>
+    </w:p>
+    <w:p>
+      <w:r>
+        <w:t>Estado registrado. Automatizada y visual aprobadas; el POS rechazó cantidad 29 con stock 28.</w:t>
+      </w:r>
+    </w:p>
+    <w:p>
+      <w:pPr>
+        <w:pStyle w:val="Heading3"/>
+      </w:pPr>
+      <w:bookmarkStart w:id="70" w:name="h70"/>
+      <w:r>
+        <w:t>7.63 CP 63 Falla de IA</w:t>
+      </w:r>
+      <w:bookmarkEnd w:id="70"/>
+    </w:p>
+    <w:p>
+      <w:r>
+        <w:t>Módulo. Venta Rápida G.</w:t>
+      </w:r>
+    </w:p>
+    <w:p>
+      <w:r>
+        <w:t>Procedimiento de la fuente. Simular error o servicio no configurado.</w:t>
+      </w:r>
+    </w:p>
+    <w:p>
+      <w:r>
+        <w:t>Resultado esperado. Mantiene la foto y ofrece reintentar sin modificar ticket ni stock.</w:t>
+      </w:r>
+    </w:p>
+    <w:p>
+      <w:r>
+        <w:t>Estado registrado. Endpoint aprobado sin clave (503 controlado); interacción visual pendiente.</w:t>
+      </w:r>
+    </w:p>
+    <w:p>
+      <w:pPr>
+        <w:pStyle w:val="Heading3"/>
+      </w:pPr>
+      <w:bookmarkStart w:id="71" w:name="h71"/>
+      <w:r>
+        <w:t>7.64 CP 64 Cámara rechazada</w:t>
+      </w:r>
+      <w:bookmarkEnd w:id="71"/>
+    </w:p>
+    <w:p>
+      <w:r>
+        <w:t>Módulo. Venta Rápida H.</w:t>
+      </w:r>
+    </w:p>
+    <w:p>
+      <w:r>
+        <w:t>Procedimiento de la fuente. Rechazar permiso de cámara.</w:t>
+      </w:r>
+    </w:p>
+    <w:p>
+      <w:r>
+        <w:t>Resultado esperado. Explica brevemente el permiso y ofrece cámara del teléfono o subir foto.</w:t>
+      </w:r>
+    </w:p>
+    <w:p>
+      <w:r>
+        <w:t>Estado registrado. Pendiente dispositivo real.</w:t>
+      </w:r>
+    </w:p>
+    <w:p>
+      <w:pPr>
+        <w:pStyle w:val="Heading3"/>
+      </w:pPr>
+      <w:bookmarkStart w:id="72" w:name="h72"/>
+      <w:r>
+        <w:t>7.65 CP 65 Foto sin productos</w:t>
+      </w:r>
+      <w:bookmarkEnd w:id="72"/>
+    </w:p>
+    <w:p>
+      <w:r>
+        <w:t>Módulo. Venta Rápida I.</w:t>
+      </w:r>
+    </w:p>
+    <w:p>
+      <w:r>
+        <w:t>Procedimiento de la fuente. Analizar una imagen sin productos claros.</w:t>
+      </w:r>
+    </w:p>
+    <w:p>
+      <w:r>
+        <w:t>Resultado esperado. Muestra No encontramos productos claramente visibles y permite otra foto.</w:t>
+      </w:r>
+    </w:p>
+    <w:p>
+      <w:r>
+        <w:t>Estado registrado. Automatizada aprobada; visual pendiente.</w:t>
+      </w:r>
+    </w:p>
+    <w:p>
+      <w:pPr>
+        <w:pStyle w:val="Heading3"/>
+      </w:pPr>
+      <w:bookmarkStart w:id="73" w:name="h73"/>
+      <w:r>
+        <w:t>7.66 CP 66 Integración POS</w:t>
+      </w:r>
+      <w:bookmarkEnd w:id="73"/>
+    </w:p>
+    <w:p>
+      <w:r>
+        <w:t>Módulo. Venta Rápida J.</w:t>
+      </w:r>
+    </w:p>
+    <w:p>
+      <w:r>
+        <w:t>Procedimiento de la fuente. Confirmar productos revisados y presionar Agregar a la venta.</w:t>
+      </w:r>
+    </w:p>
+    <w:p>
+      <w:r>
+        <w:t>Resultado esperado. Abre el ticket POS existente; stock y kardex no cambian hasta confirmar el cobro.</w:t>
+      </w:r>
+    </w:p>
+    <w:p>
+      <w:r>
+        <w:t>Estado registrado. Automatizada y visual aprobadas; cantidad 2 llegó al ticket y el stock permaneció en 28.</w:t>
+      </w:r>
+    </w:p>
+    <w:p>
+      <w:pPr>
+        <w:pStyle w:val="Heading3"/>
+      </w:pPr>
+      <w:bookmarkStart w:id="74" w:name="h74"/>
+      <w:r>
+        <w:t>7.67 CP 67 Menú por rol</w:t>
+      </w:r>
+      <w:bookmarkEnd w:id="74"/>
+    </w:p>
+    <w:p>
+      <w:r>
+        <w:t>Módulo. Navegación.</w:t>
+      </w:r>
+    </w:p>
+    <w:p>
+      <w:r>
+        <w:t>Procedimiento de la fuente. Iniciar como dueño y vendedor en móvil/escritorio.</w:t>
+      </w:r>
+    </w:p>
+    <w:p>
+      <w:r>
+        <w:t>Resultado esperado. Dueño ve 7 áreas; vendedor ve Vender, Inventario, Clientes y Caja; funciones secundarias no duplican navegación.</w:t>
+      </w:r>
+    </w:p>
+    <w:p>
+      <w:r>
+        <w:t>Estado registrado. Typecheck y revisión móvil aprobados.</w:t>
+      </w:r>
+    </w:p>
+    <w:p>
+      <w:pPr>
+        <w:pStyle w:val="Heading3"/>
+      </w:pPr>
+      <w:bookmarkStart w:id="75" w:name="h75"/>
+      <w:r>
+        <w:t>7.68 CP 68 Medios después de Cobrar</w:t>
+      </w:r>
+      <w:bookmarkEnd w:id="75"/>
+    </w:p>
+    <w:p>
+      <w:r>
+        <w:t>Módulo. POS.</w:t>
+      </w:r>
+    </w:p>
+    <w:p>
+      <w:r>
+        <w:t>Procedimiento de la fuente. Agregar producto y observar ticket antes de pulsar Cobrar.</w:t>
+      </w:r>
+    </w:p>
+    <w:p>
+      <w:r>
+        <w:t>Resultado esperado. Los medios de pago no aparecen hasta solicitar el cobro.</w:t>
+      </w:r>
+    </w:p>
+    <w:p>
+      <w:r>
+        <w:t>Estado registrado. Visual móvil aprobada.</w:t>
+      </w:r>
+    </w:p>
+    <w:p>
+      <w:pPr>
+        <w:pStyle w:val="Heading3"/>
+      </w:pPr>
+      <w:bookmarkStart w:id="76" w:name="h76"/>
+      <w:r>
+        <w:t>7.69 CP 69 Confirmación de pago externo</w:t>
+      </w:r>
+      <w:bookmarkEnd w:id="76"/>
+    </w:p>
+    <w:p>
+      <w:r>
+        <w:t>Módulo. POS.</w:t>
+      </w:r>
+    </w:p>
+    <w:p>
+      <w:r>
+        <w:t>Procedimiento de la fuente. Elegir tarjeta, transferencia o Webpay.</w:t>
+      </w:r>
+    </w:p>
+    <w:p>
+      <w:r>
+        <w:t>Resultado esperado. Registrar venta queda deshabilitado hasta marcar pago aprobado; antes de eso no existe venta ni baja stock.</w:t>
+      </w:r>
+    </w:p>
+    <w:p>
+      <w:r>
+        <w:t>Estado registrado. Visual y API local aprobadas con tarjeta.</w:t>
+      </w:r>
+    </w:p>
+    <w:p>
+      <w:pPr>
+        <w:pStyle w:val="Heading3"/>
+      </w:pPr>
+      <w:bookmarkStart w:id="77" w:name="h77"/>
+      <w:r>
+        <w:t>7.70 CP 70 Prueba Pro al crear local</w:t>
+      </w:r>
+      <w:bookmarkEnd w:id="77"/>
+    </w:p>
+    <w:p>
+      <w:r>
+        <w:t>Módulo. Suscripción.</w:t>
+      </w:r>
+    </w:p>
+    <w:p>
+      <w:r>
+        <w:t>Procedimiento de la fuente. Crear tenant desde plataforma.</w:t>
+      </w:r>
+    </w:p>
+    <w:p>
+      <w:r>
+        <w:t xml:space="preserve">Resultado esperado. Se crea suscripción Pro </w:t>
+      </w:r>
+      <w:r>
+        <w:rPr>
+          <w:rFonts w:ascii="DejaVu Sans Mono" w:hAnsi="DejaVu Sans Mono"/>
+          <w:sz w:val="18"/>
+        </w:rPr>
+        <w:t>trialing</w:t>
+      </w:r>
+      <w:r>
+        <w:t xml:space="preserve"> por 30 días y bootstrap entrega entitlements.</w:t>
+      </w:r>
+    </w:p>
+    <w:p>
+      <w:r>
+        <w:t>Estado registrado. Automatizada aprobada.</w:t>
+      </w:r>
+    </w:p>
+    <w:p>
+      <w:pPr>
+        <w:pStyle w:val="Heading3"/>
+      </w:pPr>
+      <w:bookmarkStart w:id="78" w:name="h78"/>
+      <w:r>
+        <w:t>7.71 CP 71 Plan Básico</w:t>
+      </w:r>
+      <w:bookmarkEnd w:id="78"/>
+    </w:p>
+    <w:p>
+      <w:r>
+        <w:t>Módulo. Suscripción.</w:t>
+      </w:r>
+    </w:p>
+    <w:p>
+      <w:r>
+        <w:t>Procedimiento de la fuente. Cambiar a Básico e intentar clientes, IA o compras desde UI/API.</w:t>
+      </w:r>
+    </w:p>
+    <w:p>
+      <w:r>
+        <w:t>Resultado esperado. Navegación oculta función y API responde 403; ventas, inventario y caja siguen disponibles.</w:t>
+      </w:r>
+    </w:p>
+    <w:p>
+      <w:r>
+        <w:t>Estado registrado. UI y HTTP aprobados: productos 200, clientes 403 y Venta Rápida deriva a Mi plan.</w:t>
+      </w:r>
+    </w:p>
+    <w:p>
+      <w:pPr>
+        <w:pStyle w:val="Heading3"/>
+      </w:pPr>
+      <w:bookmarkStart w:id="79" w:name="h79"/>
+      <w:r>
+        <w:t>7.72 CP 72 Vencimiento solo lectura</w:t>
+      </w:r>
+      <w:bookmarkEnd w:id="79"/>
+    </w:p>
+    <w:p>
+      <w:r>
+        <w:t>Módulo. Suscripción.</w:t>
+      </w:r>
+    </w:p>
+    <w:p>
+      <w:r>
+        <w:t>Procedimiento de la fuente. Vencer prueba/período y consultar/modificar datos.</w:t>
+      </w:r>
+    </w:p>
+    <w:p>
+      <w:r>
+        <w:t>Resultado esperado. Consultas del plan siguen disponibles; mutaciones responden 403 y los datos permanecen.</w:t>
+      </w:r>
+    </w:p>
+    <w:p>
+      <w:r>
+        <w:t>Estado registrado. HTTP/UI aprobados: productos GET 200, POST 403 y controles POS deshabilitados.</w:t>
+      </w:r>
+    </w:p>
+    <w:p>
+      <w:pPr>
+        <w:pStyle w:val="Heading3"/>
+      </w:pPr>
+      <w:bookmarkStart w:id="80" w:name="h80"/>
+      <w:r>
+        <w:t>7.73 CP 73 Métricas SaaS</w:t>
+      </w:r>
+      <w:bookmarkEnd w:id="80"/>
+    </w:p>
+    <w:p>
+      <w:r>
+        <w:t>Módulo. Plataforma.</w:t>
+      </w:r>
+    </w:p>
+    <w:p>
+      <w:r>
+        <w:t xml:space="preserve">Procedimiento de la fuente. Entrar como </w:t>
+      </w:r>
+      <w:r>
+        <w:rPr>
+          <w:rFonts w:ascii="DejaVu Sans Mono" w:hAnsi="DejaVu Sans Mono"/>
+          <w:sz w:val="18"/>
+        </w:rPr>
+        <w:t>system_admin</w:t>
+      </w:r>
+      <w:r>
+        <w:t>.</w:t>
+      </w:r>
+    </w:p>
+    <w:p>
+      <w:r>
+        <w:t>Resultado esperado. Muestra locales, pruebas activas, MRR estimado y controles de plan/estado por tenant.</w:t>
+      </w:r>
+    </w:p>
+    <w:p>
+      <w:r>
+        <w:t>Estado registrado. Visual aprobada; activación Basic actualizó MRR de $59.970 a $49.970.</w:t>
+      </w:r>
+    </w:p>
+    <w:p>
+      <w:pPr>
+        <w:pStyle w:val="Heading3"/>
+      </w:pPr>
+      <w:bookmarkStart w:id="81" w:name="h81"/>
+      <w:r>
+        <w:t>7.74 CP 74 Claro  oscuro y sistema</w:t>
+      </w:r>
+      <w:bookmarkEnd w:id="81"/>
+    </w:p>
+    <w:p>
+      <w:r>
+        <w:t>Módulo. Apariencia.</w:t>
+      </w:r>
+    </w:p>
+    <w:p>
+      <w:r>
+        <w:t>Procedimiento de la fuente. Cambiar el control Apariencia del lateral en escritorio o del menú móvil y recargar.</w:t>
+      </w:r>
+    </w:p>
+    <w:p>
+      <w:r>
+        <w:t>Resultado esperado. Tema persiste por usuario, mantiene contraste y respeta preferencia del sistema.</w:t>
+      </w:r>
+    </w:p>
+    <w:p>
+      <w:r>
+        <w:t>Estado registrado. Claro predeterminado y Oscuro persistido tras recarga a 390 px.</w:t>
+      </w:r>
+    </w:p>
+    <w:p>
+      <w:pPr>
+        <w:pStyle w:val="Heading3"/>
+      </w:pPr>
+      <w:bookmarkStart w:id="82" w:name="h82"/>
+      <w:r>
+        <w:t>7.75 CP 75 Sin zoom ni desborde</w:t>
+      </w:r>
+      <w:bookmarkEnd w:id="82"/>
+    </w:p>
+    <w:p>
+      <w:r>
+        <w:t>Módulo. Responsive.</w:t>
+      </w:r>
+    </w:p>
+    <w:p>
+      <w:r>
+        <w:t>Procedimiento de la fuente. Revisar Inicio, Vender, Inventario y formularios a 390 × 844.</w:t>
+      </w:r>
+    </w:p>
+    <w:p>
+      <w:r>
+        <w:t xml:space="preserve">Resultado esperado. </w:t>
+      </w:r>
+      <w:r>
+        <w:rPr>
+          <w:rFonts w:ascii="DejaVu Sans Mono" w:hAnsi="DejaVu Sans Mono"/>
+          <w:sz w:val="18"/>
+        </w:rPr>
+        <w:t>scrollWidth</w:t>
+      </w:r>
+      <w:r>
+        <w:t xml:space="preserve"> no supera el viewport y la navegación inferior no tapa controles esenciales.</w:t>
+      </w:r>
+    </w:p>
+    <w:p>
+      <w:r>
+        <w:t>Estado registrado. Aprobada en 390 × 844.</w:t>
+      </w:r>
+    </w:p>
+    <w:p>
+      <w:pPr>
+        <w:pStyle w:val="Heading3"/>
+      </w:pPr>
+      <w:bookmarkStart w:id="83" w:name="h83"/>
+      <w:r>
+        <w:t>7.76 CP 76 Jerarquía diaria</w:t>
+      </w:r>
+      <w:bookmarkEnd w:id="83"/>
+    </w:p>
+    <w:p>
+      <w:r>
+        <w:t>Módulo. Inicio.</w:t>
+      </w:r>
+    </w:p>
+    <w:p>
+      <w:r>
+        <w:t>Procedimiento de la fuente. Entrar como owner.</w:t>
+      </w:r>
+    </w:p>
+    <w:p>
+      <w:r>
+        <w:t>Resultado esperado. Ventas de hoy domina; muestra acciones Vender/Agregar producto/Ver caja, atención y cuatro métricas útiles.</w:t>
+      </w:r>
+    </w:p>
+    <w:p>
+      <w:r>
+        <w:t>Estado registrado. Visual aprobada a 390 y 1440 px; sin desborde.</w:t>
+      </w:r>
+    </w:p>
+    <w:p>
+      <w:pPr>
+        <w:pStyle w:val="Heading3"/>
+      </w:pPr>
+      <w:bookmarkStart w:id="84" w:name="h84"/>
+      <w:r>
+        <w:t>7.77 CP 77 Editar identidad</w:t>
+      </w:r>
+      <w:bookmarkEnd w:id="84"/>
+    </w:p>
+    <w:p>
+      <w:r>
+        <w:t>Módulo. Negocio.</w:t>
+      </w:r>
+    </w:p>
+    <w:p>
+      <w:r>
+        <w:t>Procedimiento de la fuente. Cambiar nombre, rubro, dirección y teléfono desde el engranaje de Configuración.</w:t>
+      </w:r>
+    </w:p>
+    <w:p>
+      <w:r>
+        <w:t xml:space="preserve">Resultado esperado. API persiste el tenant, actualiza sesión y registra auditoría sin permitir cambiar </w:t>
+      </w:r>
+      <w:r>
+        <w:rPr>
+          <w:rFonts w:ascii="DejaVu Sans Mono" w:hAnsi="DejaVu Sans Mono"/>
+          <w:sz w:val="18"/>
+        </w:rPr>
+        <w:t>active</w:t>
+      </w:r>
+      <w:r>
+        <w:t>.</w:t>
+      </w:r>
+    </w:p>
+    <w:p>
+      <w:r>
+        <w:t>Estado registrado. Automatizada y visual/HTTP aprobadas con mensaje Datos del negocio guardados.</w:t>
+      </w:r>
+    </w:p>
+    <w:p>
+      <w:pPr>
+        <w:pStyle w:val="Heading3"/>
+      </w:pPr>
+      <w:bookmarkStart w:id="85" w:name="h85"/>
+      <w:r>
+        <w:t>7.78 CP 78 Solicitud durante trial</w:t>
+      </w:r>
+      <w:bookmarkEnd w:id="85"/>
+    </w:p>
+    <w:p>
+      <w:r>
+        <w:t>Módulo. Suscripción.</w:t>
+      </w:r>
+    </w:p>
+    <w:p>
+      <w:r>
+        <w:t>Procedimiento de la fuente. Solicitar Basic mientras existe trial Pro.</w:t>
+      </w:r>
+    </w:p>
+    <w:p>
+      <w:r>
+        <w:t xml:space="preserve">Resultado esperado. Mantiene Pro </w:t>
+      </w:r>
+      <w:r>
+        <w:rPr>
+          <w:rFonts w:ascii="DejaVu Sans Mono" w:hAnsi="DejaVu Sans Mono"/>
+          <w:sz w:val="18"/>
+        </w:rPr>
+        <w:t>trialing</w:t>
+      </w:r>
+      <w:r>
+        <w:t xml:space="preserve">, registra </w:t>
+      </w:r>
+      <w:r>
+        <w:rPr>
+          <w:rFonts w:ascii="DejaVu Sans Mono" w:hAnsi="DejaVu Sans Mono"/>
+          <w:sz w:val="18"/>
+        </w:rPr>
+        <w:t>pendingPlan=basic</w:t>
+      </w:r>
+      <w:r>
+        <w:t xml:space="preserve"> y no corta acceso.</w:t>
+      </w:r>
+    </w:p>
+    <w:p>
+      <w:r>
+        <w:t>Estado registrado. Automatizada aprobada.</w:t>
+      </w:r>
+    </w:p>
+    <w:p>
+      <w:pPr>
+        <w:pStyle w:val="Heading3"/>
+      </w:pPr>
+      <w:bookmarkStart w:id="86" w:name="h86"/>
+      <w:r>
+        <w:t>7.79 CP 79 Activación manual</w:t>
+      </w:r>
+      <w:bookmarkEnd w:id="86"/>
+    </w:p>
+    <w:p>
+      <w:r>
+        <w:t>Módulo. Suscripción.</w:t>
+      </w:r>
+    </w:p>
+    <w:p>
+      <w:r>
+        <w:t>Procedimiento de la fuente. Como system_admin activar un tenant con plan solicitado.</w:t>
+      </w:r>
+    </w:p>
+    <w:p>
+      <w:r>
+        <w:t>Resultado esperado. Aplica plan solicitado, crea período, limpia pendiente y audita.</w:t>
+      </w:r>
+    </w:p>
+    <w:p>
+      <w:r>
+        <w:t>Estado registrado. Visual/HTTP aprobada: solicitud Basic desapareció y plan quedó active.</w:t>
+      </w:r>
+    </w:p>
+    <w:p>
+      <w:pPr>
+        <w:pStyle w:val="Heading3"/>
+      </w:pPr>
+      <w:bookmarkStart w:id="87" w:name="h87"/>
+      <w:r>
+        <w:t>7.80 CP 80 Vencido con lectura</w:t>
+      </w:r>
+      <w:bookmarkEnd w:id="87"/>
+    </w:p>
+    <w:p>
+      <w:r>
+        <w:t>Módulo. Suscripción.</w:t>
+      </w:r>
+    </w:p>
+    <w:p>
+      <w:r>
+        <w:t>Procedimiento de la fuente. Vencer plan Pro y entrar a Clientes/Reportes.</w:t>
+      </w:r>
+    </w:p>
+    <w:p>
+      <w:r>
+        <w:t>Resultado esperado. Datos del plan siguen visibles; botones operativos deshabilitados y API rechaza mutaciones.</w:t>
+      </w:r>
+    </w:p>
+    <w:p>
+      <w:r>
+        <w:t>Estado registrado. UI y HTTP aprobados con banner y productos del POS deshabilitados.</w:t>
+      </w:r>
+    </w:p>
+    <w:p>
+      <w:pPr>
+        <w:pStyle w:val="Heading3"/>
+      </w:pPr>
+      <w:bookmarkStart w:id="88" w:name="h88"/>
+      <w:r>
+        <w:t>7.81 CP 81 Embudo SaaS</w:t>
+      </w:r>
+      <w:bookmarkEnd w:id="88"/>
+    </w:p>
+    <w:p>
+      <w:r>
+        <w:t>Módulo. Plataforma.</w:t>
+      </w:r>
+    </w:p>
+    <w:p>
+      <w:r>
+        <w:t>Procedimiento de la fuente. Entrar como system_admin.</w:t>
+      </w:r>
+    </w:p>
+    <w:p>
+      <w:r>
+        <w:t>Resultado esperado. Muestra Basic, Pro, past_due, expirados, pruebas nuevas, conversión y MRR.</w:t>
+      </w:r>
+    </w:p>
+    <w:p>
+      <w:r>
+        <w:t>Estado registrado. Visual aprobada en panel system_admin.</w:t>
+      </w:r>
+    </w:p>
+    <w:p>
+      <w:pPr>
+        <w:pStyle w:val="Heading3"/>
+      </w:pPr>
+      <w:bookmarkStart w:id="89" w:name="h89"/>
+      <w:r>
+        <w:t>7.82 CP 82 Predeterminado Claro</w:t>
+      </w:r>
+      <w:bookmarkEnd w:id="89"/>
+    </w:p>
+    <w:p>
+      <w:r>
+        <w:t>Módulo. Apariencia.</w:t>
+      </w:r>
+    </w:p>
+    <w:p>
+      <w:r>
+        <w:t>Procedimiento de la fuente. Iniciar con un usuario sin preferencia guardada.</w:t>
+      </w:r>
+    </w:p>
+    <w:p>
+      <w:r>
+        <w:t>Resultado esperado. Localito abre en Claro; Oscuro/Sistema quedan como selección explícita persistida.</w:t>
+      </w:r>
+    </w:p>
+    <w:p>
+      <w:r>
+        <w:t>Estado registrado. Visual aprobada: dataset light inicial y selector Claro presionado.</w:t>
+      </w:r>
+    </w:p>
+    <w:p>
+      <w:pPr>
+        <w:pStyle w:val="Heading3"/>
+      </w:pPr>
+      <w:bookmarkStart w:id="90" w:name="h90"/>
+      <w:r>
+        <w:t>7.83 CP 83 Crear empresa nueva</w:t>
+      </w:r>
+      <w:bookmarkEnd w:id="90"/>
+    </w:p>
+    <w:p>
+      <w:r>
+        <w:t>Módulo. Registro público.</w:t>
+      </w:r>
+    </w:p>
+    <w:p>
+      <w:r>
+        <w:t>Procedimiento de la fuente. Completar negocio, dueño, correo y clave desde el login.</w:t>
+      </w:r>
+    </w:p>
+    <w:p>
+      <w:r>
+        <w:t>Resultado esperado. Crea tenant aislado, sesión owner y prueba Pro de 30 días.</w:t>
+      </w:r>
+    </w:p>
+    <w:p>
+      <w:r>
+        <w:t>Estado registrado. Automatizada y HTTP local aprobadas.</w:t>
+      </w:r>
+    </w:p>
+    <w:p>
+      <w:pPr>
+        <w:pStyle w:val="Heading3"/>
+      </w:pPr>
+      <w:bookmarkStart w:id="91" w:name="h91"/>
+      <w:r>
+        <w:t>7.84 CP 84 Solicitar enlace sin proveedor de correo</w:t>
+      </w:r>
+      <w:bookmarkEnd w:id="91"/>
+    </w:p>
+    <w:p>
+      <w:r>
+        <w:t>Módulo. Recuperación.</w:t>
+      </w:r>
+    </w:p>
+    <w:p>
+      <w:r>
+        <w:t>Procedimiento de la fuente. Enviar un correo válido con email transaccional sin configurar.</w:t>
+      </w:r>
+    </w:p>
+    <w:p>
+      <w:r>
+        <w:t>Resultado esperado. Responde 202 sin revelar cuentas ni producir error 500; informa alternativa administrativa.</w:t>
+      </w:r>
+    </w:p>
+    <w:p>
+      <w:r>
+        <w:t>Estado registrado. HTTP local aprobada.</w:t>
+      </w:r>
+    </w:p>
+    <w:p>
+      <w:pPr>
+        <w:pStyle w:val="Heading3"/>
+      </w:pPr>
+      <w:bookmarkStart w:id="92" w:name="h92"/>
+      <w:r>
+        <w:t>7.85 CP 85 Persistencia de plan</w:t>
+      </w:r>
+      <w:bookmarkEnd w:id="92"/>
+    </w:p>
+    <w:p>
+      <w:r>
+        <w:t>Módulo. Plataforma.</w:t>
+      </w:r>
+    </w:p>
+    <w:p>
+      <w:r>
+        <w:t>Procedimiento de la fuente. Cambiar Pro a Básico, recargar el panel y volver a Pro.</w:t>
+      </w:r>
+    </w:p>
+    <w:p>
+      <w:r>
+        <w:t>Resultado esperado. La selección persiste después de la recarga.</w:t>
+      </w:r>
+    </w:p>
+    <w:p>
+      <w:r>
+        <w:t>Estado registrado. Visual local aprobada.</w:t>
+      </w:r>
+    </w:p>
+    <w:p>
+      <w:pPr>
+        <w:pStyle w:val="Heading3"/>
+      </w:pPr>
+      <w:bookmarkStart w:id="93" w:name="h93"/>
+      <w:r>
+        <w:t>7.86 CP 86 Eliminación definitiva de usuario</w:t>
+      </w:r>
+      <w:bookmarkEnd w:id="93"/>
+    </w:p>
+    <w:p>
+      <w:r>
+        <w:t>Módulo. Plataforma.</w:t>
+      </w:r>
+    </w:p>
+    <w:p>
+      <w:r>
+        <w:t>Procedimiento de la fuente. Restablecer clave y eliminar un vendedor.</w:t>
+      </w:r>
+    </w:p>
+    <w:p>
+      <w:r>
+        <w:t>Resultado esperado. Sesiones revocadas; historial de venta se conserva sin FK inválida.</w:t>
+      </w:r>
+    </w:p>
+    <w:p>
+      <w:r>
+        <w:t>Estado registrado. Automatizada aprobada.</w:t>
+      </w:r>
+    </w:p>
+    <w:p>
+      <w:pPr>
+        <w:pStyle w:val="Heading3"/>
+      </w:pPr>
+      <w:bookmarkStart w:id="94" w:name="h94"/>
+      <w:r>
+        <w:t>7.87 CP 87 Eliminación definitiva de local</w:t>
+      </w:r>
+      <w:bookmarkEnd w:id="94"/>
+    </w:p>
+    <w:p>
+      <w:r>
+        <w:t>Módulo. Plataforma.</w:t>
+      </w:r>
+    </w:p>
+    <w:p>
+      <w:r>
+        <w:t>Procedimiento de la fuente. Eliminar tenant de prueba con confirmación reforzada.</w:t>
+      </w:r>
+    </w:p>
+    <w:p>
+      <w:r>
+        <w:t>Resultado esperado. Se eliminan todos sus datos y no afecta otros tenants.</w:t>
+      </w:r>
+    </w:p>
+    <w:p>
+      <w:r>
+        <w:t>Estado registrado. Automatizada aprobada.</w:t>
+      </w:r>
+    </w:p>
+    <w:p>
+      <w:pPr>
+        <w:pStyle w:val="Heading3"/>
+      </w:pPr>
+      <w:bookmarkStart w:id="95" w:name="h95"/>
+      <w:r>
+        <w:t>7.88 CP 88 Pestañas estables</w:t>
+      </w:r>
+      <w:bookmarkEnd w:id="95"/>
+    </w:p>
+    <w:p>
+      <w:r>
+        <w:t>Módulo. Clientes.</w:t>
+      </w:r>
+    </w:p>
+    <w:p>
+      <w:r>
+        <w:t>Procedimiento de la fuente. Alternar Clientes, Fiado y Pendientes.</w:t>
+      </w:r>
+    </w:p>
+    <w:p>
+      <w:r>
+        <w:t>Resultado esperado. La franja conserva 58 px de alto y no mueve la pantalla.</w:t>
+      </w:r>
+    </w:p>
+    <w:p>
+      <w:r>
+        <w:t>Estado registrado. Visual automatizada en navegador aprobada.</w:t>
+      </w:r>
+    </w:p>
+    <w:p>
+      <w:pPr>
+        <w:pStyle w:val="Heading3"/>
+      </w:pPr>
+      <w:bookmarkStart w:id="96" w:name="h96"/>
+      <w:r>
+        <w:t>7.89 CP 89 Registrar abono</w:t>
+      </w:r>
+      <w:bookmarkEnd w:id="96"/>
+    </w:p>
+    <w:p>
+      <w:r>
+        <w:t>Módulo. Fiado.</w:t>
+      </w:r>
+    </w:p>
+    <w:p>
+      <w:r>
+        <w:t>Procedimiento de la fuente. Ingresar monto y medio en cliente con deuda.</w:t>
+      </w:r>
+    </w:p>
+    <w:p>
+      <w:r>
+        <w:t>Resultado esperado. Abono se habilita, reduce saldo y no admite monto vacío o superior.</w:t>
+      </w:r>
+    </w:p>
+    <w:p>
+      <w:r>
+        <w:t>Estado registrado. Lógica y UI aprobadas.</w:t>
+      </w:r>
+    </w:p>
+    <w:p>
+      <w:pPr>
+        <w:pStyle w:val="Heading3"/>
+      </w:pPr>
+      <w:bookmarkStart w:id="97" w:name="h97"/>
+      <w:r>
+        <w:t>7.90 CP 90 Explorar por categoría</w:t>
+      </w:r>
+      <w:bookmarkEnd w:id="97"/>
+    </w:p>
+    <w:p>
+      <w:r>
+        <w:t>Módulo. POS.</w:t>
+      </w:r>
+    </w:p>
+    <w:p>
+      <w:r>
+        <w:t>Procedimiento de la fuente. Entrar a Vender, elegir una categoría y luego volver a Todos.</w:t>
+      </w:r>
+    </w:p>
+    <w:p>
+      <w:r>
+        <w:t>Resultado esperado. Solo se muestran los productos de la categoría elegida; búsqueda restablece Todos y el ticket no cambia.</w:t>
+      </w:r>
+    </w:p>
+    <w:p>
+      <w:r>
+        <w:t>Estado registrado. Pendiente evidencia.</w:t>
+      </w:r>
+    </w:p>
+    <w:p>
+      <w:pPr>
+        <w:pStyle w:val="Heading3"/>
+      </w:pPr>
+      <w:bookmarkStart w:id="98" w:name="h98"/>
+      <w:r>
+        <w:t>7.91 CP 91 Prioridad contextual</w:t>
+      </w:r>
+      <w:bookmarkEnd w:id="98"/>
+    </w:p>
+    <w:p>
+      <w:r>
+        <w:t>Módulo. Inicio.</w:t>
+      </w:r>
+    </w:p>
+    <w:p>
+      <w:r>
+        <w:t>Procedimiento de la fuente. Abrir Inicio con stock agotado, stock bajo, fiado pendiente y sin alertas.</w:t>
+      </w:r>
+    </w:p>
+    <w:p>
+      <w:r>
+        <w:t>Resultado esperado. Muestra una única prioridad con acción directa; las tarjetas de atención aparecen solo cuando hay algo que revisar.</w:t>
+      </w:r>
+    </w:p>
+    <w:p>
+      <w:r>
+        <w:t>Estado registrado. Pendiente evidencia.</w:t>
+      </w:r>
+    </w:p>
+    <w:p>
+      <w:pPr>
+        <w:pStyle w:val="Heading3"/>
+      </w:pPr>
+      <w:bookmarkStart w:id="99" w:name="h99"/>
+      <w:r>
+        <w:t>7.92 CP 92 Productos frecuentes</w:t>
+      </w:r>
+      <w:bookmarkEnd w:id="99"/>
+    </w:p>
+    <w:p>
+      <w:r>
+        <w:t>Módulo. POS.</w:t>
+      </w:r>
+    </w:p>
+    <w:p>
+      <w:r>
+        <w:t>Procedimiento de la fuente. Registrar ventas, abrir Vender y alternar Más vendidos/Recientes.</w:t>
+      </w:r>
+    </w:p>
+    <w:p>
+      <w:r>
+        <w:t>Resultado esperado. Muestra hasta seis productos existentes del catálogo; al tocar uno se agrega al ticket sin alterar filtros ni stock.</w:t>
+      </w:r>
+    </w:p>
+    <w:p>
+      <w:r>
+        <w:t>Estado registrado. Pendiente evidencia.</w:t>
+      </w:r>
+    </w:p>
+    <w:p>
+      <w:pPr>
+        <w:pStyle w:val="Heading3"/>
+      </w:pPr>
+      <w:bookmarkStart w:id="100" w:name="h100"/>
+      <w:r>
+        <w:t>7.93 CP 93 Total y cobro fijo</w:t>
+      </w:r>
+      <w:bookmarkEnd w:id="100"/>
+    </w:p>
+    <w:p>
+      <w:r>
+        <w:t>Módulo. POS móvil.</w:t>
+      </w:r>
+    </w:p>
+    <w:p>
+      <w:r>
+        <w:t>Procedimiento de la fuente. Agregar un producto y desplazarse por el catálogo a 390 px.</w:t>
+      </w:r>
+    </w:p>
+    <w:p>
+      <w:r>
+        <w:t>Resultado esperado. La barra fija muestra cantidad, total, Revisar ticket y Cobrar sin tapar la navegación; Cobrar abre el paso de pago.</w:t>
+      </w:r>
+    </w:p>
+    <w:p>
+      <w:r>
+        <w:t>Estado registrado. Pendiente evidencia.</w:t>
+      </w:r>
+    </w:p>
+    <w:p>
+      <w:pPr>
+        <w:pStyle w:val="Heading3"/>
+      </w:pPr>
+      <w:bookmarkStart w:id="101" w:name="h101"/>
+      <w:r>
+        <w:t>7.94 CP 110 Carga según plan y rol</w:t>
+      </w:r>
+      <w:bookmarkEnd w:id="101"/>
+    </w:p>
+    <w:p>
+      <w:r>
+        <w:t>Módulo. Caja.</w:t>
+      </w:r>
+    </w:p>
+    <w:p>
+      <w:r>
+        <w:t>Procedimiento de la fuente. Abrir Caja con Basic/Pro y dueño/vendedor.</w:t>
+      </w:r>
+    </w:p>
+    <w:p>
+      <w:r>
+        <w:t>Resultado esperado. No muestra el error genérico de API; solicita solo módulos autorizados.</w:t>
+      </w:r>
+    </w:p>
+    <w:p>
+      <w:r>
+        <w:t>Estado registrado. Visual local aprobada.</w:t>
+      </w:r>
+    </w:p>
+    <w:p>
+      <w:pPr>
+        <w:pStyle w:val="Heading3"/>
+      </w:pPr>
+      <w:bookmarkStart w:id="102" w:name="h102"/>
+      <w:r>
+        <w:t>7.95 CP 111 Filtro mensual</w:t>
+      </w:r>
+      <w:bookmarkEnd w:id="102"/>
+    </w:p>
+    <w:p>
+      <w:r>
+        <w:t>Módulo. Reportes.</w:t>
+      </w:r>
+    </w:p>
+    <w:p>
+      <w:r>
+        <w:t>Procedimiento de la fuente. Cambiar mes y revisar métricas/gráficos/listas.</w:t>
+      </w:r>
+    </w:p>
+    <w:p>
+      <w:r>
+        <w:t>Resultado esperado. Todos los bloques usan el mismo período y valores netos.</w:t>
+      </w:r>
+    </w:p>
+    <w:p>
+      <w:r>
+        <w:t>Estado registrado. Typecheck y visual aprobadas.</w:t>
+      </w:r>
+    </w:p>
+    <w:p>
+      <w:pPr>
+        <w:pStyle w:val="Heading3"/>
+      </w:pPr>
+      <w:bookmarkStart w:id="103" w:name="h103"/>
+      <w:r>
+        <w:t>7.96 CP 112 Devolución parcial acumulada</w:t>
+      </w:r>
+      <w:bookmarkEnd w:id="103"/>
+    </w:p>
+    <w:p>
+      <w:r>
+        <w:t>Módulo. Ventas.</w:t>
+      </w:r>
+    </w:p>
+    <w:p>
+      <w:r>
+        <w:t>Procedimiento de la fuente. Devolver unidades en dos operaciones.</w:t>
+      </w:r>
+    </w:p>
+    <w:p>
+      <w:r>
+        <w:t>Resultado esperado. Nunca supera cantidad original y repone stock exactamente una vez.</w:t>
+      </w:r>
+    </w:p>
+    <w:p>
+      <w:r>
+        <w:t>Estado registrado. Automatizada aprobada.</w:t>
+      </w:r>
+    </w:p>
+    <w:p>
+      <w:pPr>
+        <w:pStyle w:val="Heading3"/>
+      </w:pPr>
+      <w:bookmarkStart w:id="104" w:name="h104"/>
+      <w:r>
+        <w:t>7.97 CP 113 Sin superficies blancas</w:t>
+      </w:r>
+      <w:bookmarkEnd w:id="104"/>
+    </w:p>
+    <w:p>
+      <w:r>
+        <w:t>Módulo. Tema oscuro.</w:t>
+      </w:r>
+    </w:p>
+    <w:p>
+      <w:r>
+        <w:t>Procedimiento de la fuente. Revisar POS, buscador, clientes, reportes y modales.</w:t>
+      </w:r>
+    </w:p>
+    <w:p>
+      <w:r>
+        <w:t>Resultado esperado. Fondo #090909, superficie #111111, bordes #292929 y sin sombras blancas.</w:t>
+      </w:r>
+    </w:p>
+    <w:p>
+      <w:r>
+        <w:t>Estado registrado. CSS computado y visual a 320 px aprobados.</w:t>
+      </w:r>
+    </w:p>
+    <w:p>
+      <w:pPr>
+        <w:pStyle w:val="Heading3"/>
+      </w:pPr>
+      <w:bookmarkStart w:id="105" w:name="h105"/>
+      <w:r>
+        <w:t>7.98 CP 94 Controles a 320 px</w:t>
+      </w:r>
+      <w:bookmarkEnd w:id="105"/>
+    </w:p>
+    <w:p>
+      <w:r>
+        <w:t>Módulo. Responsive.</w:t>
+      </w:r>
+    </w:p>
+    <w:p>
+      <w:r>
+        <w:t>Procedimiento de la fuente. Abrir POS y medir encabezado/navegación.</w:t>
+      </w:r>
+    </w:p>
+    <w:p>
+      <w:r>
+        <w:t>Resultado esperado. Cuatro botones de 44 px sin superposición y sin overflow horizontal.</w:t>
+      </w:r>
+    </w:p>
+    <w:p>
+      <w:r>
+        <w:t>Estado registrado. Visual y medición aprobadas.</w:t>
+      </w:r>
+    </w:p>
+    <w:p>
+      <w:pPr>
+        <w:pStyle w:val="Heading3"/>
+      </w:pPr>
+      <w:bookmarkStart w:id="106" w:name="h106"/>
+      <w:r>
+        <w:t>7.99 CP 95 Plan oculto</w:t>
+      </w:r>
+      <w:bookmarkEnd w:id="106"/>
+    </w:p>
+    <w:p>
+      <w:r>
+        <w:t>Módulo. Rol vendedor.</w:t>
+      </w:r>
+    </w:p>
+    <w:p>
+      <w:r>
+        <w:t>Procedimiento de la fuente. Iniciar como vendedor en escritorio y móvil.</w:t>
+      </w:r>
+    </w:p>
+    <w:p>
+      <w:r>
+        <w:t>Resultado esperado. No ve tarjeta, días, contratación ni reportes del dueño.</w:t>
+      </w:r>
+    </w:p>
+    <w:p>
+      <w:r>
+        <w:t>Estado registrado. Visual local aprobada.</w:t>
+      </w:r>
+    </w:p>
+    <w:p>
+      <w:pPr>
+        <w:pStyle w:val="Heading3"/>
+      </w:pPr>
+      <w:bookmarkStart w:id="107" w:name="h107"/>
+      <w:r>
+        <w:t>7.100 CP 96 Estados vacíos con orientación</w:t>
+      </w:r>
+      <w:bookmarkEnd w:id="107"/>
+    </w:p>
+    <w:p>
+      <w:r>
+        <w:t>Módulo. Experiencia.</w:t>
+      </w:r>
+    </w:p>
+    <w:p>
+      <w:r>
+        <w:t>Procedimiento de la fuente. Abrir Vender sin ticket, filtrar un catálogo sin resultados, abrir Clientes vacío y elegir un mes sin ventas.</w:t>
+      </w:r>
+    </w:p>
+    <w:p>
+      <w:r>
+        <w:t>Resultado esperado. Cada estado explica la situación y, cuando corresponde, entrega una acción segura para continuar sin crear datos de prueba.</w:t>
+      </w:r>
+    </w:p>
+    <w:p>
+      <w:r>
+        <w:t>Estado registrado. Pendiente evidencia.</w:t>
+      </w:r>
+    </w:p>
+    <w:p>
+      <w:pPr>
+        <w:pStyle w:val="Heading3"/>
+      </w:pPr>
+      <w:bookmarkStart w:id="108" w:name="h108"/>
+      <w:r>
+        <w:t>7.101 CP 97 Acceso por tarea</w:t>
+      </w:r>
+      <w:bookmarkEnd w:id="108"/>
+    </w:p>
+    <w:p>
+      <w:r>
+        <w:t>Módulo. Inventario.</w:t>
+      </w:r>
+    </w:p>
+    <w:p>
+      <w:r>
+        <w:t>Procedimiento de la fuente. Abrir Inventario como dueño y usar Revisar catálogo, Agregar producto, Cargar varios e Ingresar factura.</w:t>
+      </w:r>
+    </w:p>
+    <w:p>
+      <w:r>
+        <w:t>Resultado esperado. Cada tarea dirige al flujo existente correspondiente; no crea un segundo catálogo ni duplica la lógica de recepción.</w:t>
+      </w:r>
+    </w:p>
+    <w:p>
+      <w:r>
+        <w:t>Estado registrado. Pendiente evidencia.</w:t>
+      </w:r>
+    </w:p>
+    <w:p>
+      <w:pPr>
+        <w:pStyle w:val="Heading3"/>
+      </w:pPr>
+      <w:bookmarkStart w:id="109" w:name="h109"/>
+      <w:r>
+        <w:t>7.102 CP 98 Lectura por período</w:t>
+      </w:r>
+      <w:bookmarkEnd w:id="109"/>
+    </w:p>
+    <w:p>
+      <w:r>
+        <w:t>Módulo. Reportes.</w:t>
+      </w:r>
+    </w:p>
+    <w:p>
+      <w:r>
+        <w:t>Procedimiento de la fuente. Elegir un mes con y sin ventas y recorrer resultado, análisis, caja e historial.</w:t>
+      </w:r>
+    </w:p>
+    <w:p>
+      <w:r>
+        <w:t>Resultado esperado. El total y las métricas corresponden al período elegido; Caja de hoy declara que es operativa y los historiales muestran su alcance sin mezclar datos.</w:t>
+      </w:r>
+    </w:p>
+    <w:p>
+      <w:r>
+        <w:t>Estado registrado. Pendiente evidencia.</w:t>
+      </w:r>
+    </w:p>
+    <w:p>
+      <w:pPr>
+        <w:pStyle w:val="Heading3"/>
+      </w:pPr>
+      <w:bookmarkStart w:id="110" w:name="h110"/>
+      <w:r>
+        <w:t>7.103 CP 99 Formulario progresivo</w:t>
+      </w:r>
+      <w:bookmarkEnd w:id="110"/>
+    </w:p>
+    <w:p>
+      <w:r>
+        <w:t>Módulo. Productos.</w:t>
+      </w:r>
+    </w:p>
+    <w:p>
+      <w:r>
+        <w:t>Procedimiento de la fuente. Crear y editar un producto completando solo datos principales y luego desplegando información adicional.</w:t>
+      </w:r>
+    </w:p>
+    <w:p>
+      <w:r>
+        <w:t>Resultado esperado. Nombre, categoría, precio y stock son claros y suficientes para crear; datos opcionales conservan el mismo comportamiento al guardar.</w:t>
+      </w:r>
+    </w:p>
+    <w:p>
+      <w:r>
+        <w:t>Estado registrado. Pendiente evidencia.</w:t>
+      </w:r>
+    </w:p>
+    <w:p>
+      <w:pPr>
+        <w:pStyle w:val="Heading3"/>
+      </w:pPr>
+      <w:bookmarkStart w:id="111" w:name="h111"/>
+      <w:r>
+        <w:t>7.104 CP 100 Textos y acciones consistentes</w:t>
+      </w:r>
+      <w:bookmarkEnd w:id="111"/>
+    </w:p>
+    <w:p>
+      <w:r>
+        <w:t>Módulo. Experiencia.</w:t>
+      </w:r>
+    </w:p>
+    <w:p>
+      <w:r>
+        <w:t>Procedimiento de la fuente. Recorrer Inicio, Inventario, Clientes, Reportes y los mensajes de sesión.</w:t>
+      </w:r>
+    </w:p>
+    <w:p>
+      <w:r>
+        <w:t>Resultado esperado. Las acciones distinguen crear, guardar, revisar y cerrar; etiquetas, búsquedas y mensajes visibles usan español claro y acentuación correcta.</w:t>
+      </w:r>
+    </w:p>
+    <w:p>
+      <w:r>
+        <w:t>Estado registrado. Pendiente evidencia.</w:t>
+      </w:r>
+    </w:p>
+    <w:p>
+      <w:pPr>
+        <w:pStyle w:val="Heading3"/>
+      </w:pPr>
+      <w:bookmarkStart w:id="112" w:name="h112"/>
+      <w:r>
+        <w:t>7.105 CP 101 Foco y reducción de movimiento</w:t>
+      </w:r>
+      <w:bookmarkEnd w:id="112"/>
+    </w:p>
+    <w:p>
+      <w:r>
+        <w:t>Módulo. Accesibilidad.</w:t>
+      </w:r>
+    </w:p>
+    <w:p>
+      <w:r>
+        <w:t>Procedimiento de la fuente. Navegar con teclado por botones, campos, filtros y enlaces en ambos temas; activar reducción de movimiento del sistema.</w:t>
+      </w:r>
+    </w:p>
+    <w:p>
+      <w:r>
+        <w:t>Resultado esperado. El foco es visible en cada control y la interfaz elimina transiciones no esenciales cuando el sistema solicita menos movimiento.</w:t>
+      </w:r>
+    </w:p>
+    <w:p>
+      <w:r>
+        <w:t>Estado registrado. Pendiente evidencia.</w:t>
+      </w:r>
+    </w:p>
+    <w:p>
+      <w:pPr>
+        <w:pStyle w:val="Heading3"/>
+      </w:pPr>
+      <w:bookmarkStart w:id="113" w:name="h113"/>
+      <w:r>
+        <w:t>7.106 CP 102 Ayuda contextual</w:t>
+      </w:r>
+      <w:bookmarkEnd w:id="113"/>
+    </w:p>
+    <w:p>
+      <w:r>
+        <w:t>Módulo. Experiencia.</w:t>
+      </w:r>
+    </w:p>
+    <w:p>
+      <w:r>
+        <w:t>Procedimiento de la fuente. Abrir las ayudas de Vender, Inventario y Clientes.</w:t>
+      </w:r>
+    </w:p>
+    <w:p>
+      <w:r>
+        <w:t>Resultado esperado. Cada ayuda explica el flujo propio de la sección en lenguaje simple, puede abrirse o cerrarse y no bloquea la tarea principal.</w:t>
+      </w:r>
+    </w:p>
+    <w:p>
+      <w:r>
+        <w:t>Estado registrado. Pendiente evidencia.</w:t>
+      </w:r>
+    </w:p>
+    <w:p>
+      <w:pPr>
+        <w:pStyle w:val="Heading3"/>
+      </w:pPr>
+      <w:bookmarkStart w:id="114" w:name="h114"/>
+      <w:r>
+        <w:t>7.107 CP 103 Puesta en marcha</w:t>
+      </w:r>
+      <w:bookmarkEnd w:id="114"/>
+    </w:p>
+    <w:p>
+      <w:r>
+        <w:t>Módulo. Inicio.</w:t>
+      </w:r>
+    </w:p>
+    <w:p>
+      <w:r>
+        <w:t>Procedimiento de la fuente. Ingresar como dueño con catálogo vacío y luego con catálogo sin ventas.</w:t>
+      </w:r>
+    </w:p>
+    <w:p>
+      <w:r>
+        <w:t>Resultado esperado. Inicio muestra únicamente los pasos pendientes para cargar productos y realizar la primera venta; cada paso abre el flujo existente.</w:t>
+      </w:r>
+    </w:p>
+    <w:p>
+      <w:r>
+        <w:t>Estado registrado. Pendiente evidencia.</w:t>
+      </w:r>
+    </w:p>
+    <w:p>
+      <w:pPr>
+        <w:pStyle w:val="Heading3"/>
+      </w:pPr>
+      <w:bookmarkStart w:id="115" w:name="h115"/>
+      <w:r>
+        <w:t>7.108 CP 104 Indicadores operativos</w:t>
+      </w:r>
+      <w:bookmarkEnd w:id="115"/>
+    </w:p>
+    <w:p>
+      <w:r>
+        <w:t>Módulo. Inicio.</w:t>
+      </w:r>
+    </w:p>
+    <w:p>
+      <w:r>
+        <w:t>Procedimiento de la fuente. Registrar ventas y revisar Inicio.</w:t>
+      </w:r>
+    </w:p>
+    <w:p>
+      <w:r>
+        <w:t>Resultado esperado. Muestra producto más vendido, tamaño y categorías del catálogo y valor estimado del stock usando datos del negocio.</w:t>
+      </w:r>
+    </w:p>
+    <w:p>
+      <w:r>
+        <w:t>Estado registrado. Pendiente evidencia.</w:t>
+      </w:r>
+    </w:p>
+    <w:p>
+      <w:pPr>
+        <w:pStyle w:val="Heading3"/>
+      </w:pPr>
+      <w:bookmarkStart w:id="116" w:name="h116"/>
+      <w:r>
+        <w:t>7.109 CP 105 Historial del turno</w:t>
+      </w:r>
+      <w:bookmarkEnd w:id="116"/>
+    </w:p>
+    <w:p>
+      <w:r>
+        <w:t>Módulo. Caja.</w:t>
+      </w:r>
+    </w:p>
+    <w:p>
+      <w:r>
+        <w:t>Procedimiento de la fuente. Abrir caja, registrar ingreso, gasto y retiro.</w:t>
+      </w:r>
+    </w:p>
+    <w:p>
+      <w:r>
+        <w:t>Resultado esperado. El historial lista tipo, motivo, categoría, monto, hora y usuario de cada movimiento del turno abierto.</w:t>
+      </w:r>
+    </w:p>
+    <w:p>
+      <w:r>
+        <w:t>Estado registrado. Pendiente evidencia.</w:t>
+      </w:r>
+    </w:p>
+    <w:p>
+      <w:pPr>
+        <w:pStyle w:val="Heading3"/>
+      </w:pPr>
+      <w:bookmarkStart w:id="117" w:name="h117"/>
+      <w:r>
+        <w:t>7.110 CP 106 Búsqueda global</w:t>
+      </w:r>
+      <w:bookmarkEnd w:id="117"/>
+    </w:p>
+    <w:p>
+      <w:r>
+        <w:t>Módulo. Búsqueda.</w:t>
+      </w:r>
+    </w:p>
+    <w:p>
+      <w:r>
+        <w:t>Procedimiento de la fuente. Usar Buscar desde escritorio y menú móvil con producto, cliente, código y venta.</w:t>
+      </w:r>
+    </w:p>
+    <w:p>
+      <w:r>
+        <w:t>Resultado esperado. Los resultados son del negocio actual y dirigen al módulo correspondiente sin exponer datos no autorizados al vendedor.</w:t>
+      </w:r>
+    </w:p>
+    <w:p>
+      <w:r>
+        <w:t>Estado registrado. Pendiente evidencia.</w:t>
+      </w:r>
+    </w:p>
+    <w:p>
+      <w:pPr>
+        <w:pStyle w:val="Heading3"/>
+      </w:pPr>
+      <w:bookmarkStart w:id="118" w:name="h118"/>
+      <w:r>
+        <w:t>7.111 CP 107 Confirmaciones críticas</w:t>
+      </w:r>
+      <w:bookmarkEnd w:id="118"/>
+    </w:p>
+    <w:p>
+      <w:r>
+        <w:t>Módulo. Seguridad operativa.</w:t>
+      </w:r>
+    </w:p>
+    <w:p>
+      <w:r>
+        <w:t>Procedimiento de la fuente. Intentar desactivar producto/cliente, eliminar usuario y cerrar caja.</w:t>
+      </w:r>
+    </w:p>
+    <w:p>
+      <w:r>
+        <w:t>Resultado esperado. Explica el efecto de la acción y permite volver; solo ejecuta después de confirmar explícitamente.</w:t>
+      </w:r>
+    </w:p>
+    <w:p>
+      <w:r>
+        <w:t>Estado registrado. Pendiente evidencia.</w:t>
+      </w:r>
+    </w:p>
+    <w:p>
+      <w:pPr>
+        <w:pStyle w:val="Heading3"/>
+      </w:pPr>
+      <w:bookmarkStart w:id="119" w:name="h119"/>
+      <w:r>
+        <w:t>7.112 CP 108 Guion de demostración</w:t>
+      </w:r>
+      <w:bookmarkEnd w:id="119"/>
+    </w:p>
+    <w:p>
+      <w:r>
+        <w:t>Módulo. Tesis.</w:t>
+      </w:r>
+    </w:p>
+    <w:p>
+      <w:r>
+        <w:t>Procedimiento de la fuente. Seguir el documento de demostración desde una cuenta demo.</w:t>
+      </w:r>
+    </w:p>
+    <w:p>
+      <w:r>
+        <w:t>Resultado esperado. El recorrido cubre Inicio, Inventario, Venta, Venta Rápida, Clientes, Caja y Reportes sin requerir cobros reales.</w:t>
+      </w:r>
+    </w:p>
+    <w:p>
+      <w:r>
+        <w:t>Estado registrado. Pendiente evidencia.</w:t>
+      </w:r>
+    </w:p>
+    <w:p>
+      <w:pPr>
+        <w:pStyle w:val="Heading3"/>
+      </w:pPr>
+      <w:bookmarkStart w:id="120" w:name="h120"/>
+      <w:r>
+        <w:t>7.113 CP 109 Filtros  comparativas y exportación</w:t>
+      </w:r>
+      <w:bookmarkEnd w:id="120"/>
+    </w:p>
+    <w:p>
+      <w:r>
+        <w:t>Módulo. Reportes.</w:t>
+      </w:r>
+    </w:p>
+    <w:p>
+      <w:r>
+        <w:t>Procedimiento de la fuente. Filtrar por mes, vendedor y categoría; guardar una vista; comparar el mes anterior y exportar CSV.</w:t>
+      </w:r>
+    </w:p>
+    <w:p>
+      <w:r>
+        <w:t>Resultado esperado. Las métricas, gráficos, alertas y CSV reflejan los filtros activos. El filtro guardado solo está disponible en el mismo local y navegador.</w:t>
+      </w:r>
+    </w:p>
+    <w:p>
+      <w:r>
+        <w:t>Estado registrado. Pendiente evidencia.</w:t>
       </w:r>
     </w:p>
     <w:p>
       <w:pPr>
         <w:pStyle w:val="Heading1"/>
       </w:pPr>
-      <w:r>
-        <w:t>Control documental</w:t>
-      </w:r>
-    </w:p>
-    <w:tbl>
-      <w:tblPr>
-        <w:tblStyle w:val="TableGrid"/>
-        <w:tblW w:type="auto" w:w="0"/>
-        <w:jc w:val="center"/>
-        <w:tblLook w:firstColumn="1" w:firstRow="1" w:lastColumn="0" w:lastRow="0" w:noHBand="0" w:noVBand="1" w:val="04A0"/>
-      </w:tblPr>
-      <w:tblGrid>
-        <w:gridCol w:w="4929"/>
-        <w:gridCol w:w="4929"/>
-      </w:tblGrid>
-      <w:tr>
-        <w:trPr>
-          <w:tblHeader w:val="true"/>
-        </w:trPr>
-        <w:tc>
-          <w:tcPr>
-            <w:tcW w:type="dxa" w:w="2268"/>
-            <w:shd w:fill="17365D"/>
-            <w:tcMar>
-              <w:top w:w="80" w:type="dxa"/>
-              <w:start w:w="90" w:type="dxa"/>
-              <w:bottom w:w="80" w:type="dxa"/>
-              <w:end w:w="90" w:type="dxa"/>
-            </w:tcMar>
-          </w:tcPr>
-          <w:p>
-            <w:r>
-              <w:rPr>
-                <w:rFonts w:ascii="Arial" w:hAnsi="Arial"/>
-                <w:b/>
-                <w:color w:val="FFFFFF"/>
-                <w:sz w:val="18"/>
-              </w:rPr>
-              <w:t>Campo</w:t>
-            </w:r>
-          </w:p>
-        </w:tc>
-        <w:tc>
-          <w:tcPr>
-            <w:tcW w:type="dxa" w:w="6803"/>
-            <w:shd w:fill="17365D"/>
-            <w:tcMar>
-              <w:top w:w="80" w:type="dxa"/>
-              <w:start w:w="90" w:type="dxa"/>
-              <w:bottom w:w="80" w:type="dxa"/>
-              <w:end w:w="90" w:type="dxa"/>
-            </w:tcMar>
-          </w:tcPr>
-          <w:p>
-            <w:r>
-              <w:rPr>
-                <w:rFonts w:ascii="Arial" w:hAnsi="Arial"/>
-                <w:b/>
-                <w:color w:val="FFFFFF"/>
-                <w:sz w:val="18"/>
-              </w:rPr>
-              <w:t>Valor</w:t>
-            </w:r>
-          </w:p>
-        </w:tc>
-      </w:tr>
-      <w:tr>
-        <w:tc>
-          <w:tcPr>
-            <w:tcW w:type="dxa" w:w="2268"/>
-            <w:tcMar>
-              <w:top w:w="80" w:type="dxa"/>
-              <w:start w:w="90" w:type="dxa"/>
-              <w:bottom w:w="80" w:type="dxa"/>
-              <w:end w:w="90" w:type="dxa"/>
-            </w:tcMar>
-          </w:tcPr>
-          <w:p>
-            <w:r>
-              <w:rPr>
-                <w:rFonts w:ascii="Arial" w:hAnsi="Arial"/>
-                <w:sz w:val="18"/>
-              </w:rPr>
-              <w:t>Versión</w:t>
-            </w:r>
-          </w:p>
-        </w:tc>
-        <w:tc>
-          <w:tcPr>
-            <w:tcW w:type="dxa" w:w="6803"/>
-            <w:tcMar>
-              <w:top w:w="80" w:type="dxa"/>
-              <w:start w:w="90" w:type="dxa"/>
-              <w:bottom w:w="80" w:type="dxa"/>
-              <w:end w:w="90" w:type="dxa"/>
-            </w:tcMar>
-          </w:tcPr>
-          <w:p>
-            <w:r>
-              <w:rPr>
-                <w:rFonts w:ascii="Arial" w:hAnsi="Arial"/>
-                <w:sz w:val="18"/>
-              </w:rPr>
-              <w:t>2.0</w:t>
-            </w:r>
-          </w:p>
-        </w:tc>
-      </w:tr>
-      <w:tr>
-        <w:tc>
-          <w:tcPr>
-            <w:tcW w:type="dxa" w:w="2268"/>
-            <w:tcMar>
-              <w:top w:w="80" w:type="dxa"/>
-              <w:start w:w="90" w:type="dxa"/>
-              <w:bottom w:w="80" w:type="dxa"/>
-              <w:end w:w="90" w:type="dxa"/>
-            </w:tcMar>
-            <w:shd w:fill="F8FBFE"/>
-          </w:tcPr>
-          <w:p>
-            <w:r>
-              <w:rPr>
-                <w:rFonts w:ascii="Arial" w:hAnsi="Arial"/>
-                <w:sz w:val="18"/>
-              </w:rPr>
-              <w:t>Fecha</w:t>
-            </w:r>
-          </w:p>
-        </w:tc>
-        <w:tc>
-          <w:tcPr>
-            <w:tcW w:type="dxa" w:w="6803"/>
-            <w:tcMar>
-              <w:top w:w="80" w:type="dxa"/>
-              <w:start w:w="90" w:type="dxa"/>
-              <w:bottom w:w="80" w:type="dxa"/>
-              <w:end w:w="90" w:type="dxa"/>
-            </w:tcMar>
-            <w:shd w:fill="F8FBFE"/>
-          </w:tcPr>
-          <w:p>
-            <w:r>
-              <w:rPr>
-                <w:rFonts w:ascii="Arial" w:hAnsi="Arial"/>
-                <w:sz w:val="18"/>
-              </w:rPr>
-              <w:t>03-10-2026</w:t>
-            </w:r>
-          </w:p>
-        </w:tc>
-      </w:tr>
-      <w:tr>
-        <w:tc>
-          <w:tcPr>
-            <w:tcW w:type="dxa" w:w="2268"/>
-            <w:tcMar>
-              <w:top w:w="80" w:type="dxa"/>
-              <w:start w:w="90" w:type="dxa"/>
-              <w:bottom w:w="80" w:type="dxa"/>
-              <w:end w:w="90" w:type="dxa"/>
-            </w:tcMar>
-          </w:tcPr>
-          <w:p>
-            <w:r>
-              <w:rPr>
-                <w:rFonts w:ascii="Arial" w:hAnsi="Arial"/>
-                <w:sz w:val="18"/>
-              </w:rPr>
-              <w:t>Estado</w:t>
-            </w:r>
-          </w:p>
-        </w:tc>
-        <w:tc>
-          <w:tcPr>
-            <w:tcW w:type="dxa" w:w="6803"/>
-            <w:tcMar>
-              <w:top w:w="80" w:type="dxa"/>
-              <w:start w:w="90" w:type="dxa"/>
-              <w:bottom w:w="80" w:type="dxa"/>
-              <w:end w:w="90" w:type="dxa"/>
-            </w:tcMar>
-          </w:tcPr>
-          <w:p>
-            <w:r>
-              <w:rPr>
-                <w:rFonts w:ascii="Arial" w:hAnsi="Arial"/>
-                <w:sz w:val="18"/>
-              </w:rPr>
-              <w:t>Vigente</w:t>
-            </w:r>
-          </w:p>
-        </w:tc>
-      </w:tr>
-      <w:tr>
-        <w:tc>
-          <w:tcPr>
-            <w:tcW w:type="dxa" w:w="2268"/>
-            <w:tcMar>
-              <w:top w:w="80" w:type="dxa"/>
-              <w:start w:w="90" w:type="dxa"/>
-              <w:bottom w:w="80" w:type="dxa"/>
-              <w:end w:w="90" w:type="dxa"/>
-            </w:tcMar>
-            <w:shd w:fill="F8FBFE"/>
-          </w:tcPr>
-          <w:p>
-            <w:r>
-              <w:rPr>
-                <w:rFonts w:ascii="Arial" w:hAnsi="Arial"/>
-                <w:sz w:val="18"/>
-              </w:rPr>
-              <w:t>Metodología</w:t>
-            </w:r>
-          </w:p>
-        </w:tc>
-        <w:tc>
-          <w:tcPr>
-            <w:tcW w:type="dxa" w:w="6803"/>
-            <w:tcMar>
-              <w:top w:w="80" w:type="dxa"/>
-              <w:start w:w="90" w:type="dxa"/>
-              <w:bottom w:w="80" w:type="dxa"/>
-              <w:end w:w="90" w:type="dxa"/>
-            </w:tcMar>
-            <w:shd w:fill="F8FBFE"/>
-          </w:tcPr>
-          <w:p>
-            <w:r>
-              <w:rPr>
-                <w:rFonts w:ascii="Arial" w:hAnsi="Arial"/>
-                <w:sz w:val="18"/>
-              </w:rPr>
-              <w:t>Scrum</w:t>
-            </w:r>
-          </w:p>
-        </w:tc>
-      </w:tr>
-      <w:tr>
-        <w:tc>
-          <w:tcPr>
-            <w:tcW w:type="dxa" w:w="2268"/>
-            <w:tcMar>
-              <w:top w:w="80" w:type="dxa"/>
-              <w:start w:w="90" w:type="dxa"/>
-              <w:bottom w:w="80" w:type="dxa"/>
-              <w:end w:w="90" w:type="dxa"/>
-            </w:tcMar>
-          </w:tcPr>
-          <w:p>
-            <w:r>
-              <w:rPr>
-                <w:rFonts w:ascii="Arial" w:hAnsi="Arial"/>
-                <w:sz w:val="18"/>
-              </w:rPr>
-              <w:t>Herramienta de gestión</w:t>
-            </w:r>
-          </w:p>
-        </w:tc>
-        <w:tc>
-          <w:tcPr>
-            <w:tcW w:type="dxa" w:w="6803"/>
-            <w:tcMar>
-              <w:top w:w="80" w:type="dxa"/>
-              <w:start w:w="90" w:type="dxa"/>
-              <w:bottom w:w="80" w:type="dxa"/>
-              <w:end w:w="90" w:type="dxa"/>
-            </w:tcMar>
-          </w:tcPr>
-          <w:p>
-            <w:r>
-              <w:rPr>
-                <w:rFonts w:ascii="Arial" w:hAnsi="Arial"/>
-                <w:sz w:val="18"/>
-              </w:rPr>
-              <w:t>Trello</w:t>
-            </w:r>
-          </w:p>
-        </w:tc>
-      </w:tr>
-      <w:tr>
-        <w:tc>
-          <w:tcPr>
-            <w:tcW w:type="dxa" w:w="2268"/>
-            <w:tcMar>
-              <w:top w:w="80" w:type="dxa"/>
-              <w:start w:w="90" w:type="dxa"/>
-              <w:bottom w:w="80" w:type="dxa"/>
-              <w:end w:w="90" w:type="dxa"/>
-            </w:tcMar>
-            <w:shd w:fill="F8FBFE"/>
-          </w:tcPr>
-          <w:p>
-            <w:r>
-              <w:rPr>
-                <w:rFonts w:ascii="Arial" w:hAnsi="Arial"/>
-                <w:sz w:val="18"/>
-              </w:rPr>
-              <w:t>Fuente principal</w:t>
-            </w:r>
-          </w:p>
-        </w:tc>
-        <w:tc>
-          <w:tcPr>
-            <w:tcW w:type="dxa" w:w="6803"/>
-            <w:tcMar>
-              <w:top w:w="80" w:type="dxa"/>
-              <w:start w:w="90" w:type="dxa"/>
-              <w:bottom w:w="80" w:type="dxa"/>
-              <w:end w:w="90" w:type="dxa"/>
-            </w:tcMar>
-            <w:shd w:fill="F8FBFE"/>
-          </w:tcPr>
-          <w:p>
-            <w:r>
-              <w:rPr>
-                <w:rFonts w:ascii="Arial" w:hAnsi="Arial"/>
-                <w:sz w:val="18"/>
-              </w:rPr>
-              <w:t>docs/04_calidad_pruebas/Plan-de-Pruebas.md + matrices + scripts</w:t>
-            </w:r>
-          </w:p>
-        </w:tc>
-      </w:tr>
-    </w:tbl>
-    <w:p/>
+      <w:bookmarkStart w:id="121" w:name="h121"/>
+      <w:r>
+        <w:t>8 Casos adicionales de arquitectura y calidad</w:t>
+      </w:r>
+      <w:bookmarkEnd w:id="121"/>
+    </w:p>
+    <w:p>
+      <w:r>
+        <w:t>Se proponen casos PostgreSQL de reintento simultáneo, última unidad con dos vendedores, rechazo sin efecto parcial y aislamiento de recursos. También restauración, pérdida de respuesta después de confirmar, cierre con varias cuentas y cambios de precio mientras una venta permanece offline. Estos casos amplían la campaña y siguen pendientes.</w:t>
+      </w:r>
+    </w:p>
+    <w:p>
+      <w:r>
+        <w:t>La IA necesita comprobar respuesta desconocida, cantidades inválidas, catálogo vacío, proveedor sin clave y límite externo. La propuesta debe mantenerse editable. Las pruebas de accesibilidad examinan teclado y foco en los flujos principales. Los RNF con umbrales propuestos requieren aceptar primero las condiciones de medición.</w:t>
+      </w:r>
+    </w:p>
     <w:p>
       <w:pPr>
         <w:pStyle w:val="Heading1"/>
       </w:pPr>
-      <w:r>
-        <w:t>1. Objetivo</w:t>
-      </w:r>
-    </w:p>
-    <w:p>
-      <w:r>
-        <w:t>Verificar comportamiento funcional, integridad de datos, permisos, regresión de interfaz y build antes de declarar una capacidad terminada.</w:t>
+      <w:bookmarkStart w:id="122" w:name="h122"/>
+      <w:r>
+        <w:t>9 Evidencia histórica y límites</w:t>
+      </w:r>
+      <w:bookmarkEnd w:id="122"/>
+    </w:p>
+    <w:p>
+      <w:r>
+        <w:t>Los documentos de estado y operación describen ejecuciones locales previas con cantidades de pruebas en distintos cortes. Se conservan como antecedentes; no se fusionan en un nuevo total de pruebas aprobadas. Una prueba local de un pool de una conexión no sustituye el caso real productivo de anulación o devolución.</w:t>
+      </w:r>
+    </w:p>
+    <w:p>
+      <w:r>
+        <w:t>La evidencia pendiente incluye PostgreSQL integral, restauración, dispositivos físicos, usuarios y concurrencia. La documentación desarrollada ayuda a ejecutarlas y a informar el resultado. Un caso con evidencia pendiente no se marca aprobado aunque el mecanismo exista en código.</w:t>
       </w:r>
     </w:p>
     <w:p>
       <w:pPr>
         <w:pStyle w:val="Heading1"/>
       </w:pPr>
-      <w:r>
-        <w:t>2. Tipos de prueba</w:t>
-      </w:r>
-    </w:p>
-    <w:p>
-      <w:pPr>
-        <w:pStyle w:val="ListBullet"/>
-      </w:pPr>
-      <w:r>
-        <w:t>Pruebas unitarias/lógicas.</w:t>
-      </w:r>
-    </w:p>
-    <w:p>
-      <w:pPr>
-        <w:pStyle w:val="ListBullet"/>
-      </w:pPr>
-      <w:r>
-        <w:t>Pruebas de integración de reglas de negocio.</w:t>
-      </w:r>
-    </w:p>
-    <w:p>
-      <w:pPr>
-        <w:pStyle w:val="ListBullet"/>
-      </w:pPr>
-      <w:r>
-        <w:t>Validación y rechazo sin efectos secundarios.</w:t>
-      </w:r>
-    </w:p>
-    <w:p>
-      <w:pPr>
-        <w:pStyle w:val="ListBullet"/>
-      </w:pPr>
-      <w:r>
-        <w:t>Idempotencia de ventas.</w:t>
-      </w:r>
-    </w:p>
-    <w:p>
-      <w:pPr>
-        <w:pStyle w:val="ListBullet"/>
-      </w:pPr>
-      <w:r>
-        <w:t>Autenticación y autorización.</w:t>
-      </w:r>
-    </w:p>
-    <w:p>
-      <w:pPr>
-        <w:pStyle w:val="ListBullet"/>
-      </w:pPr>
-      <w:r>
-        <w:t>Inventario, ventas, caja y fiado.</w:t>
-      </w:r>
-    </w:p>
-    <w:p>
-      <w:pPr>
-        <w:pStyle w:val="ListBullet"/>
-      </w:pPr>
-      <w:r>
-        <w:t>IA con validación de respuesta.</w:t>
-      </w:r>
-    </w:p>
-    <w:p>
-      <w:pPr>
-        <w:pStyle w:val="ListBullet"/>
-      </w:pPr>
-      <w:r>
-        <w:t>Regresión visual/documentada.</w:t>
-      </w:r>
-    </w:p>
-    <w:p>
-      <w:pPr>
-        <w:pStyle w:val="ListBullet"/>
-      </w:pPr>
-      <w:r>
-        <w:t>Compilación y chequeo de tipos.</w:t>
+      <w:bookmarkStart w:id="123" w:name="h123"/>
+      <w:r>
+        <w:t>10 Conclusiones</w:t>
+      </w:r>
+      <w:bookmarkEnd w:id="123"/>
+    </w:p>
+    <w:p>
+      <w:r>
+        <w:t>El plan permite repetir comprobaciones y sostener aceptación por requisito. La entrega mejora la descripción de casos y conserva sus estados. La validación documental de este paquete no debe confundirse con una nueva campaña funcional del software.</w:t>
       </w:r>
     </w:p>
     <w:p>
       <w:pPr>
         <w:pStyle w:val="Heading1"/>
       </w:pPr>
-      <w:r>
-        <w:t>3. Ejecución principal</w:t>
-      </w:r>
-    </w:p>
-    <w:tbl>
-      <w:tblPr>
-        <w:tblStyle w:val="TableGrid"/>
-        <w:tblW w:type="auto" w:w="0"/>
-        <w:jc w:val="center"/>
-        <w:tblLook w:firstColumn="1" w:firstRow="1" w:lastColumn="0" w:lastRow="0" w:noHBand="0" w:noVBand="1" w:val="04A0"/>
-      </w:tblPr>
-      <w:tblGrid>
-        <w:gridCol w:w="9858"/>
-      </w:tblGrid>
-      <w:tr>
-        <w:tc>
-          <w:tcPr>
-            <w:tcW w:type="dxa" w:w="9858"/>
-            <w:shd w:fill="F4F4F4"/>
-            <w:tcMar>
-              <w:top w:w="100" w:type="dxa"/>
-              <w:start w:w="120" w:type="dxa"/>
-              <w:bottom w:w="100" w:type="dxa"/>
-              <w:end w:w="120" w:type="dxa"/>
-            </w:tcMar>
-          </w:tcPr>
-          <w:p>
-            <w:pPr>
-              <w:pStyle w:val="CodeBlock"/>
-            </w:pPr>
-            <w:r>
-              <w:t>npm run check</w:t>
-            </w:r>
-          </w:p>
-        </w:tc>
-      </w:tr>
-    </w:tbl>
-    <w:p/>
-    <w:p>
-      <w:r>
-        <w:t>El comando reúne typecheck, npm test y build según la configuración vigente. GitHub Actions ejecuta npm ci y npm run check en push a main y pull requests.</w:t>
-      </w:r>
-    </w:p>
-    <w:p>
-      <w:pPr>
-        <w:pStyle w:val="Heading1"/>
-      </w:pPr>
-      <w:r>
-        <w:t>4. Evidencia</w:t>
-      </w:r>
-    </w:p>
-    <w:p>
-      <w:pPr>
-        <w:pStyle w:val="ListBullet"/>
-      </w:pPr>
-      <w:r>
-        <w:t>docs/04_calidad_pruebas/Matriz-Pruebas-Localito.md</w:t>
-      </w:r>
-    </w:p>
-    <w:p>
-      <w:pPr>
-        <w:pStyle w:val="ListBullet"/>
-      </w:pPr>
-      <w:r>
-        <w:t>docs/04_calidad_pruebas/Matriz-Regresion-Rediseno.md</w:t>
-      </w:r>
-    </w:p>
-    <w:p>
-      <w:pPr>
-        <w:pStyle w:val="ListBullet"/>
-      </w:pPr>
-      <w:r>
-        <w:t>scripts de prueba en /scripts</w:t>
-      </w:r>
-    </w:p>
-    <w:p>
-      <w:pPr>
-        <w:pStyle w:val="ListBullet"/>
-      </w:pPr>
-      <w:r>
-        <w:t>.github/workflows/ci.yml</w:t>
-      </w:r>
-    </w:p>
-    <w:p>
-      <w:pPr>
-        <w:pStyle w:val="Heading1"/>
-      </w:pPr>
-      <w:r>
-        <w:t>5. Estado de evidencia</w:t>
-      </w:r>
-    </w:p>
-    <w:tbl>
-      <w:tblPr>
-        <w:tblStyle w:val="TableGrid"/>
-        <w:tblW w:type="auto" w:w="0"/>
-        <w:jc w:val="center"/>
-        <w:tblLook w:firstColumn="1" w:firstRow="1" w:lastColumn="0" w:lastRow="0" w:noHBand="0" w:noVBand="1" w:val="04A0"/>
-      </w:tblPr>
-      <w:tblGrid>
-        <w:gridCol w:w="9858"/>
-      </w:tblGrid>
-      <w:tr>
-        <w:tc>
-          <w:tcPr>
-            <w:tcW w:type="dxa" w:w="9858"/>
-            <w:shd w:fill="EAF2F8"/>
-            <w:tcMar>
-              <w:top w:w="100" w:type="dxa"/>
-              <w:start w:w="140" w:type="dxa"/>
-              <w:bottom w:w="100" w:type="dxa"/>
-              <w:end w:w="140" w:type="dxa"/>
-            </w:tcMar>
-          </w:tcPr>
-          <w:p>
-            <w:r>
-              <w:rPr>
-                <w:b/>
-                <w:color w:val="2F5597"/>
-              </w:rPr>
-              <w:t xml:space="preserve">Alcance: </w:t>
-            </w:r>
-            <w:r>
-              <w:t>El repositorio documenta una ejecución local de 65 pruebas junto con typecheck y compilación tras reparaciones de septiembre. Esto no equivale automáticamente a validación de PostgreSQL de producción, dispositivos físicos o usuarios finales.</w:t>
-            </w:r>
-          </w:p>
-        </w:tc>
-      </w:tr>
-    </w:tbl>
-    <w:p/>
-    <w:p>
-      <w:pPr>
-        <w:pStyle w:val="Heading1"/>
-      </w:pPr>
-      <w:r>
-        <w:t>6. Criterio de aceptación de evidencia</w:t>
-      </w:r>
-    </w:p>
-    <w:p>
-      <w:pPr>
-        <w:pStyle w:val="ListBullet"/>
-      </w:pPr>
-      <w:r>
-        <w:t>No declarar producción validada si la prueba fue local.</w:t>
-      </w:r>
-    </w:p>
-    <w:p>
-      <w:pPr>
-        <w:pStyle w:val="ListBullet"/>
-      </w:pPr>
-      <w:r>
-        <w:t>No marcar casos pendientes como aprobados por inferencia.</w:t>
-      </w:r>
-    </w:p>
-    <w:p>
-      <w:pPr>
-        <w:pStyle w:val="ListBullet"/>
-      </w:pPr>
-      <w:r>
-        <w:t>Registrar entorno y limitaciones.</w:t>
-      </w:r>
-    </w:p>
-    <w:p>
-      <w:pPr>
-        <w:pStyle w:val="ListBullet"/>
-      </w:pPr>
-      <w:r>
-        <w:t>Mantener trazabilidad con cambios y documentos afectados.</w:t>
+      <w:bookmarkStart w:id="124" w:name="h124"/>
+      <w:r>
+        <w:t>11 Referencias y evidencia de la versión</w:t>
+      </w:r>
+      <w:bookmarkEnd w:id="124"/>
+    </w:p>
+    <w:p>
+      <w:r>
+        <w:t>Las referencias externas fundamentan conceptos y organización. La descripción específica de Localito procede del repositorio. Se consultaron fuentes públicas el 03 de octubre de 2026. Las fichas públicas ISO se utilizan para alcance y orientación, sin atribuir acceso al texto normativo completo ni conformidad certificada.</w:t>
+      </w:r>
+    </w:p>
+    <w:p>
+      <w:r>
+        <w:t xml:space="preserve">[R22] Node.js. Test runner. </w:t>
+      </w:r>
+      <w:hyperlink r:id="rId11">
+        <w:r>
+          <w:rPr>
+            <w:color w:val="000000"/>
+          </w:rPr>
+          <w:t xml:space="preserve">https://nodejs.org/api/test.html</w:t>
+        </w:r>
+      </w:hyperlink>
+    </w:p>
+    <w:p>
+      <w:r>
+        <w:t xml:space="preserve">[P] Equipo Localito. Repositorio LocalitoSaaS. Commit base 05a6f34b749cdc97dd560d91bb9be057a1197fbf. </w:t>
+      </w:r>
+      <w:hyperlink r:id="rId12">
+        <w:r>
+          <w:rPr>
+            <w:color w:val="000000"/>
+          </w:rPr>
+          <w:t xml:space="preserve">https://github.com/CamiloGonzalezSt/LocalitoSaaS/tree/05a6f34b749cdc97dd560d91bb9be057a1197fbf</w:t>
+        </w:r>
+      </w:hyperlink>
+    </w:p>
+    <w:p>
+      <w:r>
+        <w:t>Fuentes internas revisadas: README.md; package.json y manifests de apps; apps/api/src/server.ts, repository.ts y auth.ts; db/schema.sql; apps/web/src/lib/offline.ts y workspaceCache.ts; docs de requisitos, calidad, operación y Scrum. La revisión es documental y estática. No crea resultados de pruebas funcionales, reuniones ni aceptación de usuario.</w:t>
       </w:r>
     </w:p>
     <w:sectPr>
       <w:headerReference w:type="default" r:id="rId9"/>
       <w:footerReference w:type="default" r:id="rId10"/>
       <w:pgSz w:w="12240" w:h="15840"/>
-      <w:pgMar w:top="1134" w:right="1191" w:bottom="1020" w:left="1191" w:header="720" w:footer="720" w:gutter="0"/>
+      <w:pgMar w:top="1195" w:right="1296" w:bottom="1195" w:left="1296" w:header="518" w:footer="518" w:gutter="0"/>
       <w:cols w:space="720"/>
       <w:docGrid w:linePitch="360"/>
     </w:sectPr>
@@ -921,19 +4227,42 @@
   <w:p>
     <w:pPr>
       <w:pStyle w:val="Footer"/>
-      <w:jc w:val="center"/>
+      <w:jc w:val="right"/>
     </w:pPr>
     <w:r>
       <w:rPr>
-        <w:rFonts w:ascii="Arial" w:hAnsi="Arial"/>
-        <w:color w:val="777777"/>
-        <w:sz w:val="16"/>
-      </w:rPr>
-      <w:t xml:space="preserve">Documento académico y técnico · Actualizado 03-10-2026 · Página </w:t>
+        <w:sz w:val="18"/>
+      </w:rPr>
+      <w:t xml:space="preserve">Página </w:t>
     </w:r>
     <w:r>
+      <w:rPr>
+        <w:sz w:val="18"/>
+      </w:rPr>
       <w:fldChar w:fldCharType="begin"/>
+    </w:r>
+    <w:r>
+      <w:rPr>
+        <w:sz w:val="18"/>
+      </w:rPr>
       <w:instrText xml:space="preserve"> PAGE </w:instrText>
+    </w:r>
+    <w:r>
+      <w:rPr>
+        <w:sz w:val="18"/>
+      </w:rPr>
+      <w:fldChar w:fldCharType="separate"/>
+    </w:r>
+    <w:r>
+      <w:rPr>
+        <w:sz w:val="18"/>
+      </w:rPr>
+      <w:t>1</w:t>
+    </w:r>
+    <w:r>
+      <w:rPr>
+        <w:sz w:val="18"/>
+      </w:rPr>
       <w:fldChar w:fldCharType="end"/>
     </w:r>
   </w:p>
@@ -944,16 +4273,14 @@
 <w:hdr xmlns:m="http://schemas.openxmlformats.org/officeDocument/2006/math" xmlns:mc="http://schemas.openxmlformats.org/markup-compatibility/2006" xmlns:mo="http://schemas.microsoft.com/office/mac/office/2008/main" xmlns:mv="urn:schemas-microsoft-com:mac:vml" xmlns:o="urn:schemas-microsoft-com:office:office" xmlns:r="http://schemas.openxmlformats.org/officeDocument/2006/relationships" xmlns:v="urn:schemas-microsoft-com:vml" xmlns:w10="urn:schemas-microsoft-com:office:word" xmlns:w14="http://schemas.microsoft.com/office/word/2010/wordml" xmlns:w="http://schemas.openxmlformats.org/wordprocessingml/2006/main" xmlns:wne="http://schemas.microsoft.com/office/word/2006/wordml" xmlns:wp14="http://schemas.microsoft.com/office/word/2010/wordprocessingDrawing" xmlns:wp="http://schemas.openxmlformats.org/drawingml/2006/wordprocessingDrawing" xmlns:wpc="http://schemas.microsoft.com/office/word/2010/wordprocessingCanvas" xmlns:wpg="http://schemas.microsoft.com/office/word/2010/wordprocessingGroup" xmlns:wpi="http://schemas.microsoft.com/office/word/2010/wordprocessingInk" xmlns:wps="http://schemas.microsoft.com/office/word/2010/wordprocessingShape" mc:Ignorable="w14 wp14">
   <w:p>
     <w:pPr>
-      <w:pStyle w:val="Header"/>
-      <w:jc w:val="right"/>
+      <w:spacing w:after="0"/>
     </w:pPr>
     <w:r>
       <w:rPr>
-        <w:rFonts w:ascii="Arial" w:hAnsi="Arial"/>
-        <w:color w:val="6B6B6B"/>
+        <w:color w:val="000000"/>
         <w:sz w:val="16"/>
       </w:rPr>
-      <w:t>LOCALITO  |  Capstone 2026  |  Ingeniería en Informática</w:t>
+      <w:t>LOCALITO   |   Plan de pruebas</w:t>
     </w:r>
   </w:p>
 </w:hdr>
@@ -1323,12 +4650,13 @@
     <w:qFormat/>
     <w:rsid w:val="00FC693F"/>
     <w:pPr>
-      <w:spacing w:after="100" w:line="259" w:lineRule="auto"/>
+      <w:widowControl/>
+      <w:spacing w:after="140" w:line="274" w:lineRule="auto"/>
     </w:pPr>
     <w:rPr>
-      <w:rFonts w:ascii="Arial" w:hAnsi="Arial"/>
-      <w:color w:val="1F1F1F"/>
-      <w:sz w:val="21"/>
+      <w:rFonts w:ascii="Calibri" w:hAnsi="Calibri"/>
+      <w:color w:val="000000"/>
+      <w:sz w:val="22"/>
     </w:rPr>
   </w:style>
   <w:style w:type="paragraph" w:styleId="Header">
@@ -1386,15 +4714,15 @@
     <w:pPr>
       <w:keepNext/>
       <w:keepLines/>
-      <w:spacing w:before="200" w:after="100"/>
+      <w:spacing w:before="300" w:after="140"/>
       <w:outlineLvl w:val="0"/>
     </w:pPr>
     <w:rPr>
-      <w:rFonts w:asciiTheme="majorHAnsi" w:eastAsiaTheme="majorEastAsia" w:hAnsiTheme="majorHAnsi" w:cstheme="majorBidi" w:ascii="Arial" w:hAnsi="Arial"/>
+      <w:rFonts w:asciiTheme="majorHAnsi" w:eastAsiaTheme="majorEastAsia" w:hAnsiTheme="majorHAnsi" w:cstheme="majorBidi" w:ascii="Calibri" w:hAnsi="Calibri"/>
       <w:b/>
       <w:bCs/>
-      <w:color w:val="17365D"/>
-      <w:sz w:val="32"/>
+      <w:color w:val="000000"/>
+      <w:sz w:val="30"/>
       <w:szCs w:val="28"/>
     </w:rPr>
   </w:style>
@@ -1410,15 +4738,15 @@
     <w:pPr>
       <w:keepNext/>
       <w:keepLines/>
-      <w:spacing w:before="200" w:after="100"/>
+      <w:spacing w:before="200" w:after="140"/>
       <w:outlineLvl w:val="1"/>
     </w:pPr>
     <w:rPr>
-      <w:rFonts w:asciiTheme="majorHAnsi" w:eastAsiaTheme="majorEastAsia" w:hAnsiTheme="majorHAnsi" w:cstheme="majorBidi" w:ascii="Arial" w:hAnsi="Arial"/>
+      <w:rFonts w:asciiTheme="majorHAnsi" w:eastAsiaTheme="majorEastAsia" w:hAnsiTheme="majorHAnsi" w:cstheme="majorBidi" w:ascii="Calibri" w:hAnsi="Calibri"/>
       <w:b/>
       <w:bCs/>
-      <w:color w:val="2F5597"/>
-      <w:sz w:val="26"/>
+      <w:color w:val="000000"/>
+      <w:sz w:val="24"/>
       <w:szCs w:val="26"/>
     </w:rPr>
   </w:style>
@@ -1434,15 +4762,15 @@
     <w:pPr>
       <w:keepNext/>
       <w:keepLines/>
-      <w:spacing w:before="200" w:after="100"/>
+      <w:spacing w:before="200" w:after="140"/>
       <w:outlineLvl w:val="2"/>
     </w:pPr>
     <w:rPr>
-      <w:rFonts w:asciiTheme="majorHAnsi" w:eastAsiaTheme="majorEastAsia" w:hAnsiTheme="majorHAnsi" w:cstheme="majorBidi" w:ascii="Arial" w:hAnsi="Arial"/>
+      <w:rFonts w:asciiTheme="majorHAnsi" w:eastAsiaTheme="majorEastAsia" w:hAnsiTheme="majorHAnsi" w:cstheme="majorBidi" w:ascii="Calibri" w:hAnsi="Calibri"/>
       <w:b/>
       <w:bCs/>
-      <w:color w:val="2F5597"/>
-      <w:sz w:val="23"/>
+      <w:color w:val="000000"/>
+      <w:sz w:val="22"/>
     </w:rPr>
   </w:style>
   <w:style w:type="paragraph" w:styleId="Heading4">
@@ -1673,19 +5001,17 @@
     <w:qFormat/>
     <w:rsid w:val="00FC693F"/>
     <w:pPr>
-      <w:pBdr>
-        <w:bottom w:val="single" w:sz="8" w:space="4" w:color="4F81BD" w:themeColor="accent1"/>
-      </w:pBdr>
-      <w:spacing w:after="100" w:line="240" w:lineRule="auto" w:before="0"/>
+      <w:keepNext/>
+      <w:spacing w:after="140" w:line="240" w:lineRule="auto" w:before="200"/>
       <w:contextualSpacing/>
     </w:pPr>
     <w:rPr>
-      <w:rFonts w:asciiTheme="majorHAnsi" w:eastAsiaTheme="majorEastAsia" w:hAnsiTheme="majorHAnsi" w:cstheme="majorBidi" w:ascii="Arial" w:hAnsi="Arial"/>
+      <w:rFonts w:asciiTheme="majorHAnsi" w:eastAsiaTheme="majorEastAsia" w:hAnsiTheme="majorHAnsi" w:cstheme="majorBidi" w:ascii="Calibri" w:hAnsi="Calibri"/>
       <w:b/>
-      <w:color w:val="17365D"/>
+      <w:color w:val="000000"/>
       <w:spacing w:val="5"/>
       <w:kern w:val="28"/>
-      <w:sz w:val="48"/>
+      <w:sz w:val="52"/>
       <w:szCs w:val="52"/>
     </w:rPr>
   </w:style>
@@ -1713,15 +5039,18 @@
     <w:qFormat/>
     <w:rsid w:val="00FC693F"/>
     <w:pPr>
+      <w:keepNext/>
       <w:numPr>
         <w:ilvl w:val="1"/>
       </w:numPr>
+      <w:spacing w:before="200" w:after="140"/>
     </w:pPr>
     <w:rPr>
-      <w:rFonts w:asciiTheme="majorHAnsi" w:eastAsiaTheme="majorEastAsia" w:hAnsiTheme="majorHAnsi" w:cstheme="majorBidi"/>
+      <w:rFonts w:asciiTheme="majorHAnsi" w:eastAsiaTheme="majorEastAsia" w:hAnsiTheme="majorHAnsi" w:cstheme="majorBidi" w:ascii="Calibri" w:hAnsi="Calibri"/>
+      <w:b w:val="0"/>
       <w:i/>
       <w:iCs/>
-      <w:color w:val="4F81BD" w:themeColor="accent1"/>
+      <w:color w:val="000000"/>
       <w:spacing w:val="15"/>
       <w:sz w:val="24"/>
       <w:szCs w:val="24"/>
@@ -2123,10 +5452,11 @@
       <w:spacing w:line="240" w:lineRule="auto"/>
     </w:pPr>
     <w:rPr>
+      <w:rFonts w:ascii="Calibri" w:hAnsi="Calibri"/>
       <w:b/>
       <w:bCs/>
-      <w:color w:val="4F81BD" w:themeColor="accent1"/>
-      <w:sz w:val="18"/>
+      <w:color w:val="000000"/>
+      <w:sz w:val="19"/>
       <w:szCs w:val="18"/>
     </w:rPr>
   </w:style>
@@ -2161,9 +5491,6 @@
     <w:qFormat/>
     <w:rsid w:val="00FC693F"/>
     <w:pPr>
-      <w:pBdr>
-        <w:bottom w:val="single" w:sz="4" w:space="4" w:color="4F81BD" w:themeColor="accent1"/>
-      </w:pBdr>
       <w:spacing w:before="200" w:after="280"/>
       <w:ind w:left="936" w:right="936"/>
     </w:pPr>
@@ -13015,14 +16342,44 @@
       </w:tcPr>
     </w:tblStylePr>
   </w:style>
-  <w:style w:type="paragraph" w:customStyle="1" w:styleId="CodeBlock">
-    <w:name w:val="Code Block"/>
+  <w:style w:type="paragraph" w:customStyle="1" w:styleId="TOC1">
+    <w:name w:val="TOC 1"/>
     <w:pPr>
-      <w:spacing w:after="0"/>
-      <w:ind w:left="142" w:right="142"/>
+      <w:tabs>
+        <w:tab w:pos="9648" w:val="right" w:leader="dot"/>
+      </w:tabs>
+      <w:spacing w:after="100" w:line="254" w:lineRule="auto"/>
+      <w:ind w:left="0"/>
     </w:pPr>
     <w:rPr>
-      <w:rFonts w:ascii="Consolas" w:hAnsi="Consolas"/>
+      <w:rFonts w:ascii="Calibri" w:hAnsi="Calibri"/>
+      <w:color w:val="000000"/>
+      <w:sz w:val="21"/>
+    </w:rPr>
+  </w:style>
+  <w:style w:type="paragraph" w:customStyle="1" w:styleId="TOC2">
+    <w:name w:val="TOC 2"/>
+    <w:pPr>
+      <w:tabs>
+        <w:tab w:pos="9648" w:val="right" w:leader="dot"/>
+      </w:tabs>
+      <w:spacing w:after="100" w:line="254" w:lineRule="auto"/>
+      <w:ind w:left="274"/>
+    </w:pPr>
+    <w:rPr>
+      <w:rFonts w:ascii="Calibri" w:hAnsi="Calibri"/>
+      <w:color w:val="000000"/>
+      <w:sz w:val="21"/>
+    </w:rPr>
+  </w:style>
+  <w:style w:type="paragraph" w:customStyle="1" w:styleId="Code">
+    <w:name w:val="Code"/>
+    <w:pPr>
+      <w:widowControl/>
+      <w:spacing w:line="252" w:lineRule="auto" w:after="40" w:before="0"/>
+    </w:pPr>
+    <w:rPr>
+      <w:rFonts w:ascii="DejaVu Sans Mono" w:hAnsi="DejaVu Sans Mono"/>
       <w:sz w:val="17"/>
     </w:rPr>
   </w:style>

--- a/entregables/evaluacion_profesor/Plan_Pruebas_Localito.docx
+++ b/entregables/evaluacion_profesor/Plan_Pruebas_Localito.docx
@@ -65,9 +65,9 @@
     </w:p>
     <w:p>
       <w:r>
-        <w:t>Versión documental revisada</w:t>
+        <w:t>Revisión documental 04 de octubre de 2026</w:t>
         <w:br/>
-        <w:t>Corte del proyecto 03 de octubre de 2026</w:t>
+        <w:t>Estados de Scrum al 03 de octubre de 2026</w:t>
       </w:r>
     </w:p>
     <w:p>
@@ -388,7 +388,7 @@
           <w:rPr>
             <w:color w:val="000000"/>
           </w:rPr>
-          <w:t xml:space="preserve">10 Conclusiones</w:t>
+          <w:t xml:space="preserve">10 Campaña complementaria de integración y validación</w:t>
         </w:r>
       </w:hyperlink>
       <w:r>
@@ -414,12 +414,12 @@
       <w:pPr>
         <w:pStyle w:val="TOC1"/>
       </w:pPr>
-      <w:hyperlink w:anchor="h124">
+      <w:hyperlink w:anchor="h134">
         <w:r>
           <w:rPr>
             <w:color w:val="000000"/>
           </w:rPr>
-          <w:t xml:space="preserve">11 Referencias y evidencia de la versión</w:t>
+          <w:t xml:space="preserve">11 Campaña ejecutada del 04 de octubre</w:t>
         </w:r>
       </w:hyperlink>
       <w:r>
@@ -429,22 +429,84 @@
         <w:fldChar w:fldCharType="begin"/>
       </w:r>
       <w:r>
-        <w:instrText xml:space="preserve"> PAGEREF h124 \h </w:instrText>
+        <w:instrText xml:space="preserve"> PAGEREF h134 \h </w:instrText>
       </w:r>
       <w:r>
         <w:fldChar w:fldCharType="separate"/>
       </w:r>
       <w:r>
-        <w:t>25</w:t>
+        <w:t>28</w:t>
       </w:r>
       <w:r>
         <w:fldChar w:fldCharType="end"/>
       </w:r>
+    </w:p>
+    <w:p>
+      <w:pPr>
+        <w:pStyle w:val="TOC1"/>
+      </w:pPr>
+      <w:hyperlink w:anchor="h135">
+        <w:r>
+          <w:rPr>
+            <w:color w:val="000000"/>
+          </w:rPr>
+          <w:t xml:space="preserve">12 Conclusiones</w:t>
+        </w:r>
+      </w:hyperlink>
+      <w:r>
+        <w:tab/>
+      </w:r>
+      <w:r>
+        <w:fldChar w:fldCharType="begin"/>
+      </w:r>
+      <w:r>
+        <w:instrText xml:space="preserve"> PAGEREF h135 \h </w:instrText>
+      </w:r>
+      <w:r>
+        <w:fldChar w:fldCharType="separate"/>
+      </w:r>
+      <w:r>
+        <w:t>28</w:t>
+      </w:r>
       <w:r>
         <w:fldChar w:fldCharType="end"/>
       </w:r>
     </w:p>
     <w:p>
+      <w:pPr>
+        <w:pStyle w:val="TOC1"/>
+      </w:pPr>
+      <w:hyperlink w:anchor="h136">
+        <w:r>
+          <w:rPr>
+            <w:color w:val="000000"/>
+          </w:rPr>
+          <w:t xml:space="preserve">13 Referencias</w:t>
+        </w:r>
+      </w:hyperlink>
+      <w:r>
+        <w:tab/>
+      </w:r>
+      <w:r>
+        <w:fldChar w:fldCharType="begin"/>
+      </w:r>
+      <w:r>
+        <w:instrText xml:space="preserve"> PAGEREF h136 \h </w:instrText>
+      </w:r>
+      <w:r>
+        <w:fldChar w:fldCharType="separate"/>
+      </w:r>
+      <w:r>
+        <w:t>28</w:t>
+      </w:r>
+      <w:r>
+        <w:fldChar w:fldCharType="end"/>
+      </w:r>
+      <w:r>
+        <w:fldChar w:fldCharType="end"/>
+      </w:r>
+    </w:p>
+    <w:p>
       <w:r>
         <w:br w:type="page"/>
       </w:r>
@@ -461,7 +523,7 @@
     </w:p>
     <w:p>
       <w:r>
-        <w:t>El plan verifica funcionalidades, integridad, permisos, regresión y operación del MVP. La fuente mantiene casos manuales con estados explícitos y pruebas automatizadas en código. Esta versión desarrolla procedimiento, ambiente, criterios de salida y catálogo de casos, conservando pendientes. No registra una nueva ejecución de npm run check ni una aceptación productiva.</w:t>
+        <w:t>El plan verifica funcionalidades, integridad, permisos, regresión y operación del MVP. La fuente mantiene casos manuales con estados explícitos y pruebas automatizadas en código. Esta versión desarrolla procedimiento, ambiente, criterios de salida y catálogo de casos, conservando pendientes. Incluye una campaña adicional del 04 de octubre: tipos y build aprobados, 78 pruebas automatizadas y 12 casos HTTP locales aprobados. El comando agregado npm run check se bloqueó en el lanzador; el Informe de verificación explica la ejecución alternativa y sus límites.</w:t>
       </w:r>
     </w:p>
     <w:p>
@@ -476,7 +538,7 @@
     </w:p>
     <w:p>
       <w:r>
-        <w:t>La evaluación requiere relacionar requisitos y resultados. Se prueba venta y efecto sobre stock; fiado y saldo; compra y recepción; permisos y aislamiento. Los tipos, build y pruebas de lógica detectan errores distintos. Node proporciona el ejecutor de pruebas utilizado por el proyecto [R22], sin que su existencia acredite cobertura suficiente.</w:t>
+        <w:t>La evaluación requiere relacionar requisitos y resultados. Se prueba venta y efecto sobre stock; fiado y saldo; compra y recepción; permisos y aislamiento. Los tipos, build y pruebas de lógica detectan errores distintos. Node proporciona el ejecutor de pruebas utilizado por el proyecto (Node.js, s. f.), sin que su existencia acredite cobertura suficiente.</w:t>
       </w:r>
     </w:p>
     <w:p>
@@ -496,7 +558,7 @@
     </w:p>
     <w:p>
       <w:r>
-        <w:t>Una prueba MemoryRepository no verifica locks ni concurrencia SQL. La presencia de una prueba automatizada en el repositorio no significa que se ejecutó en este turno. Los registros históricos se describen como históricos y los estados manuales se mantienen según su matriz.</w:t>
+        <w:t>Una prueba MemoryRepository no verifica locks ni concurrencia SQL. La ejecución actual se acredita únicamente mediante el TAP y los resultados HTTP identificados en el Informe de verificación. Los registros históricos se describen como históricos y los estados manuales se mantienen según su matriz.</w:t>
       </w:r>
     </w:p>
     <w:p>
@@ -587,7 +649,7 @@
     </w:p>
     <w:p>
       <w:r>
-        <w:t>Cada caso conserva el estado original. Para ejecutarlo se deben completar precondiciones específicas y registrar ambiente, commit, estado anterior y posterior y evidencia. Esta revisión no ejecutó los casos. Las diferencias de puertos o rutas de las instrucciones históricas se ajustan al ambiente auditado antes de la campaña; Vite utiliza 5173 por defecto.</w:t>
+        <w:t>Cada caso conserva el estado original. Para ejecutarlo se deben completar precondiciones específicas y registrar ambiente, commit, estado anterior y posterior y evidencia. La nueva campaña AUT/HTTP se registra por separado; no se atribuye a los CP manuales una ejecución que no se realizó. Las diferencias de puertos o rutas de las instrucciones históricas se ajustan al ambiente auditado antes de la campaña; Vite utiliza 5173 por defecto.</w:t>
       </w:r>
     </w:p>
     <w:p>
@@ -4155,35 +4217,404 @@
       </w:pPr>
       <w:bookmarkStart w:id="123" w:name="h123"/>
       <w:r>
-        <w:t>10 Conclusiones</w:t>
+        <w:t>10 Campaña complementaria de integración y validación</w:t>
       </w:r>
       <w:bookmarkEnd w:id="123"/>
     </w:p>
     <w:p>
       <w:r>
-        <w:t>El plan permite repetir comprobaciones y sostener aceptación por requisito. La entrega mejora la descripción de casos y conserva sus estados. La validación documental de este paquete no debe confundirse con una nueva campaña funcional del software.</w:t>
+        <w:t>Todos los casos siguientes están pendientes de ejecución. Deben conservar fecha, commit, configuración, ejecutor, datos iniciales, resultado real, evidencia y limpieza. Se usan ambientes y datos aislados.</w:t>
+      </w:r>
+    </w:p>
+    <w:p>
+      <w:pPr>
+        <w:pStyle w:val="Heading3"/>
+      </w:pPr>
+      <w:bookmarkStart w:id="124" w:name="h124"/>
+      <w:r>
+        <w:t>10.1 CP 114 Concurrencia por última unidad</w:t>
+      </w:r>
+      <w:bookmarkEnd w:id="124"/>
+    </w:p>
+    <w:p>
+      <w:r>
+        <w:t>Precondiciones. PostgreSQL de prueba, dos sesiones de venta y producto con stock uno.</w:t>
+      </w:r>
+    </w:p>
+    <w:p>
+      <w:r>
+        <w:t>Procedimiento. Enviar dos ventas de una unidad a la vez, con claves distintas; repetir al menos veinte veces reiniciando el dato controlado.</w:t>
+      </w:r>
+    </w:p>
+    <w:p>
+      <w:r>
+        <w:t>Resultado esperado. Una venta confirmada y otra rechazada; stock cero, sin negativos ni doble descuento.</w:t>
+      </w:r>
+    </w:p>
+    <w:p>
+      <w:r>
+        <w:t>Estado. Pendiente. Resultado obtenido: por registrar. Evidencia: por adjuntar. Restaurar el dato de prueba o destruir el ambiente aislado al finalizar.</w:t>
+      </w:r>
+    </w:p>
+    <w:p>
+      <w:pPr>
+        <w:pStyle w:val="Heading3"/>
+      </w:pPr>
+      <w:bookmarkStart w:id="125" w:name="h125"/>
+      <w:r>
+        <w:t>10.2 CP 115 Idempotencia concurrente</w:t>
+      </w:r>
+      <w:bookmarkEnd w:id="125"/>
+    </w:p>
+    <w:p>
+      <w:r>
+        <w:t>Precondiciones. PostgreSQL aislado y ticket válido con clave única de campaña.</w:t>
+      </w:r>
+    </w:p>
+    <w:p>
+      <w:r>
+        <w:t>Procedimiento. Enviar diez solicitudes simultáneas con la misma clave; consultar ventas y movimientos por la operación.</w:t>
+      </w:r>
+    </w:p>
+    <w:p>
+      <w:r>
+        <w:t>Resultado esperado. Una sola venta y un solo conjunto de efectos; las respuestas se relacionan con la misma operación o con un conflicto controlado recuperable.</w:t>
+      </w:r>
+    </w:p>
+    <w:p>
+      <w:r>
+        <w:t>Estado. Pendiente. Resultado obtenido: por registrar. Evidencia: por adjuntar. Restaurar el dato de prueba o destruir el ambiente aislado al finalizar.</w:t>
+      </w:r>
+    </w:p>
+    <w:p>
+      <w:pPr>
+        <w:pStyle w:val="Heading3"/>
+      </w:pPr>
+      <w:bookmarkStart w:id="126" w:name="h126"/>
+      <w:r>
+        <w:t>10.3 CP 116 Rollback de venta inválida</w:t>
+      </w:r>
+      <w:bookmarkEnd w:id="126"/>
+    </w:p>
+    <w:p>
+      <w:r>
+        <w:t>Precondiciones. Dos productos: uno suficiente y otro sin stock.</w:t>
+      </w:r>
+    </w:p>
+    <w:p>
+      <w:r>
+        <w:t>Procedimiento. Confirmar un ticket que incluya ambos; comparar stock, deuda, caja y ventas antes y después.</w:t>
+      </w:r>
+    </w:p>
+    <w:p>
+      <w:r>
+        <w:t>Resultado esperado. Rechazo completo y ningún efecto parcial en tablas persistentes.</w:t>
+      </w:r>
+    </w:p>
+    <w:p>
+      <w:r>
+        <w:t>Estado. Pendiente. Resultado obtenido: por registrar. Evidencia: por adjuntar. Restaurar el dato de prueba o destruir el ambiente aislado al finalizar.</w:t>
+      </w:r>
+    </w:p>
+    <w:p>
+      <w:pPr>
+        <w:pStyle w:val="Heading3"/>
+      </w:pPr>
+      <w:bookmarkStart w:id="127" w:name="h127"/>
+      <w:r>
+        <w:t>10.4 CP 117 Aislamiento persistente</w:t>
+      </w:r>
+      <w:bookmarkEnd w:id="127"/>
+    </w:p>
+    <w:p>
+      <w:r>
+        <w:t>Precondiciones. Dos negocios con dueños y productos propios en PostgreSQL.</w:t>
+      </w:r>
+    </w:p>
+    <w:p>
+      <w:r>
+        <w:t>Procedimiento. Con token A consultar y modificar identificadores de B; cambiar cabecera de negocio y probar venta con producto ajeno.</w:t>
+      </w:r>
+    </w:p>
+    <w:p>
+      <w:r>
+        <w:t>Resultado esperado. Ningún dato de B expuesto o cambiado; rechazo sin efectos y registros atribuibles al negocio correcto.</w:t>
+      </w:r>
+    </w:p>
+    <w:p>
+      <w:r>
+        <w:t>Estado. Pendiente. Resultado obtenido: por registrar. Evidencia: por adjuntar. Restaurar el dato de prueba o destruir el ambiente aislado al finalizar.</w:t>
+      </w:r>
+    </w:p>
+    <w:p>
+      <w:pPr>
+        <w:pStyle w:val="Heading3"/>
+      </w:pPr>
+      <w:bookmarkStart w:id="128" w:name="h128"/>
+      <w:r>
+        <w:t>10.5 CP 118 Respaldo y restauración</w:t>
+      </w:r>
+      <w:bookmarkEnd w:id="128"/>
+    </w:p>
+    <w:p>
+      <w:r>
+        <w:t>Precondiciones. Base de prueba con ventas, abonos y compras; destino nuevo vacío.</w:t>
+      </w:r>
+    </w:p>
+    <w:p>
+      <w:r>
+        <w:t>Procedimiento. Generar pg_dump, registrar hora y hash; restaurar en destino aislado; comparar conteos, sumas, claves y operaciones de lectura.</w:t>
+      </w:r>
+    </w:p>
+    <w:p>
+      <w:r>
+        <w:t>Resultado esperado. Restauración completa y coherente; medir duración y pérdida temporal respecto al respaldo. Comparar con RTO/RPO acordados, sin inventar aprobación.</w:t>
+      </w:r>
+    </w:p>
+    <w:p>
+      <w:r>
+        <w:t>Estado. Pendiente. Resultado obtenido: por registrar. Evidencia: por adjuntar. Restaurar el dato de prueba o destruir el ambiente aislado al finalizar.</w:t>
+      </w:r>
+    </w:p>
+    <w:p>
+      <w:pPr>
+        <w:pStyle w:val="Heading3"/>
+      </w:pPr>
+      <w:bookmarkStart w:id="129" w:name="h129"/>
+      <w:r>
+        <w:t>10.6 CP 119 Respuesta perdida tras confirmar</w:t>
+      </w:r>
+      <w:bookmarkEnd w:id="129"/>
+    </w:p>
+    <w:p>
+      <w:r>
+        <w:t>Precondiciones. Ambiente de prueba y mecanismo controlado para cortar la respuesta sin cancelar el commit.</w:t>
+      </w:r>
+    </w:p>
+    <w:p>
+      <w:r>
+        <w:t>Procedimiento. Confirmar una venta, interrumpir recepción de respuesta y reintentar con la misma clave; consultar estado definitivo.</w:t>
+      </w:r>
+    </w:p>
+    <w:p>
+      <w:r>
+        <w:t>Resultado esperado. Una operación, stock descontado una vez y recuperación visible para el usuario.</w:t>
+      </w:r>
+    </w:p>
+    <w:p>
+      <w:r>
+        <w:t>Estado. Pendiente. Resultado obtenido: por registrar. Evidencia: por adjuntar. Restaurar el dato de prueba o destruir el ambiente aislado al finalizar.</w:t>
+      </w:r>
+    </w:p>
+    <w:p>
+      <w:pPr>
+        <w:pStyle w:val="Heading3"/>
+      </w:pPr>
+      <w:bookmarkStart w:id="130" w:name="h130"/>
+      <w:r>
+        <w:t>10.7 CP 120 Precio cambiado durante cola offline</w:t>
+      </w:r>
+      <w:bookmarkEnd w:id="130"/>
+    </w:p>
+    <w:p>
+      <w:r>
+        <w:t>Precondiciones. Ticket local pendiente y dueño con capacidad de cambiar el catálogo.</w:t>
+      </w:r>
+    </w:p>
+    <w:p>
+      <w:r>
+        <w:t>Procedimiento. Crear ticket sin red, cambiar precio o stock desde otra sesión y volver a conectar; registrar propuesta y decisión del servidor.</w:t>
+      </w:r>
+    </w:p>
+    <w:p>
+      <w:r>
+        <w:t>Resultado esperado. Aplicación explícita de reglas vigentes, sin precio obsoleto aceptado silenciosamente ni doble venta.</w:t>
+      </w:r>
+    </w:p>
+    <w:p>
+      <w:r>
+        <w:t>Estado. Pendiente. Resultado obtenido: por registrar. Evidencia: por adjuntar. Restaurar el dato de prueba o destruir el ambiente aislado al finalizar.</w:t>
+      </w:r>
+    </w:p>
+    <w:p>
+      <w:pPr>
+        <w:pStyle w:val="Heading3"/>
+      </w:pPr>
+      <w:bookmarkStart w:id="131" w:name="h131"/>
+      <w:r>
+        <w:t>10.8 CP 121 Cámara e instalación móvil</w:t>
+      </w:r>
+      <w:bookmarkEnd w:id="131"/>
+    </w:p>
+    <w:p>
+      <w:r>
+        <w:t>Precondiciones. Un equipo iOS y uno Android físicos, HTTPS y catálogo sintético.</w:t>
+      </w:r>
+    </w:p>
+    <w:p>
+      <w:r>
+        <w:t>Procedimiento. Anotar modelo y versión; abrir e instalar PWA; permitir y denegar cámara, buscar código y fotografiar producto; repetir tras reabrir.</w:t>
+      </w:r>
+    </w:p>
+    <w:p>
+      <w:r>
+        <w:t>Resultado esperado. Flujo usable, errores comprensibles y alternativa manual; documentar diferencias de plataforma, sin extrapolar a todos los equipos.</w:t>
+      </w:r>
+    </w:p>
+    <w:p>
+      <w:r>
+        <w:t>Estado. Pendiente. Resultado obtenido: por registrar. Evidencia: por adjuntar. Restaurar el dato de prueba o destruir el ambiente aislado al finalizar.</w:t>
+      </w:r>
+    </w:p>
+    <w:p>
+      <w:pPr>
+        <w:pStyle w:val="Heading3"/>
+      </w:pPr>
+      <w:bookmarkStart w:id="132" w:name="h132"/>
+      <w:r>
+        <w:t>10.9 CP 122 Tareas con comerciantes</w:t>
+      </w:r>
+      <w:bookmarkEnd w:id="132"/>
+    </w:p>
+    <w:p>
+      <w:r>
+        <w:t>Precondiciones. Consentimiento informado, catálogo de prueba e instrumentos UAT01–07.</w:t>
+      </w:r>
+    </w:p>
+    <w:p>
+      <w:r>
+        <w:t>Procedimiento. Aplicar las tareas sin enseñar previamente la respuesta; registrar finalización, ayuda, errores, tiempo y comentarios según el protocolo.</w:t>
+      </w:r>
+    </w:p>
+    <w:p>
+      <w:r>
+        <w:t>Resultado esperado. Resultados observados y anonimizados; aceptación solo según criterios previamente acordados, no por una opinión favorable aislada.</w:t>
+      </w:r>
+    </w:p>
+    <w:p>
+      <w:r>
+        <w:t>Estado. Pendiente. Resultado obtenido: por registrar. Evidencia: por adjuntar. Restaurar el dato de prueba o destruir el ambiente aislado al finalizar.</w:t>
+      </w:r>
+    </w:p>
+    <w:p>
+      <w:pPr>
+        <w:pStyle w:val="Heading3"/>
+      </w:pPr>
+      <w:bookmarkStart w:id="133" w:name="h133"/>
+      <w:r>
+        <w:t>10.10 CP 123 Carga y latencia</w:t>
+      </w:r>
+      <w:bookmarkEnd w:id="133"/>
+    </w:p>
+    <w:p>
+      <w:r>
+        <w:t>Precondiciones. PostgreSQL de prueba, 1.000 productos sintéticos y 10 usuarios concurrentes; objetivo propuesto p95 menor a 2 s.</w:t>
+      </w:r>
+    </w:p>
+    <w:p>
+      <w:r>
+        <w:t>Procedimiento. Separar calentamiento de diez minutos medidos; combinar consultas y ventas válidas, registrar latencias, errores y stock; repetir tres veces.</w:t>
+      </w:r>
+    </w:p>
+    <w:p>
+      <w:r>
+        <w:t>Resultado esperado. Sin errores de integridad; informar p50, p95, p99, tasa de errores y recursos. El umbral requiere acuerdo antes de marcar aprobación.</w:t>
+      </w:r>
+    </w:p>
+    <w:p>
+      <w:r>
+        <w:t>Estado. Pendiente. Resultado obtenido: por registrar. Evidencia: por adjuntar. Restaurar el dato de prueba o destruir el ambiente aislado al finalizar.</w:t>
       </w:r>
     </w:p>
     <w:p>
       <w:pPr>
         <w:pStyle w:val="Heading1"/>
       </w:pPr>
-      <w:bookmarkStart w:id="124" w:name="h124"/>
-      <w:r>
-        <w:t>11 Referencias y evidencia de la versión</w:t>
-      </w:r>
-      <w:bookmarkEnd w:id="124"/>
-    </w:p>
-    <w:p>
-      <w:r>
-        <w:t>Las referencias externas fundamentan conceptos y organización. La descripción específica de Localito procede del repositorio. Se consultaron fuentes públicas el 03 de octubre de 2026. Las fichas públicas ISO se utilizan para alcance y orientación, sin atribuir acceso al texto normativo completo ni conformidad certificada.</w:t>
-      </w:r>
-    </w:p>
-    <w:p>
-      <w:r>
-        <w:t xml:space="preserve">[R22] Node.js. Test runner. </w:t>
+      <w:bookmarkStart w:id="134" w:name="h134"/>
+      <w:r>
+        <w:t>11 Campaña ejecutada del 04 de octubre</w:t>
+      </w:r>
+      <w:bookmarkEnd w:id="134"/>
+    </w:p>
+    <w:p>
+      <w:r>
+        <w:t>El Informe de verificación conserva el detalle reproducible de 78 pruebas automatizadas y 12 casos HTTP aprobados. La Matriz de trazabilidad relaciona esas comprobaciones con los RF y HU. La campaña utiliza memoria y dobles de servicios; no cierra los CP persistentes ni la aceptación de usuarios.</w:t>
+      </w:r>
+    </w:p>
+    <w:p>
+      <w:pPr>
+        <w:pStyle w:val="Heading1"/>
+      </w:pPr>
+      <w:bookmarkStart w:id="135" w:name="h135"/>
+      <w:r>
+        <w:t>12 Conclusiones</w:t>
+      </w:r>
+      <w:bookmarkEnd w:id="135"/>
+    </w:p>
+    <w:p>
+      <w:r>
+        <w:t>El plan permite repetir comprobaciones y sostener aceptación por requisito. La entrega mejora la descripción de casos y conserva sus estados. La campaña AUT/HTTP aporta evidencia ejecutada sobre reglas e integración local; los casos manuales y persistentes mantienen sus estados específicos.</w:t>
+      </w:r>
+    </w:p>
+    <w:p>
+      <w:pPr>
+        <w:pStyle w:val="Heading1"/>
+      </w:pPr>
+      <w:bookmarkStart w:id="136" w:name="h136"/>
+      <w:r>
+        <w:t>13 Referencias</w:t>
+      </w:r>
+      <w:bookmarkEnd w:id="136"/>
+    </w:p>
+    <w:p>
+      <w:r>
+        <w:t>La evidencia del proyecto corresponde a la revisión versionada del repositorio (Equipo Localito, 2026). Las normas se consultaron mediante sus resúmenes públicos; no se declara certificación. Las fuentes web fueron consultadas durante esta revisión, del 03 al 04 de octubre de 2026.</w:t>
+      </w:r>
+    </w:p>
+    <w:p>
+      <w:pPr>
+        <w:keepLines/>
+        <w:ind w:left="432" w:hanging="432"/>
+      </w:pPr>
+      <w:r>
+        <w:t xml:space="preserve">Equipo Localito (2026). </w:t>
+      </w:r>
+      <w:r>
+        <w:rPr>
+          <w:i/>
+        </w:rPr>
+        <w:t>LocalitoSaaS [Código y documentación, commit ddb9956cf35cfb2035f62528299fd6bb2c9b7d5c]</w:t>
+      </w:r>
+      <w:r>
+        <w:t xml:space="preserve">. </w:t>
       </w:r>
       <w:hyperlink r:id="rId11">
+        <w:r>
+          <w:rPr>
+            <w:color w:val="000000"/>
+          </w:rPr>
+          <w:t xml:space="preserve">https://github.com/CamiloGonzalezSt/LocalitoSaaS/tree/ddb9956cf35cfb2035f62528299fd6bb2c9b7d5c</w:t>
+        </w:r>
+      </w:hyperlink>
+    </w:p>
+    <w:p>
+      <w:pPr>
+        <w:keepLines/>
+        <w:ind w:left="432" w:hanging="432"/>
+      </w:pPr>
+      <w:r>
+        <w:t xml:space="preserve">Node.js (s. f.). </w:t>
+      </w:r>
+      <w:r>
+        <w:rPr>
+          <w:i/>
+        </w:rPr>
+        <w:t>Test runner</w:t>
+      </w:r>
+      <w:r>
+        <w:t xml:space="preserve">. </w:t>
+      </w:r>
+      <w:hyperlink r:id="rId12">
         <w:r>
           <w:rPr>
             <w:color w:val="000000"/>
@@ -4191,24 +4622,6 @@
           <w:t xml:space="preserve">https://nodejs.org/api/test.html</w:t>
         </w:r>
       </w:hyperlink>
-    </w:p>
-    <w:p>
-      <w:r>
-        <w:t xml:space="preserve">[P] Equipo Localito. Repositorio LocalitoSaaS. Commit base 05a6f34b749cdc97dd560d91bb9be057a1197fbf. </w:t>
-      </w:r>
-      <w:hyperlink r:id="rId12">
-        <w:r>
-          <w:rPr>
-            <w:color w:val="000000"/>
-          </w:rPr>
-          <w:t xml:space="preserve">https://github.com/CamiloGonzalezSt/LocalitoSaaS/tree/05a6f34b749cdc97dd560d91bb9be057a1197fbf</w:t>
-        </w:r>
-      </w:hyperlink>
-    </w:p>
-    <w:p>
-      <w:r>
-        <w:t>Fuentes internas revisadas: README.md; package.json y manifests de apps; apps/api/src/server.ts, repository.ts y auth.ts; db/schema.sql; apps/web/src/lib/offline.ts y workspaceCache.ts; docs de requisitos, calidad, operación y Scrum. La revisión es documental y estática. No crea resultados de pruebas funcionales, reuniones ni aceptación de usuario.</w:t>
-      </w:r>
     </w:p>
     <w:sectPr>
       <w:headerReference w:type="default" r:id="rId9"/>
